--- a/Use_cases_1_2_ODY_v0.3.docx
+++ b/Use_cases_1_2_ODY_v0.3.docx
@@ -315,7 +315,50 @@
           <w:szCs w:val="28"/>
           <w:lang w:val="el-GR"/>
         </w:rPr>
-        <w:t>από την βάση.</w:t>
+        <w:t>από την βάση</w:t>
+      </w:r>
+      <w:r>
+        <w:rPr>
+          <w:sz w:val="28"/>
+          <w:szCs w:val="28"/>
+          <w:lang w:val="el-GR"/>
+        </w:rPr>
+        <w:t xml:space="preserve"> </w:t>
+      </w:r>
+      <w:r>
+        <w:rPr>
+          <w:sz w:val="28"/>
+          <w:szCs w:val="28"/>
+          <w:highlight w:val="red"/>
+          <w:lang w:val="el-GR"/>
+        </w:rPr>
+        <w:t>και πιστοποιεί τον χρήστη</w:t>
+      </w:r>
+      <w:r>
+        <w:rPr>
+          <w:sz w:val="28"/>
+          <w:szCs w:val="28"/>
+          <w:highlight w:val="red"/>
+          <w:lang w:val="el-GR"/>
+        </w:rPr>
+        <w:t xml:space="preserve"> </w:t>
+      </w:r>
+      <w:r>
+        <w:rPr>
+          <w:sz w:val="28"/>
+          <w:szCs w:val="28"/>
+          <w:highlight w:val="red"/>
+          <w:lang w:val="el-GR"/>
+        </w:rPr>
+        <w:t>προσθέτοντας τον στην λίστα των επιβεβαιωμένων χρηστών</w:t>
+      </w:r>
+      <w:r>
+        <w:rPr>
+          <w:sz w:val="28"/>
+          <w:szCs w:val="28"/>
+          <w:lang w:val="el-GR"/>
+        </w:rPr>
+        <w:t>.</w:t>
       </w:r>
     </w:p>
     <w:p>
@@ -1840,15 +1883,49 @@
           <w:szCs w:val="28"/>
           <w:lang w:val="el-GR"/>
         </w:rPr>
-        <w:t xml:space="preserve">είναι λανθασμένα </w:t>
-      </w:r>
-      <w:r>
-        <w:rPr>
-          <w:sz w:val="28"/>
-          <w:szCs w:val="28"/>
-          <w:lang w:val="el-GR"/>
-        </w:rPr>
-        <w:t>και δεν επιτρέπει την σύνδεση του</w:t>
+        <w:t>είναι λανθασμένα</w:t>
+      </w:r>
+      <w:r>
+        <w:rPr>
+          <w:sz w:val="28"/>
+          <w:szCs w:val="28"/>
+          <w:lang w:val="el-GR"/>
+        </w:rPr>
+        <w:t xml:space="preserve">, </w:t>
+      </w:r>
+      <w:r>
+        <w:rPr>
+          <w:sz w:val="28"/>
+          <w:szCs w:val="28"/>
+          <w:lang w:val="el-GR"/>
+        </w:rPr>
+        <w:t>δεν επιτρέπει την σύνδεση του</w:t>
+      </w:r>
+      <w:r>
+        <w:rPr>
+          <w:sz w:val="28"/>
+          <w:szCs w:val="28"/>
+          <w:lang w:val="el-GR"/>
+        </w:rPr>
+        <w:t xml:space="preserve">, </w:t>
+      </w:r>
+      <w:r>
+        <w:rPr>
+          <w:sz w:val="28"/>
+          <w:szCs w:val="28"/>
+          <w:highlight w:val="red"/>
+          <w:lang w:val="el-GR"/>
+        </w:rPr>
+        <w:t xml:space="preserve">δεν </w:t>
+      </w:r>
+      <w:r>
+        <w:rPr>
+          <w:sz w:val="28"/>
+          <w:szCs w:val="28"/>
+          <w:highlight w:val="red"/>
+          <w:lang w:val="el-GR"/>
+        </w:rPr>
+        <w:t>πιστοποιεί τον χρήστη</w:t>
       </w:r>
       <w:r>
         <w:rPr>
@@ -1864,7 +1941,23 @@
           <w:szCs w:val="28"/>
           <w:lang w:val="el-GR"/>
         </w:rPr>
-        <w:t xml:space="preserve"> προτρέποντας τον έλεγχο ορθότητάς τους</w:t>
+        <w:t xml:space="preserve"> προτρέποντας</w:t>
+      </w:r>
+      <w:r>
+        <w:rPr>
+          <w:sz w:val="28"/>
+          <w:szCs w:val="28"/>
+          <w:lang w:val="el-GR"/>
+        </w:rPr>
+        <w:t xml:space="preserve"> έτσι</w:t>
+      </w:r>
+      <w:r>
+        <w:rPr>
+          <w:sz w:val="28"/>
+          <w:szCs w:val="28"/>
+          <w:lang w:val="el-GR"/>
+        </w:rPr>
+        <w:t xml:space="preserve"> τον έλεγχο ορθότητάς τους</w:t>
       </w:r>
       <w:r>
         <w:rPr>
@@ -2370,6 +2463,7 @@
           <w:szCs w:val="28"/>
           <w:lang w:val="el-GR"/>
         </w:rPr>
+        <w:lastRenderedPageBreak/>
         <w:t>2.β.</w:t>
       </w:r>
       <w:r>
@@ -2961,9 +3055,237 @@
         <w:rPr>
           <w:sz w:val="28"/>
           <w:szCs w:val="28"/>
-          <w:lang w:val="el-GR"/>
-        </w:rPr>
-      </w:pPr>
+          <w:highlight w:val="red"/>
+          <w:u w:val="single"/>
+        </w:rPr>
+      </w:pPr>
+      <w:r>
+        <w:rPr>
+          <w:sz w:val="28"/>
+          <w:szCs w:val="28"/>
+          <w:highlight w:val="red"/>
+          <w:u w:val="single"/>
+          <w:lang w:val="el-GR"/>
+        </w:rPr>
+        <w:t xml:space="preserve">Εναλλακτική Ροή </w:t>
+      </w:r>
+      <w:r>
+        <w:rPr>
+          <w:sz w:val="28"/>
+          <w:szCs w:val="28"/>
+          <w:highlight w:val="red"/>
+          <w:u w:val="single"/>
+        </w:rPr>
+        <w:t>5</w:t>
+      </w:r>
+      <w:r>
+        <w:rPr>
+          <w:sz w:val="28"/>
+          <w:szCs w:val="28"/>
+          <w:highlight w:val="red"/>
+          <w:u w:val="single"/>
+          <w:lang w:val="el-GR"/>
+        </w:rPr>
+        <w:t>:</w:t>
+      </w:r>
+    </w:p>
+    <w:p>
+      <w:pPr>
+        <w:pBdr>
+          <w:bottom w:val="single" w:sz="6" w:space="1" w:color="auto"/>
+        </w:pBdr>
+        <w:rPr>
+          <w:sz w:val="28"/>
+          <w:szCs w:val="28"/>
+          <w:highlight w:val="red"/>
+          <w:lang w:val="el-GR"/>
+        </w:rPr>
+      </w:pPr>
+      <w:r>
+        <w:rPr>
+          <w:sz w:val="28"/>
+          <w:szCs w:val="28"/>
+          <w:highlight w:val="red"/>
+          <w:lang w:val="el-GR"/>
+        </w:rPr>
+        <w:t xml:space="preserve">3.α.1. Ο χρήστης επιλέγει </w:t>
+      </w:r>
+      <w:r>
+        <w:rPr>
+          <w:sz w:val="28"/>
+          <w:szCs w:val="28"/>
+          <w:highlight w:val="red"/>
+          <w:lang w:val="el-GR"/>
+        </w:rPr>
+        <w:t xml:space="preserve">να κάνει </w:t>
+      </w:r>
+      <w:r>
+        <w:rPr>
+          <w:sz w:val="28"/>
+          <w:szCs w:val="28"/>
+          <w:highlight w:val="red"/>
+        </w:rPr>
+        <w:t>log</w:t>
+      </w:r>
+      <w:r>
+        <w:rPr>
+          <w:sz w:val="28"/>
+          <w:szCs w:val="28"/>
+          <w:highlight w:val="red"/>
+          <w:lang w:val="el-GR"/>
+        </w:rPr>
+        <w:t xml:space="preserve"> </w:t>
+      </w:r>
+      <w:r>
+        <w:rPr>
+          <w:sz w:val="28"/>
+          <w:szCs w:val="28"/>
+          <w:highlight w:val="red"/>
+        </w:rPr>
+        <w:t>out</w:t>
+      </w:r>
+      <w:r>
+        <w:rPr>
+          <w:sz w:val="28"/>
+          <w:szCs w:val="28"/>
+          <w:highlight w:val="red"/>
+          <w:lang w:val="el-GR"/>
+        </w:rPr>
+        <w:t xml:space="preserve"> από την εφαρμογή</w:t>
+      </w:r>
+      <w:r>
+        <w:rPr>
+          <w:sz w:val="28"/>
+          <w:szCs w:val="28"/>
+          <w:highlight w:val="red"/>
+          <w:lang w:val="el-GR"/>
+        </w:rPr>
+        <w:t>.</w:t>
+      </w:r>
+    </w:p>
+    <w:p>
+      <w:pPr>
+        <w:pBdr>
+          <w:bottom w:val="single" w:sz="6" w:space="1" w:color="auto"/>
+        </w:pBdr>
+        <w:rPr>
+          <w:sz w:val="28"/>
+          <w:szCs w:val="28"/>
+          <w:highlight w:val="red"/>
+          <w:lang w:val="el-GR"/>
+        </w:rPr>
+      </w:pPr>
+      <w:r>
+        <w:rPr>
+          <w:sz w:val="28"/>
+          <w:szCs w:val="28"/>
+          <w:highlight w:val="red"/>
+          <w:lang w:val="el-GR"/>
+        </w:rPr>
+        <w:t xml:space="preserve">3.α.2. Το σύστημα </w:t>
+      </w:r>
+      <w:r>
+        <w:rPr>
+          <w:sz w:val="28"/>
+          <w:szCs w:val="28"/>
+          <w:highlight w:val="red"/>
+          <w:lang w:val="el-GR"/>
+        </w:rPr>
+        <w:t xml:space="preserve">καταργεί τον χρήστη από την </w:t>
+      </w:r>
+      <w:r>
+        <w:rPr>
+          <w:sz w:val="28"/>
+          <w:szCs w:val="28"/>
+          <w:highlight w:val="red"/>
+          <w:lang w:val="el-GR"/>
+        </w:rPr>
+        <w:t>λίστα των επιβεβαιωμένων χρηστών</w:t>
+      </w:r>
+      <w:r>
+        <w:rPr>
+          <w:sz w:val="28"/>
+          <w:szCs w:val="28"/>
+          <w:highlight w:val="red"/>
+          <w:lang w:val="el-GR"/>
+        </w:rPr>
+        <w:t xml:space="preserve"> και ανακατευθύνει τον χρήστη στην σελίδα σύνδεσης.</w:t>
+      </w:r>
+    </w:p>
+    <w:p>
+      <w:pPr>
+        <w:pBdr>
+          <w:bottom w:val="single" w:sz="6" w:space="1" w:color="auto"/>
+        </w:pBdr>
+        <w:rPr>
+          <w:sz w:val="28"/>
+          <w:szCs w:val="28"/>
+          <w:lang w:val="el-GR"/>
+        </w:rPr>
+      </w:pPr>
+      <w:r>
+        <w:rPr>
+          <w:sz w:val="28"/>
+          <w:szCs w:val="28"/>
+          <w:highlight w:val="red"/>
+          <w:lang w:val="el-GR"/>
+        </w:rPr>
+        <w:t>3.α.</w:t>
+      </w:r>
+      <w:r>
+        <w:rPr>
+          <w:sz w:val="28"/>
+          <w:szCs w:val="28"/>
+          <w:highlight w:val="red"/>
+          <w:lang w:val="el-GR"/>
+        </w:rPr>
+        <w:t>3</w:t>
+      </w:r>
+      <w:r>
+        <w:rPr>
+          <w:sz w:val="28"/>
+          <w:szCs w:val="28"/>
+          <w:highlight w:val="red"/>
+          <w:lang w:val="el-GR"/>
+        </w:rPr>
+        <w:t>.</w:t>
+      </w:r>
+      <w:r>
+        <w:rPr>
+          <w:sz w:val="28"/>
+          <w:szCs w:val="28"/>
+          <w:highlight w:val="red"/>
+          <w:lang w:val="el-GR"/>
+        </w:rPr>
+        <w:t xml:space="preserve"> </w:t>
+      </w:r>
+      <w:r>
+        <w:rPr>
+          <w:sz w:val="28"/>
+          <w:szCs w:val="28"/>
+          <w:highlight w:val="red"/>
+          <w:lang w:val="el-GR"/>
+        </w:rPr>
+        <w:t xml:space="preserve">Η περίπτωση χρήσης επιστρέφει στο βήμα </w:t>
+      </w:r>
+      <w:r>
+        <w:rPr>
+          <w:sz w:val="28"/>
+          <w:szCs w:val="28"/>
+          <w:highlight w:val="red"/>
+          <w:lang w:val="el-GR"/>
+        </w:rPr>
+        <w:t>1</w:t>
+      </w:r>
+      <w:r>
+        <w:rPr>
+          <w:sz w:val="28"/>
+          <w:szCs w:val="28"/>
+          <w:highlight w:val="red"/>
+          <w:lang w:val="el-GR"/>
+        </w:rPr>
+        <w:t xml:space="preserve"> της βασικής ροής.</w:t>
+      </w:r>
     </w:p>
     <w:p>
       <w:pPr>
@@ -3144,6 +3466,7 @@
           <w:szCs w:val="28"/>
           <w:lang w:val="el-GR"/>
         </w:rPr>
+        <w:lastRenderedPageBreak/>
         <w:t xml:space="preserve">Ο χρήστης </w:t>
       </w:r>
       <w:r>
@@ -3263,7 +3586,32 @@
           <w:szCs w:val="28"/>
           <w:lang w:val="el-GR"/>
         </w:rPr>
-        <w:t>”.</w:t>
+        <w:t>”</w:t>
+      </w:r>
+      <w:r>
+        <w:rPr>
+          <w:sz w:val="28"/>
+          <w:szCs w:val="28"/>
+          <w:lang w:val="el-GR"/>
+        </w:rPr>
+        <w:t xml:space="preserve"> </w:t>
+      </w:r>
+      <w:r>
+        <w:rPr>
+          <w:sz w:val="28"/>
+          <w:szCs w:val="28"/>
+          <w:highlight w:val="red"/>
+          <w:lang w:val="el-GR"/>
+        </w:rPr>
+        <w:t>ο οποίος αποτελεί μέλος του δωματίου</w:t>
+      </w:r>
+      <w:r>
+        <w:rPr>
+          <w:sz w:val="28"/>
+          <w:szCs w:val="28"/>
+          <w:lang w:val="el-GR"/>
+        </w:rPr>
+        <w:t>.</w:t>
       </w:r>
     </w:p>
     <w:p>
@@ -3526,7 +3874,6 @@
           <w:highlight w:val="yellow"/>
           <w:lang w:val="el-GR"/>
         </w:rPr>
-        <w:lastRenderedPageBreak/>
         <w:t>Το παραπάνω βήμα αφαιρέθηκε καθώς</w:t>
       </w:r>
       <w:r>
@@ -3779,6 +4126,7 @@
         <w:rPr>
           <w:sz w:val="28"/>
           <w:szCs w:val="28"/>
+          <w:u w:val="single"/>
           <w:lang w:val="el-GR"/>
         </w:rPr>
         <w:t xml:space="preserve">Το σύστημα </w:t>
@@ -3787,6 +4135,7 @@
         <w:rPr>
           <w:sz w:val="28"/>
           <w:szCs w:val="28"/>
+          <w:u w:val="single"/>
           <w:lang w:val="el-GR"/>
         </w:rPr>
         <w:t>διακρίνει</w:t>
@@ -3795,6 +4144,7 @@
         <w:rPr>
           <w:sz w:val="28"/>
           <w:szCs w:val="28"/>
+          <w:u w:val="single"/>
           <w:lang w:val="el-GR"/>
         </w:rPr>
         <w:t xml:space="preserve"> </w:t>
@@ -3803,6 +4153,7 @@
         <w:rPr>
           <w:sz w:val="28"/>
           <w:szCs w:val="28"/>
+          <w:u w:val="single"/>
           <w:lang w:val="el-GR"/>
         </w:rPr>
         <w:t>ότι</w:t>
@@ -3811,6 +4162,7 @@
         <w:rPr>
           <w:sz w:val="28"/>
           <w:szCs w:val="28"/>
+          <w:u w:val="single"/>
           <w:lang w:val="el-GR"/>
         </w:rPr>
         <w:t xml:space="preserve"> ο κωδικός (</w:t>
@@ -3819,6 +4171,7 @@
         <w:rPr>
           <w:sz w:val="28"/>
           <w:szCs w:val="28"/>
+          <w:u w:val="single"/>
         </w:rPr>
         <w:t>id</w:t>
       </w:r>
@@ -3826,6 +4179,7 @@
         <w:rPr>
           <w:sz w:val="28"/>
           <w:szCs w:val="28"/>
+          <w:u w:val="single"/>
           <w:lang w:val="el-GR"/>
         </w:rPr>
         <w:t>) αντιστοιχεί σε κάποιο σπίτι που βρίσκεται στην βάση της εφαρμογής</w:t>
@@ -3834,9 +4188,19 @@
         <w:rPr>
           <w:sz w:val="28"/>
           <w:szCs w:val="28"/>
+          <w:u w:val="single"/>
           <w:lang w:val="el-GR"/>
         </w:rPr>
         <w:t>.</w:t>
+      </w:r>
+      <w:r>
+        <w:rPr>
+          <w:sz w:val="28"/>
+          <w:szCs w:val="28"/>
+          <w:u w:val="single"/>
+          <w:lang w:val="el-GR"/>
+        </w:rPr>
+        <w:t xml:space="preserve"> </w:t>
       </w:r>
     </w:p>
     <w:p>
@@ -4410,6 +4774,7 @@
           <w:szCs w:val="28"/>
           <w:lang w:val="el-GR"/>
         </w:rPr>
+        <w:lastRenderedPageBreak/>
         <w:t>5</w:t>
       </w:r>
       <w:r>

--- a/Use_cases_1_2_ODY_v0.3.docx
+++ b/Use_cases_1_2_ODY_v0.3.docx
@@ -350,7 +350,85 @@
           <w:highlight w:val="red"/>
           <w:lang w:val="el-GR"/>
         </w:rPr>
-        <w:t>προσθέτοντας τον στην λίστα των επιβεβαιωμένων χρηστών</w:t>
+        <w:t xml:space="preserve">προσθέτοντας </w:t>
+      </w:r>
+      <w:r>
+        <w:rPr>
+          <w:sz w:val="28"/>
+          <w:szCs w:val="28"/>
+          <w:highlight w:val="red"/>
+          <w:lang w:val="el-GR"/>
+        </w:rPr>
+        <w:t xml:space="preserve">το </w:t>
+      </w:r>
+      <w:r>
+        <w:rPr>
+          <w:sz w:val="28"/>
+          <w:szCs w:val="28"/>
+          <w:highlight w:val="red"/>
+        </w:rPr>
+        <w:t>id</w:t>
+      </w:r>
+      <w:r>
+        <w:rPr>
+          <w:sz w:val="28"/>
+          <w:szCs w:val="28"/>
+          <w:highlight w:val="red"/>
+          <w:lang w:val="el-GR"/>
+        </w:rPr>
+        <w:t xml:space="preserve"> </w:t>
+      </w:r>
+      <w:r>
+        <w:rPr>
+          <w:sz w:val="28"/>
+          <w:szCs w:val="28"/>
+          <w:highlight w:val="red"/>
+          <w:lang w:val="el-GR"/>
+        </w:rPr>
+        <w:t>του στο πεδίο</w:t>
+      </w:r>
+      <w:r>
+        <w:rPr>
+          <w:sz w:val="28"/>
+          <w:szCs w:val="28"/>
+          <w:highlight w:val="red"/>
+          <w:lang w:val="el-GR"/>
+        </w:rPr>
+        <w:t>“</w:t>
+      </w:r>
+      <w:r>
+        <w:rPr>
+          <w:sz w:val="28"/>
+          <w:szCs w:val="28"/>
+          <w:highlight w:val="red"/>
+        </w:rPr>
+        <w:t>current</w:t>
+      </w:r>
+      <w:r>
+        <w:rPr>
+          <w:sz w:val="28"/>
+          <w:szCs w:val="28"/>
+          <w:highlight w:val="red"/>
+          <w:lang w:val="el-GR"/>
+        </w:rPr>
+        <w:t xml:space="preserve"> </w:t>
+      </w:r>
+      <w:r>
+        <w:rPr>
+          <w:sz w:val="28"/>
+          <w:szCs w:val="28"/>
+          <w:highlight w:val="red"/>
+        </w:rPr>
+        <w:t>user</w:t>
+      </w:r>
+      <w:r>
+        <w:rPr>
+          <w:sz w:val="28"/>
+          <w:szCs w:val="28"/>
+          <w:highlight w:val="red"/>
+          <w:lang w:val="el-GR"/>
+        </w:rPr>
+        <w:t>”</w:t>
       </w:r>
       <w:r>
         <w:rPr>
@@ -618,30 +696,22 @@
           <w:szCs w:val="28"/>
           <w:lang w:val="el-GR"/>
         </w:rPr>
-        <w:t xml:space="preserve"> και πατάει το κουμπί </w:t>
-      </w:r>
-      <w:r>
-        <w:rPr>
-          <w:sz w:val="28"/>
-          <w:szCs w:val="28"/>
-          <w:lang w:val="el-GR"/>
-        </w:rPr>
-        <w:t>“</w:t>
-      </w:r>
-      <w:r>
-        <w:rPr>
-          <w:sz w:val="28"/>
-          <w:szCs w:val="28"/>
-        </w:rPr>
-        <w:t>Search</w:t>
-      </w:r>
-      <w:r>
-        <w:rPr>
-          <w:sz w:val="28"/>
-          <w:szCs w:val="28"/>
-          <w:lang w:val="el-GR"/>
-        </w:rPr>
-        <w:t>”</w:t>
+        <w:t xml:space="preserve"> και </w:t>
+      </w:r>
+      <w:r>
+        <w:rPr>
+          <w:sz w:val="28"/>
+          <w:szCs w:val="28"/>
+          <w:lang w:val="el-GR"/>
+        </w:rPr>
+        <w:t xml:space="preserve">εκτελεί αναζήτηση πατώντας </w:t>
+      </w:r>
+      <w:r>
+        <w:rPr>
+          <w:sz w:val="28"/>
+          <w:szCs w:val="28"/>
+        </w:rPr>
+        <w:t>enter</w:t>
       </w:r>
       <w:r>
         <w:rPr>
@@ -1048,29 +1118,38 @@
           <w:szCs w:val="28"/>
           <w:lang w:val="el-GR"/>
         </w:rPr>
-        <w:t>ενημερώνει το προφίλ του χρήστη στην ενότητα “</w:t>
-      </w:r>
-      <w:r>
-        <w:rPr>
-          <w:sz w:val="28"/>
-          <w:szCs w:val="28"/>
-        </w:rPr>
-        <w:t>My</w:t>
-      </w:r>
-      <w:r>
-        <w:rPr>
-          <w:sz w:val="28"/>
-          <w:szCs w:val="28"/>
-          <w:lang w:val="el-GR"/>
-        </w:rPr>
-        <w:t xml:space="preserve"> </w:t>
-      </w:r>
-      <w:r>
-        <w:rPr>
-          <w:sz w:val="28"/>
-          <w:szCs w:val="28"/>
-        </w:rPr>
-        <w:t>Applications</w:t>
+        <w:t>ενημερώνει το προφίλ του</w:t>
+      </w:r>
+      <w:r>
+        <w:rPr>
+          <w:sz w:val="28"/>
+          <w:szCs w:val="28"/>
+          <w:lang w:val="el-GR"/>
+        </w:rPr>
+        <w:t xml:space="preserve"> </w:t>
+      </w:r>
+      <w:r>
+        <w:rPr>
+          <w:sz w:val="28"/>
+          <w:szCs w:val="28"/>
+          <w:lang w:val="el-GR"/>
+        </w:rPr>
+        <w:t>δημιουργού</w:t>
+      </w:r>
+      <w:r>
+        <w:rPr>
+          <w:sz w:val="28"/>
+          <w:szCs w:val="28"/>
+          <w:lang w:val="el-GR"/>
+        </w:rPr>
+        <w:t xml:space="preserve"> χρήστη στην ενότητα “</w:t>
+      </w:r>
+      <w:r>
+        <w:rPr>
+          <w:sz w:val="28"/>
+          <w:szCs w:val="28"/>
+        </w:rPr>
+        <w:t>Requests</w:t>
       </w:r>
       <w:r>
         <w:rPr>
@@ -1086,7 +1165,31 @@
           <w:szCs w:val="28"/>
           <w:lang w:val="el-GR"/>
         </w:rPr>
-        <w:t xml:space="preserve">και ειδοποιεί τον δημιουργό μέσω των </w:t>
+        <w:t>και</w:t>
+      </w:r>
+      <w:r>
+        <w:rPr>
+          <w:sz w:val="28"/>
+          <w:szCs w:val="28"/>
+          <w:lang w:val="el-GR"/>
+        </w:rPr>
+        <w:t xml:space="preserve"> </w:t>
+      </w:r>
+      <w:r>
+        <w:rPr>
+          <w:sz w:val="28"/>
+          <w:szCs w:val="28"/>
+          <w:lang w:val="el-GR"/>
+        </w:rPr>
+        <w:t>τον</w:t>
+      </w:r>
+      <w:r>
+        <w:rPr>
+          <w:sz w:val="28"/>
+          <w:szCs w:val="28"/>
+          <w:lang w:val="el-GR"/>
+        </w:rPr>
+        <w:t xml:space="preserve"> ειδοποιεί μέσω των </w:t>
       </w:r>
       <w:r>
         <w:rPr>
@@ -1247,65 +1350,32 @@
     </w:p>
     <w:p>
       <w:pPr>
-        <w:pStyle w:val="ListParagraph"/>
-        <w:numPr>
-          <w:ilvl w:val="0"/>
-          <w:numId w:val="7"/>
-        </w:numPr>
-        <w:rPr>
-          <w:sz w:val="28"/>
-          <w:szCs w:val="28"/>
-          <w:lang w:val="el-GR"/>
-        </w:rPr>
-      </w:pPr>
-      <w:r>
-        <w:rPr>
-          <w:sz w:val="28"/>
-          <w:szCs w:val="28"/>
-          <w:lang w:val="el-GR"/>
-        </w:rPr>
-        <w:t>Το σύστημα ανανεώνει την οθόνη της αγγελίας, αλλάζοντας την κατάσταση του κουμπιού σε “</w:t>
-      </w:r>
-      <w:r>
-        <w:rPr>
-          <w:sz w:val="28"/>
-          <w:szCs w:val="28"/>
-        </w:rPr>
-        <w:t>Cancel</w:t>
-      </w:r>
-      <w:r>
-        <w:rPr>
-          <w:sz w:val="28"/>
-          <w:szCs w:val="28"/>
-          <w:lang w:val="el-GR"/>
-        </w:rPr>
-        <w:t xml:space="preserve"> </w:t>
-      </w:r>
-      <w:r>
-        <w:rPr>
-          <w:sz w:val="28"/>
-          <w:szCs w:val="28"/>
-        </w:rPr>
-        <w:t>Application</w:t>
-      </w:r>
-      <w:r>
-        <w:rPr>
-          <w:sz w:val="28"/>
-          <w:szCs w:val="28"/>
-          <w:lang w:val="el-GR"/>
-        </w:rPr>
-        <w:t>”.</w:t>
-      </w:r>
+        <w:rPr>
+          <w:sz w:val="28"/>
+          <w:szCs w:val="28"/>
+          <w:lang w:val="el-GR"/>
+        </w:rPr>
+      </w:pPr>
     </w:p>
     <w:p>
       <w:pPr>
-        <w:pStyle w:val="ListParagraph"/>
-        <w:rPr>
-          <w:sz w:val="28"/>
-          <w:szCs w:val="28"/>
-          <w:lang w:val="el-GR"/>
-        </w:rPr>
-      </w:pPr>
+        <w:rPr>
+          <w:sz w:val="28"/>
+          <w:szCs w:val="28"/>
+          <w:u w:val="single"/>
+          <w:lang w:val="el-GR"/>
+        </w:rPr>
+      </w:pPr>
+      <w:r>
+        <w:rPr>
+          <w:sz w:val="28"/>
+          <w:szCs w:val="28"/>
+          <w:u w:val="single"/>
+          <w:lang w:val="el-GR"/>
+        </w:rPr>
+        <w:lastRenderedPageBreak/>
+        <w:t>Εναλλακτική Ροή 1:</w:t>
+      </w:r>
     </w:p>
     <w:p>
       <w:pPr>
@@ -1315,24 +1385,211 @@
           <w:lang w:val="el-GR"/>
         </w:rPr>
       </w:pPr>
+      <w:r>
+        <w:rPr>
+          <w:sz w:val="28"/>
+          <w:szCs w:val="28"/>
+          <w:lang w:val="el-GR"/>
+        </w:rPr>
+        <w:t>4</w:t>
+      </w:r>
+      <w:r>
+        <w:rPr>
+          <w:sz w:val="28"/>
+          <w:szCs w:val="28"/>
+          <w:lang w:val="el-GR"/>
+        </w:rPr>
+        <w:t>.</w:t>
+      </w:r>
+      <w:r>
+        <w:rPr>
+          <w:sz w:val="28"/>
+          <w:szCs w:val="28"/>
+          <w:lang w:val="el-GR"/>
+        </w:rPr>
+        <w:t>α</w:t>
+      </w:r>
+      <w:r>
+        <w:rPr>
+          <w:sz w:val="28"/>
+          <w:szCs w:val="28"/>
+          <w:lang w:val="el-GR"/>
+        </w:rPr>
+        <w:t>.1</w:t>
+      </w:r>
+      <w:r>
+        <w:rPr>
+          <w:sz w:val="28"/>
+          <w:szCs w:val="28"/>
+          <w:lang w:val="el-GR"/>
+        </w:rPr>
+        <w:t>.</w:t>
+      </w:r>
+      <w:r>
+        <w:rPr>
+          <w:sz w:val="28"/>
+          <w:szCs w:val="28"/>
+          <w:lang w:val="el-GR"/>
+        </w:rPr>
+        <w:t xml:space="preserve"> </w:t>
+      </w:r>
+      <w:r>
+        <w:rPr>
+          <w:sz w:val="28"/>
+          <w:szCs w:val="28"/>
+          <w:lang w:val="el-GR"/>
+        </w:rPr>
+        <w:t xml:space="preserve">Το σύστημα επιστρέφει </w:t>
+      </w:r>
+      <w:r>
+        <w:rPr>
+          <w:sz w:val="28"/>
+          <w:szCs w:val="28"/>
+          <w:lang w:val="el-GR"/>
+        </w:rPr>
+        <w:t>“</w:t>
+      </w:r>
+      <w:r>
+        <w:rPr>
+          <w:sz w:val="28"/>
+          <w:szCs w:val="28"/>
+        </w:rPr>
+        <w:t>No</w:t>
+      </w:r>
+      <w:r>
+        <w:rPr>
+          <w:sz w:val="28"/>
+          <w:szCs w:val="28"/>
+          <w:lang w:val="el-GR"/>
+        </w:rPr>
+        <w:t xml:space="preserve"> </w:t>
+      </w:r>
+      <w:r>
+        <w:rPr>
+          <w:sz w:val="28"/>
+          <w:szCs w:val="28"/>
+        </w:rPr>
+        <w:t>results</w:t>
+      </w:r>
+      <w:r>
+        <w:rPr>
+          <w:sz w:val="28"/>
+          <w:szCs w:val="28"/>
+          <w:lang w:val="el-GR"/>
+        </w:rPr>
+        <w:t xml:space="preserve"> </w:t>
+      </w:r>
+      <w:r>
+        <w:rPr>
+          <w:sz w:val="28"/>
+          <w:szCs w:val="28"/>
+        </w:rPr>
+        <w:t>found</w:t>
+      </w:r>
+      <w:r>
+        <w:rPr>
+          <w:sz w:val="28"/>
+          <w:szCs w:val="28"/>
+          <w:lang w:val="el-GR"/>
+        </w:rPr>
+        <w:t>”</w:t>
+      </w:r>
+      <w:r>
+        <w:rPr>
+          <w:sz w:val="28"/>
+          <w:szCs w:val="28"/>
+          <w:lang w:val="el-GR"/>
+        </w:rPr>
+        <w:t xml:space="preserve"> σε περίπτωση που δεν υπάρχουν αγγελίες </w:t>
+      </w:r>
+      <w:r>
+        <w:rPr>
+          <w:sz w:val="28"/>
+          <w:szCs w:val="28"/>
+          <w:lang w:val="el-GR"/>
+        </w:rPr>
+        <w:t>που</w:t>
+      </w:r>
+      <w:r>
+        <w:rPr>
+          <w:sz w:val="28"/>
+          <w:szCs w:val="28"/>
+          <w:lang w:val="el-GR"/>
+        </w:rPr>
+        <w:t xml:space="preserve"> να</w:t>
+      </w:r>
+      <w:r>
+        <w:rPr>
+          <w:sz w:val="28"/>
+          <w:szCs w:val="28"/>
+          <w:lang w:val="el-GR"/>
+        </w:rPr>
+        <w:t xml:space="preserve"> ταιριάζουν στα κριτήρια</w:t>
+      </w:r>
+      <w:r>
+        <w:rPr>
+          <w:sz w:val="28"/>
+          <w:szCs w:val="28"/>
+          <w:lang w:val="el-GR"/>
+        </w:rPr>
+        <w:t xml:space="preserve"> του χρήστη.</w:t>
+      </w:r>
     </w:p>
     <w:p>
       <w:pPr>
         <w:rPr>
           <w:sz w:val="28"/>
           <w:szCs w:val="28"/>
-          <w:u w:val="single"/>
-          <w:lang w:val="el-GR"/>
-        </w:rPr>
-      </w:pPr>
-      <w:r>
-        <w:rPr>
-          <w:sz w:val="28"/>
-          <w:szCs w:val="28"/>
-          <w:u w:val="single"/>
-          <w:lang w:val="el-GR"/>
-        </w:rPr>
-        <w:t>Εναλλακτική Ροή 1:</w:t>
+          <w:lang w:val="el-GR"/>
+        </w:rPr>
+      </w:pPr>
+      <w:r>
+        <w:rPr>
+          <w:sz w:val="28"/>
+          <w:szCs w:val="28"/>
+          <w:lang w:val="el-GR"/>
+        </w:rPr>
+        <w:t>4</w:t>
+      </w:r>
+      <w:r>
+        <w:rPr>
+          <w:sz w:val="28"/>
+          <w:szCs w:val="28"/>
+          <w:lang w:val="el-GR"/>
+        </w:rPr>
+        <w:t xml:space="preserve">.α.2. </w:t>
+      </w:r>
+      <w:r>
+        <w:rPr>
+          <w:sz w:val="28"/>
+          <w:szCs w:val="28"/>
+          <w:lang w:val="el-GR"/>
+        </w:rPr>
+        <w:t xml:space="preserve">Η περίπτωση χρήσης επιστρέφει στο βήμα </w:t>
+      </w:r>
+      <w:r>
+        <w:rPr>
+          <w:sz w:val="28"/>
+          <w:szCs w:val="28"/>
+          <w:lang w:val="el-GR"/>
+        </w:rPr>
+        <w:t>3</w:t>
+      </w:r>
+      <w:r>
+        <w:rPr>
+          <w:sz w:val="28"/>
+          <w:szCs w:val="28"/>
+          <w:lang w:val="el-GR"/>
+        </w:rPr>
+        <w:t xml:space="preserve"> </w:t>
+      </w:r>
+      <w:r>
+        <w:rPr>
+          <w:sz w:val="28"/>
+          <w:szCs w:val="28"/>
+          <w:lang w:val="el-GR"/>
+        </w:rPr>
+        <w:t>της βασικής ροής.</w:t>
       </w:r>
     </w:p>
     <w:p>
@@ -1340,214 +1597,159 @@
         <w:rPr>
           <w:sz w:val="28"/>
           <w:szCs w:val="28"/>
-          <w:lang w:val="el-GR"/>
-        </w:rPr>
-      </w:pPr>
-      <w:r>
-        <w:rPr>
-          <w:sz w:val="28"/>
-          <w:szCs w:val="28"/>
-          <w:lang w:val="el-GR"/>
-        </w:rPr>
-        <w:t>4</w:t>
-      </w:r>
-      <w:r>
-        <w:rPr>
-          <w:sz w:val="28"/>
-          <w:szCs w:val="28"/>
-          <w:lang w:val="el-GR"/>
-        </w:rPr>
-        <w:t>.</w:t>
-      </w:r>
-      <w:r>
-        <w:rPr>
-          <w:sz w:val="28"/>
-          <w:szCs w:val="28"/>
-          <w:lang w:val="el-GR"/>
-        </w:rPr>
-        <w:t>α</w:t>
-      </w:r>
-      <w:r>
-        <w:rPr>
-          <w:sz w:val="28"/>
-          <w:szCs w:val="28"/>
-          <w:lang w:val="el-GR"/>
-        </w:rPr>
-        <w:t>.1</w:t>
-      </w:r>
-      <w:r>
-        <w:rPr>
-          <w:sz w:val="28"/>
-          <w:szCs w:val="28"/>
-          <w:lang w:val="el-GR"/>
-        </w:rPr>
-        <w:t>.</w:t>
-      </w:r>
-      <w:r>
-        <w:rPr>
-          <w:sz w:val="28"/>
-          <w:szCs w:val="28"/>
-          <w:lang w:val="el-GR"/>
-        </w:rPr>
-        <w:t xml:space="preserve"> </w:t>
-      </w:r>
-      <w:r>
-        <w:rPr>
-          <w:sz w:val="28"/>
-          <w:szCs w:val="28"/>
-          <w:lang w:val="el-GR"/>
-        </w:rPr>
-        <w:t xml:space="preserve">Το σύστημα επιστρέφει </w:t>
-      </w:r>
-      <w:r>
-        <w:rPr>
-          <w:sz w:val="28"/>
-          <w:szCs w:val="28"/>
-          <w:lang w:val="el-GR"/>
-        </w:rPr>
-        <w:t>“</w:t>
-      </w:r>
-      <w:r>
-        <w:rPr>
-          <w:sz w:val="28"/>
-          <w:szCs w:val="28"/>
-        </w:rPr>
-        <w:t>No</w:t>
-      </w:r>
-      <w:r>
-        <w:rPr>
-          <w:sz w:val="28"/>
-          <w:szCs w:val="28"/>
-          <w:lang w:val="el-GR"/>
-        </w:rPr>
-        <w:t xml:space="preserve"> </w:t>
-      </w:r>
-      <w:r>
-        <w:rPr>
-          <w:sz w:val="28"/>
-          <w:szCs w:val="28"/>
-        </w:rPr>
-        <w:t>results</w:t>
-      </w:r>
-      <w:r>
-        <w:rPr>
-          <w:sz w:val="28"/>
-          <w:szCs w:val="28"/>
-          <w:lang w:val="el-GR"/>
-        </w:rPr>
-        <w:t xml:space="preserve"> </w:t>
-      </w:r>
-      <w:r>
-        <w:rPr>
-          <w:sz w:val="28"/>
-          <w:szCs w:val="28"/>
-        </w:rPr>
-        <w:t>found</w:t>
-      </w:r>
-      <w:r>
-        <w:rPr>
-          <w:sz w:val="28"/>
-          <w:szCs w:val="28"/>
-          <w:lang w:val="el-GR"/>
-        </w:rPr>
-        <w:t>”</w:t>
-      </w:r>
-      <w:r>
-        <w:rPr>
-          <w:sz w:val="28"/>
-          <w:szCs w:val="28"/>
-          <w:lang w:val="el-GR"/>
-        </w:rPr>
-        <w:t xml:space="preserve"> σε περίπτωση που δεν υπάρχουν αγγελίες </w:t>
-      </w:r>
-      <w:r>
-        <w:rPr>
-          <w:sz w:val="28"/>
-          <w:szCs w:val="28"/>
-          <w:lang w:val="el-GR"/>
-        </w:rPr>
-        <w:t>που</w:t>
-      </w:r>
-      <w:r>
-        <w:rPr>
-          <w:sz w:val="28"/>
-          <w:szCs w:val="28"/>
-          <w:lang w:val="el-GR"/>
-        </w:rPr>
-        <w:t xml:space="preserve"> να</w:t>
-      </w:r>
-      <w:r>
-        <w:rPr>
-          <w:sz w:val="28"/>
-          <w:szCs w:val="28"/>
-          <w:lang w:val="el-GR"/>
-        </w:rPr>
-        <w:t xml:space="preserve"> ταιριάζουν στα κριτήρια</w:t>
-      </w:r>
-      <w:r>
-        <w:rPr>
-          <w:sz w:val="28"/>
-          <w:szCs w:val="28"/>
-          <w:lang w:val="el-GR"/>
-        </w:rPr>
-        <w:t xml:space="preserve"> του χρήστη.</w:t>
+          <w:u w:val="single"/>
+          <w:lang w:val="el-GR"/>
+        </w:rPr>
+      </w:pPr>
+      <w:r>
+        <w:rPr>
+          <w:sz w:val="28"/>
+          <w:szCs w:val="28"/>
+          <w:highlight w:val="yellow"/>
+          <w:u w:val="single"/>
+          <w:lang w:val="el-GR"/>
+        </w:rPr>
+        <w:t>Εναλλακτική Ροή 2:</w:t>
       </w:r>
     </w:p>
     <w:p>
       <w:pPr>
         <w:rPr>
-          <w:sz w:val="28"/>
-          <w:szCs w:val="28"/>
-          <w:lang w:val="el-GR"/>
-        </w:rPr>
-      </w:pPr>
-      <w:r>
-        <w:rPr>
-          <w:sz w:val="28"/>
-          <w:szCs w:val="28"/>
-          <w:lang w:val="el-GR"/>
-        </w:rPr>
-        <w:t>4</w:t>
-      </w:r>
-      <w:r>
-        <w:rPr>
-          <w:sz w:val="28"/>
-          <w:szCs w:val="28"/>
-          <w:lang w:val="el-GR"/>
-        </w:rPr>
-        <w:t xml:space="preserve">.α.2. </w:t>
-      </w:r>
-      <w:r>
-        <w:rPr>
-          <w:sz w:val="28"/>
-          <w:szCs w:val="28"/>
-          <w:lang w:val="el-GR"/>
-        </w:rPr>
-        <w:t xml:space="preserve">Η περίπτωση χρήσης επιστρέφει στο βήμα </w:t>
-      </w:r>
-      <w:r>
-        <w:rPr>
-          <w:sz w:val="28"/>
-          <w:szCs w:val="28"/>
-          <w:lang w:val="el-GR"/>
-        </w:rPr>
-        <w:t>3</w:t>
-      </w:r>
-      <w:r>
-        <w:rPr>
-          <w:sz w:val="28"/>
-          <w:szCs w:val="28"/>
-          <w:lang w:val="el-GR"/>
-        </w:rPr>
-        <w:t xml:space="preserve"> </w:t>
-      </w:r>
-      <w:r>
-        <w:rPr>
-          <w:sz w:val="28"/>
-          <w:szCs w:val="28"/>
-          <w:lang w:val="el-GR"/>
-        </w:rPr>
-        <w:t>της βασικής ροής.</w:t>
+          <w:strike/>
+          <w:sz w:val="28"/>
+          <w:szCs w:val="28"/>
+          <w:lang w:val="el-GR"/>
+        </w:rPr>
+      </w:pPr>
+      <w:r>
+        <w:rPr>
+          <w:strike/>
+          <w:sz w:val="28"/>
+          <w:szCs w:val="28"/>
+          <w:highlight w:val="yellow"/>
+          <w:lang w:val="el-GR"/>
+        </w:rPr>
+        <w:t>2.</w:t>
+      </w:r>
+      <w:r>
+        <w:rPr>
+          <w:strike/>
+          <w:sz w:val="28"/>
+          <w:szCs w:val="28"/>
+          <w:highlight w:val="yellow"/>
+          <w:lang w:val="el-GR"/>
+        </w:rPr>
+        <w:t xml:space="preserve">α.1. Το σύστημα </w:t>
+      </w:r>
+      <w:r>
+        <w:rPr>
+          <w:strike/>
+          <w:sz w:val="28"/>
+          <w:szCs w:val="28"/>
+          <w:highlight w:val="yellow"/>
+          <w:lang w:val="el-GR"/>
+        </w:rPr>
+        <w:t>διακρίνει ότι</w:t>
+      </w:r>
+      <w:r>
+        <w:rPr>
+          <w:strike/>
+          <w:sz w:val="28"/>
+          <w:szCs w:val="28"/>
+          <w:highlight w:val="yellow"/>
+          <w:lang w:val="el-GR"/>
+        </w:rPr>
+        <w:t xml:space="preserve"> </w:t>
+      </w:r>
+      <w:r>
+        <w:rPr>
+          <w:strike/>
+          <w:sz w:val="28"/>
+          <w:szCs w:val="28"/>
+          <w:highlight w:val="yellow"/>
+          <w:lang w:val="el-GR"/>
+        </w:rPr>
+        <w:t xml:space="preserve">ο </w:t>
+      </w:r>
+      <w:r>
+        <w:rPr>
+          <w:strike/>
+          <w:sz w:val="28"/>
+          <w:szCs w:val="28"/>
+          <w:highlight w:val="yellow"/>
+          <w:lang w:val="el-GR"/>
+        </w:rPr>
+        <w:t>κωδικ</w:t>
+      </w:r>
+      <w:r>
+        <w:rPr>
+          <w:strike/>
+          <w:sz w:val="28"/>
+          <w:szCs w:val="28"/>
+          <w:highlight w:val="yellow"/>
+          <w:lang w:val="el-GR"/>
+        </w:rPr>
+        <w:t>ός</w:t>
+      </w:r>
+      <w:r>
+        <w:rPr>
+          <w:strike/>
+          <w:sz w:val="28"/>
+          <w:szCs w:val="28"/>
+          <w:highlight w:val="yellow"/>
+          <w:lang w:val="el-GR"/>
+        </w:rPr>
+        <w:t xml:space="preserve"> </w:t>
+      </w:r>
+      <w:r>
+        <w:rPr>
+          <w:strike/>
+          <w:sz w:val="28"/>
+          <w:szCs w:val="28"/>
+          <w:highlight w:val="yellow"/>
+          <w:lang w:val="el-GR"/>
+        </w:rPr>
+        <w:t xml:space="preserve">που εισήγαγε ο </w:t>
+      </w:r>
+      <w:r>
+        <w:rPr>
+          <w:strike/>
+          <w:sz w:val="28"/>
+          <w:szCs w:val="28"/>
+          <w:highlight w:val="yellow"/>
+          <w:lang w:val="el-GR"/>
+        </w:rPr>
+        <w:t>χρήστη</w:t>
+      </w:r>
+      <w:r>
+        <w:rPr>
+          <w:strike/>
+          <w:sz w:val="28"/>
+          <w:szCs w:val="28"/>
+          <w:highlight w:val="yellow"/>
+          <w:lang w:val="el-GR"/>
+        </w:rPr>
+        <w:t>ς</w:t>
+      </w:r>
+      <w:r>
+        <w:rPr>
+          <w:strike/>
+          <w:sz w:val="28"/>
+          <w:szCs w:val="28"/>
+          <w:highlight w:val="yellow"/>
+          <w:lang w:val="el-GR"/>
+        </w:rPr>
+        <w:t xml:space="preserve"> </w:t>
+      </w:r>
+      <w:r>
+        <w:rPr>
+          <w:strike/>
+          <w:sz w:val="28"/>
+          <w:szCs w:val="28"/>
+          <w:highlight w:val="yellow"/>
+          <w:lang w:val="el-GR"/>
+        </w:rPr>
+        <w:t>είναι λανθασμένος.</w:t>
       </w:r>
     </w:p>
     <w:p>
@@ -1555,159 +1757,257 @@
         <w:rPr>
           <w:sz w:val="28"/>
           <w:szCs w:val="28"/>
-          <w:u w:val="single"/>
-          <w:lang w:val="el-GR"/>
-        </w:rPr>
-      </w:pPr>
-      <w:r>
-        <w:rPr>
-          <w:sz w:val="28"/>
-          <w:szCs w:val="28"/>
-          <w:highlight w:val="yellow"/>
-          <w:u w:val="single"/>
-          <w:lang w:val="el-GR"/>
-        </w:rPr>
-        <w:t>Εναλλακτική Ροή 2:</w:t>
+          <w:lang w:val="el-GR"/>
+        </w:rPr>
+      </w:pPr>
+      <w:r>
+        <w:rPr>
+          <w:sz w:val="28"/>
+          <w:szCs w:val="28"/>
+          <w:lang w:val="el-GR"/>
+        </w:rPr>
+        <w:t xml:space="preserve">2.α.1. Το σύστημα διακρίνει ότι ο κωδικός </w:t>
+      </w:r>
+      <w:r>
+        <w:rPr>
+          <w:sz w:val="28"/>
+          <w:szCs w:val="28"/>
+          <w:lang w:val="el-GR"/>
+        </w:rPr>
+        <w:t xml:space="preserve">ή το </w:t>
+      </w:r>
+      <w:r>
+        <w:rPr>
+          <w:sz w:val="28"/>
+          <w:szCs w:val="28"/>
+        </w:rPr>
+        <w:t>email</w:t>
+      </w:r>
+      <w:r>
+        <w:rPr>
+          <w:sz w:val="28"/>
+          <w:szCs w:val="28"/>
+          <w:lang w:val="el-GR"/>
+        </w:rPr>
+        <w:t xml:space="preserve"> </w:t>
+      </w:r>
+      <w:r>
+        <w:rPr>
+          <w:sz w:val="28"/>
+          <w:szCs w:val="28"/>
+          <w:lang w:val="el-GR"/>
+        </w:rPr>
+        <w:t>που εισήγαγε ο χρήστης είναι λανθασμέν</w:t>
+      </w:r>
+      <w:r>
+        <w:rPr>
+          <w:sz w:val="28"/>
+          <w:szCs w:val="28"/>
+          <w:lang w:val="el-GR"/>
+        </w:rPr>
+        <w:t>α</w:t>
+      </w:r>
+      <w:r>
+        <w:rPr>
+          <w:sz w:val="28"/>
+          <w:szCs w:val="28"/>
+          <w:lang w:val="el-GR"/>
+        </w:rPr>
+        <w:t>.</w:t>
       </w:r>
     </w:p>
     <w:p>
       <w:pPr>
         <w:rPr>
-          <w:strike/>
-          <w:sz w:val="28"/>
-          <w:szCs w:val="28"/>
-          <w:lang w:val="el-GR"/>
-        </w:rPr>
-      </w:pPr>
-      <w:r>
-        <w:rPr>
-          <w:strike/>
-          <w:sz w:val="28"/>
-          <w:szCs w:val="28"/>
-          <w:highlight w:val="yellow"/>
+          <w:sz w:val="28"/>
+          <w:szCs w:val="28"/>
+          <w:lang w:val="el-GR"/>
+        </w:rPr>
+      </w:pPr>
+      <w:r>
+        <w:rPr>
+          <w:sz w:val="28"/>
+          <w:szCs w:val="28"/>
           <w:lang w:val="el-GR"/>
         </w:rPr>
         <w:t>2.</w:t>
       </w:r>
       <w:r>
         <w:rPr>
-          <w:strike/>
-          <w:sz w:val="28"/>
-          <w:szCs w:val="28"/>
-          <w:highlight w:val="yellow"/>
-          <w:lang w:val="el-GR"/>
-        </w:rPr>
-        <w:t xml:space="preserve">α.1. Το σύστημα </w:t>
-      </w:r>
-      <w:r>
-        <w:rPr>
-          <w:strike/>
-          <w:sz w:val="28"/>
-          <w:szCs w:val="28"/>
-          <w:highlight w:val="yellow"/>
-          <w:lang w:val="el-GR"/>
-        </w:rPr>
-        <w:t>διακρίνει ότι</w:t>
-      </w:r>
-      <w:r>
-        <w:rPr>
-          <w:strike/>
-          <w:sz w:val="28"/>
-          <w:szCs w:val="28"/>
-          <w:highlight w:val="yellow"/>
-          <w:lang w:val="el-GR"/>
-        </w:rPr>
-        <w:t xml:space="preserve"> </w:t>
-      </w:r>
-      <w:r>
-        <w:rPr>
-          <w:strike/>
-          <w:sz w:val="28"/>
-          <w:szCs w:val="28"/>
-          <w:highlight w:val="yellow"/>
-          <w:lang w:val="el-GR"/>
-        </w:rPr>
-        <w:t xml:space="preserve">ο </w:t>
-      </w:r>
-      <w:r>
-        <w:rPr>
-          <w:strike/>
-          <w:sz w:val="28"/>
-          <w:szCs w:val="28"/>
-          <w:highlight w:val="yellow"/>
-          <w:lang w:val="el-GR"/>
-        </w:rPr>
-        <w:t>κωδικ</w:t>
-      </w:r>
-      <w:r>
-        <w:rPr>
-          <w:strike/>
-          <w:sz w:val="28"/>
-          <w:szCs w:val="28"/>
-          <w:highlight w:val="yellow"/>
-          <w:lang w:val="el-GR"/>
-        </w:rPr>
-        <w:t>ός</w:t>
-      </w:r>
-      <w:r>
-        <w:rPr>
-          <w:strike/>
-          <w:sz w:val="28"/>
-          <w:szCs w:val="28"/>
-          <w:highlight w:val="yellow"/>
-          <w:lang w:val="el-GR"/>
-        </w:rPr>
-        <w:t xml:space="preserve"> </w:t>
-      </w:r>
-      <w:r>
-        <w:rPr>
-          <w:strike/>
-          <w:sz w:val="28"/>
-          <w:szCs w:val="28"/>
-          <w:highlight w:val="yellow"/>
-          <w:lang w:val="el-GR"/>
-        </w:rPr>
-        <w:t xml:space="preserve">που εισήγαγε ο </w:t>
-      </w:r>
-      <w:r>
-        <w:rPr>
-          <w:strike/>
-          <w:sz w:val="28"/>
-          <w:szCs w:val="28"/>
-          <w:highlight w:val="yellow"/>
-          <w:lang w:val="el-GR"/>
-        </w:rPr>
-        <w:t>χρήστη</w:t>
-      </w:r>
-      <w:r>
-        <w:rPr>
-          <w:strike/>
-          <w:sz w:val="28"/>
-          <w:szCs w:val="28"/>
-          <w:highlight w:val="yellow"/>
-          <w:lang w:val="el-GR"/>
-        </w:rPr>
-        <w:t>ς</w:t>
-      </w:r>
-      <w:r>
-        <w:rPr>
-          <w:strike/>
-          <w:sz w:val="28"/>
-          <w:szCs w:val="28"/>
-          <w:highlight w:val="yellow"/>
-          <w:lang w:val="el-GR"/>
-        </w:rPr>
-        <w:t xml:space="preserve"> </w:t>
-      </w:r>
-      <w:r>
-        <w:rPr>
-          <w:strike/>
-          <w:sz w:val="28"/>
-          <w:szCs w:val="28"/>
-          <w:highlight w:val="yellow"/>
-          <w:lang w:val="el-GR"/>
-        </w:rPr>
-        <w:t>είναι λανθασμένος.</w:t>
+          <w:sz w:val="28"/>
+          <w:szCs w:val="28"/>
+          <w:lang w:val="el-GR"/>
+        </w:rPr>
+        <w:t xml:space="preserve">α.2. Το σύστημα ενημερώνει τον χρήστη </w:t>
+      </w:r>
+      <w:r>
+        <w:rPr>
+          <w:sz w:val="28"/>
+          <w:szCs w:val="28"/>
+          <w:lang w:val="el-GR"/>
+        </w:rPr>
+        <w:t>ότι τα στοιχεία</w:t>
+      </w:r>
+      <w:r>
+        <w:rPr>
+          <w:sz w:val="28"/>
+          <w:szCs w:val="28"/>
+          <w:lang w:val="el-GR"/>
+        </w:rPr>
+        <w:t xml:space="preserve"> </w:t>
+      </w:r>
+      <w:r>
+        <w:rPr>
+          <w:sz w:val="28"/>
+          <w:szCs w:val="28"/>
+          <w:lang w:val="el-GR"/>
+        </w:rPr>
+        <w:t>του</w:t>
+      </w:r>
+      <w:r>
+        <w:rPr>
+          <w:sz w:val="28"/>
+          <w:szCs w:val="28"/>
+          <w:lang w:val="el-GR"/>
+        </w:rPr>
+        <w:t>,</w:t>
+      </w:r>
+      <w:r>
+        <w:rPr>
+          <w:sz w:val="28"/>
+          <w:szCs w:val="28"/>
+          <w:lang w:val="el-GR"/>
+        </w:rPr>
+        <w:t xml:space="preserve"> </w:t>
+      </w:r>
+      <w:r>
+        <w:rPr>
+          <w:sz w:val="28"/>
+          <w:szCs w:val="28"/>
+          <w:lang w:val="el-GR"/>
+        </w:rPr>
+        <w:t xml:space="preserve">(ο κωδικός ή το </w:t>
+      </w:r>
+      <w:r>
+        <w:rPr>
+          <w:sz w:val="28"/>
+          <w:szCs w:val="28"/>
+        </w:rPr>
+        <w:t>email</w:t>
+      </w:r>
+      <w:r>
+        <w:rPr>
+          <w:sz w:val="28"/>
+          <w:szCs w:val="28"/>
+          <w:lang w:val="el-GR"/>
+        </w:rPr>
+        <w:t>)</w:t>
+      </w:r>
+      <w:r>
+        <w:rPr>
+          <w:sz w:val="28"/>
+          <w:szCs w:val="28"/>
+          <w:lang w:val="el-GR"/>
+        </w:rPr>
+        <w:t>,</w:t>
+      </w:r>
+      <w:r>
+        <w:rPr>
+          <w:sz w:val="28"/>
+          <w:szCs w:val="28"/>
+          <w:lang w:val="el-GR"/>
+        </w:rPr>
+        <w:t xml:space="preserve"> </w:t>
+      </w:r>
+      <w:r>
+        <w:rPr>
+          <w:sz w:val="28"/>
+          <w:szCs w:val="28"/>
+          <w:lang w:val="el-GR"/>
+        </w:rPr>
+        <w:t>είναι λανθασμένα</w:t>
+      </w:r>
+      <w:r>
+        <w:rPr>
+          <w:sz w:val="28"/>
+          <w:szCs w:val="28"/>
+          <w:lang w:val="el-GR"/>
+        </w:rPr>
+        <w:t xml:space="preserve">, </w:t>
+      </w:r>
+      <w:r>
+        <w:rPr>
+          <w:sz w:val="28"/>
+          <w:szCs w:val="28"/>
+          <w:lang w:val="el-GR"/>
+        </w:rPr>
+        <w:t>δεν επιτρέπει την σύνδεση του</w:t>
+      </w:r>
+      <w:r>
+        <w:rPr>
+          <w:sz w:val="28"/>
+          <w:szCs w:val="28"/>
+          <w:lang w:val="el-GR"/>
+        </w:rPr>
+        <w:t xml:space="preserve">, </w:t>
+      </w:r>
+      <w:r>
+        <w:rPr>
+          <w:sz w:val="28"/>
+          <w:szCs w:val="28"/>
+          <w:highlight w:val="red"/>
+          <w:lang w:val="el-GR"/>
+        </w:rPr>
+        <w:t xml:space="preserve">δεν </w:t>
+      </w:r>
+      <w:r>
+        <w:rPr>
+          <w:sz w:val="28"/>
+          <w:szCs w:val="28"/>
+          <w:highlight w:val="red"/>
+          <w:lang w:val="el-GR"/>
+        </w:rPr>
+        <w:t>πιστοποιεί τον χρήστη</w:t>
+      </w:r>
+      <w:r>
+        <w:rPr>
+          <w:sz w:val="28"/>
+          <w:szCs w:val="28"/>
+          <w:lang w:val="el-GR"/>
+        </w:rPr>
+        <w:t>,</w:t>
+      </w:r>
+      <w:r>
+        <w:rPr>
+          <w:sz w:val="28"/>
+          <w:szCs w:val="28"/>
+          <w:lang w:val="el-GR"/>
+        </w:rPr>
+        <w:t xml:space="preserve"> προτρέποντας</w:t>
+      </w:r>
+      <w:r>
+        <w:rPr>
+          <w:sz w:val="28"/>
+          <w:szCs w:val="28"/>
+          <w:lang w:val="el-GR"/>
+        </w:rPr>
+        <w:t xml:space="preserve"> έτσι</w:t>
+      </w:r>
+      <w:r>
+        <w:rPr>
+          <w:sz w:val="28"/>
+          <w:szCs w:val="28"/>
+          <w:lang w:val="el-GR"/>
+        </w:rPr>
+        <w:t xml:space="preserve"> τον έλεγχο ορθότητάς τους</w:t>
+      </w:r>
+      <w:r>
+        <w:rPr>
+          <w:sz w:val="28"/>
+          <w:szCs w:val="28"/>
+          <w:lang w:val="el-GR"/>
+        </w:rPr>
+        <w:t>.</w:t>
       </w:r>
     </w:p>
     <w:p>
@@ -1724,46 +2024,47 @@
           <w:szCs w:val="28"/>
           <w:lang w:val="el-GR"/>
         </w:rPr>
-        <w:t xml:space="preserve">2.α.1. Το σύστημα διακρίνει ότι ο κωδικός </w:t>
-      </w:r>
-      <w:r>
-        <w:rPr>
-          <w:sz w:val="28"/>
-          <w:szCs w:val="28"/>
-          <w:lang w:val="el-GR"/>
-        </w:rPr>
-        <w:t xml:space="preserve">ή το </w:t>
-      </w:r>
-      <w:r>
-        <w:rPr>
-          <w:sz w:val="28"/>
-          <w:szCs w:val="28"/>
-        </w:rPr>
-        <w:t>email</w:t>
-      </w:r>
-      <w:r>
-        <w:rPr>
-          <w:sz w:val="28"/>
-          <w:szCs w:val="28"/>
-          <w:lang w:val="el-GR"/>
-        </w:rPr>
-        <w:t xml:space="preserve"> </w:t>
-      </w:r>
-      <w:r>
-        <w:rPr>
-          <w:sz w:val="28"/>
-          <w:szCs w:val="28"/>
-          <w:lang w:val="el-GR"/>
-        </w:rPr>
-        <w:t>που εισήγαγε ο χρήστης είναι λανθασμέν</w:t>
-      </w:r>
-      <w:r>
-        <w:rPr>
-          <w:sz w:val="28"/>
-          <w:szCs w:val="28"/>
-          <w:lang w:val="el-GR"/>
-        </w:rPr>
-        <w:t>α</w:t>
+        <w:t>2.</w:t>
+      </w:r>
+      <w:r>
+        <w:rPr>
+          <w:sz w:val="28"/>
+          <w:szCs w:val="28"/>
+          <w:lang w:val="el-GR"/>
+        </w:rPr>
+        <w:t xml:space="preserve">α.3. Η περίπτωση χρήσης επιστρέφει στο βήμα </w:t>
+      </w:r>
+      <w:r>
+        <w:rPr>
+          <w:sz w:val="28"/>
+          <w:szCs w:val="28"/>
+          <w:lang w:val="el-GR"/>
+        </w:rPr>
+        <w:t>1</w:t>
+      </w:r>
+      <w:r>
+        <w:rPr>
+          <w:sz w:val="28"/>
+          <w:szCs w:val="28"/>
+          <w:lang w:val="el-GR"/>
+        </w:rPr>
+        <w:t xml:space="preserve"> της </w:t>
+      </w:r>
+      <w:r>
+        <w:rPr>
+          <w:sz w:val="28"/>
+          <w:szCs w:val="28"/>
+          <w:lang w:val="el-GR"/>
+        </w:rPr>
+        <w:t>βασικής</w:t>
+      </w:r>
+      <w:r>
+        <w:rPr>
+          <w:sz w:val="28"/>
+          <w:szCs w:val="28"/>
+          <w:lang w:val="el-GR"/>
+        </w:rPr>
+        <w:t xml:space="preserve"> ροής</w:t>
       </w:r>
       <w:r>
         <w:rPr>
@@ -1779,13 +2080,26 @@
         <w:rPr>
           <w:sz w:val="28"/>
           <w:szCs w:val="28"/>
-          <w:lang w:val="el-GR"/>
-        </w:rPr>
-      </w:pPr>
-      <w:r>
-        <w:rPr>
-          <w:sz w:val="28"/>
-          <w:szCs w:val="28"/>
+          <w:u w:val="single"/>
+          <w:lang w:val="el-GR"/>
+        </w:rPr>
+      </w:pPr>
+      <w:r>
+        <w:rPr>
+          <w:sz w:val="28"/>
+          <w:szCs w:val="28"/>
+          <w:highlight w:val="yellow"/>
+          <w:u w:val="single"/>
+          <w:lang w:val="el-GR"/>
+        </w:rPr>
+        <w:t xml:space="preserve">Εναλλακτική Ροή </w:t>
+      </w:r>
+      <w:r>
+        <w:rPr>
+          <w:sz w:val="28"/>
+          <w:szCs w:val="28"/>
+          <w:highlight w:val="yellow"/>
+          <w:u w:val="single"/>
           <w:lang w:val="el-GR"/>
         </w:rPr>
         <w:t>2.</w:t>
@@ -1794,476 +2108,387 @@
         <w:rPr>
           <w:sz w:val="28"/>
           <w:szCs w:val="28"/>
-          <w:lang w:val="el-GR"/>
-        </w:rPr>
-        <w:t xml:space="preserve">α.2. Το σύστημα ενημερώνει τον χρήστη </w:t>
-      </w:r>
-      <w:r>
-        <w:rPr>
-          <w:sz w:val="28"/>
-          <w:szCs w:val="28"/>
-          <w:lang w:val="el-GR"/>
-        </w:rPr>
-        <w:t>ότι τα στοιχεία</w:t>
-      </w:r>
-      <w:r>
-        <w:rPr>
-          <w:sz w:val="28"/>
-          <w:szCs w:val="28"/>
-          <w:lang w:val="el-GR"/>
-        </w:rPr>
-        <w:t xml:space="preserve"> </w:t>
-      </w:r>
-      <w:r>
-        <w:rPr>
-          <w:sz w:val="28"/>
-          <w:szCs w:val="28"/>
-          <w:lang w:val="el-GR"/>
-        </w:rPr>
-        <w:t>του</w:t>
-      </w:r>
-      <w:r>
-        <w:rPr>
-          <w:sz w:val="28"/>
-          <w:szCs w:val="28"/>
-          <w:lang w:val="el-GR"/>
-        </w:rPr>
-        <w:t>,</w:t>
-      </w:r>
-      <w:r>
-        <w:rPr>
-          <w:sz w:val="28"/>
-          <w:szCs w:val="28"/>
-          <w:lang w:val="el-GR"/>
-        </w:rPr>
-        <w:t xml:space="preserve"> </w:t>
-      </w:r>
-      <w:r>
-        <w:rPr>
-          <w:sz w:val="28"/>
-          <w:szCs w:val="28"/>
-          <w:lang w:val="el-GR"/>
-        </w:rPr>
-        <w:t xml:space="preserve">(ο κωδικός ή το </w:t>
-      </w:r>
-      <w:r>
-        <w:rPr>
-          <w:sz w:val="28"/>
-          <w:szCs w:val="28"/>
-        </w:rPr>
-        <w:t>email</w:t>
-      </w:r>
-      <w:r>
-        <w:rPr>
-          <w:sz w:val="28"/>
-          <w:szCs w:val="28"/>
-          <w:lang w:val="el-GR"/>
-        </w:rPr>
-        <w:t>)</w:t>
-      </w:r>
-      <w:r>
-        <w:rPr>
-          <w:sz w:val="28"/>
-          <w:szCs w:val="28"/>
-          <w:lang w:val="el-GR"/>
-        </w:rPr>
-        <w:t>,</w:t>
-      </w:r>
-      <w:r>
-        <w:rPr>
-          <w:sz w:val="28"/>
-          <w:szCs w:val="28"/>
-          <w:lang w:val="el-GR"/>
-        </w:rPr>
-        <w:t xml:space="preserve"> </w:t>
-      </w:r>
-      <w:r>
-        <w:rPr>
-          <w:sz w:val="28"/>
-          <w:szCs w:val="28"/>
-          <w:lang w:val="el-GR"/>
-        </w:rPr>
-        <w:t>είναι λανθασμένα</w:t>
-      </w:r>
-      <w:r>
-        <w:rPr>
-          <w:sz w:val="28"/>
-          <w:szCs w:val="28"/>
-          <w:lang w:val="el-GR"/>
-        </w:rPr>
-        <w:t xml:space="preserve">, </w:t>
-      </w:r>
-      <w:r>
-        <w:rPr>
-          <w:sz w:val="28"/>
-          <w:szCs w:val="28"/>
-          <w:lang w:val="el-GR"/>
-        </w:rPr>
-        <w:t>δεν επιτρέπει την σύνδεση του</w:t>
-      </w:r>
-      <w:r>
-        <w:rPr>
-          <w:sz w:val="28"/>
-          <w:szCs w:val="28"/>
-          <w:lang w:val="el-GR"/>
-        </w:rPr>
-        <w:t xml:space="preserve">, </w:t>
-      </w:r>
-      <w:r>
-        <w:rPr>
-          <w:sz w:val="28"/>
-          <w:szCs w:val="28"/>
-          <w:highlight w:val="red"/>
-          <w:lang w:val="el-GR"/>
-        </w:rPr>
-        <w:t xml:space="preserve">δεν </w:t>
-      </w:r>
-      <w:r>
-        <w:rPr>
-          <w:sz w:val="28"/>
-          <w:szCs w:val="28"/>
-          <w:highlight w:val="red"/>
-          <w:lang w:val="el-GR"/>
-        </w:rPr>
-        <w:t>πιστοποιεί τον χρήστη</w:t>
-      </w:r>
-      <w:r>
-        <w:rPr>
-          <w:sz w:val="28"/>
-          <w:szCs w:val="28"/>
-          <w:lang w:val="el-GR"/>
-        </w:rPr>
-        <w:t>,</w:t>
-      </w:r>
-      <w:r>
-        <w:rPr>
-          <w:sz w:val="28"/>
-          <w:szCs w:val="28"/>
-          <w:lang w:val="el-GR"/>
-        </w:rPr>
-        <w:t xml:space="preserve"> προτρέποντας</w:t>
-      </w:r>
-      <w:r>
-        <w:rPr>
-          <w:sz w:val="28"/>
-          <w:szCs w:val="28"/>
-          <w:lang w:val="el-GR"/>
-        </w:rPr>
-        <w:t xml:space="preserve"> έτσι</w:t>
-      </w:r>
-      <w:r>
-        <w:rPr>
-          <w:sz w:val="28"/>
-          <w:szCs w:val="28"/>
-          <w:lang w:val="el-GR"/>
-        </w:rPr>
-        <w:t xml:space="preserve"> τον έλεγχο ορθότητάς τους</w:t>
-      </w:r>
-      <w:r>
-        <w:rPr>
-          <w:sz w:val="28"/>
-          <w:szCs w:val="28"/>
-          <w:lang w:val="el-GR"/>
-        </w:rPr>
-        <w:t>.</w:t>
+          <w:highlight w:val="yellow"/>
+          <w:u w:val="single"/>
+          <w:lang w:val="el-GR"/>
+        </w:rPr>
+        <w:t>1</w:t>
+      </w:r>
+      <w:r>
+        <w:rPr>
+          <w:sz w:val="28"/>
+          <w:szCs w:val="28"/>
+          <w:highlight w:val="yellow"/>
+          <w:u w:val="single"/>
+          <w:lang w:val="el-GR"/>
+        </w:rPr>
+        <w:t>:</w:t>
       </w:r>
     </w:p>
     <w:p>
       <w:pPr>
         <w:rPr>
-          <w:sz w:val="28"/>
-          <w:szCs w:val="28"/>
-          <w:lang w:val="el-GR"/>
-        </w:rPr>
-      </w:pPr>
-      <w:r>
-        <w:rPr>
-          <w:sz w:val="28"/>
-          <w:szCs w:val="28"/>
-          <w:lang w:val="el-GR"/>
-        </w:rPr>
-        <w:t>2.</w:t>
-      </w:r>
-      <w:r>
-        <w:rPr>
-          <w:sz w:val="28"/>
-          <w:szCs w:val="28"/>
-          <w:lang w:val="el-GR"/>
-        </w:rPr>
-        <w:t xml:space="preserve">α.3. Η περίπτωση χρήσης επιστρέφει στο βήμα </w:t>
-      </w:r>
-      <w:r>
-        <w:rPr>
-          <w:sz w:val="28"/>
-          <w:szCs w:val="28"/>
-          <w:lang w:val="el-GR"/>
-        </w:rPr>
-        <w:t>1</w:t>
-      </w:r>
-      <w:r>
-        <w:rPr>
-          <w:sz w:val="28"/>
-          <w:szCs w:val="28"/>
-          <w:lang w:val="el-GR"/>
-        </w:rPr>
-        <w:t xml:space="preserve"> της </w:t>
-      </w:r>
-      <w:r>
-        <w:rPr>
-          <w:sz w:val="28"/>
-          <w:szCs w:val="28"/>
-          <w:lang w:val="el-GR"/>
-        </w:rPr>
-        <w:t>βασικής</w:t>
-      </w:r>
-      <w:r>
-        <w:rPr>
-          <w:sz w:val="28"/>
-          <w:szCs w:val="28"/>
-          <w:lang w:val="el-GR"/>
-        </w:rPr>
-        <w:t xml:space="preserve"> ροής</w:t>
-      </w:r>
-      <w:r>
-        <w:rPr>
-          <w:sz w:val="28"/>
-          <w:szCs w:val="28"/>
-          <w:lang w:val="el-GR"/>
-        </w:rPr>
-        <w:t>.</w:t>
+          <w:b/>
+          <w:bCs/>
+          <w:sz w:val="28"/>
+          <w:szCs w:val="28"/>
+          <w:lang w:val="el-GR"/>
+        </w:rPr>
+      </w:pPr>
+      <w:r>
+        <w:rPr>
+          <w:b/>
+          <w:bCs/>
+          <w:sz w:val="28"/>
+          <w:szCs w:val="28"/>
+          <w:highlight w:val="yellow"/>
+          <w:lang w:val="el-GR"/>
+        </w:rPr>
+        <w:t xml:space="preserve">Η ενναλακτική ροή αυτή επαναδιατυπώθηκε </w:t>
+      </w:r>
+      <w:r>
+        <w:rPr>
+          <w:b/>
+          <w:bCs/>
+          <w:sz w:val="28"/>
+          <w:szCs w:val="28"/>
+          <w:highlight w:val="yellow"/>
+          <w:lang w:val="el-GR"/>
+        </w:rPr>
+        <w:t xml:space="preserve">δίνοντας υπόσταση στη </w:t>
+      </w:r>
+      <w:r>
+        <w:rPr>
+          <w:b/>
+          <w:bCs/>
+          <w:sz w:val="28"/>
+          <w:szCs w:val="28"/>
+          <w:highlight w:val="yellow"/>
+        </w:rPr>
+        <w:t>sign</w:t>
+      </w:r>
+      <w:r>
+        <w:rPr>
+          <w:b/>
+          <w:bCs/>
+          <w:sz w:val="28"/>
+          <w:szCs w:val="28"/>
+          <w:highlight w:val="yellow"/>
+          <w:lang w:val="el-GR"/>
+        </w:rPr>
+        <w:t xml:space="preserve"> </w:t>
+      </w:r>
+      <w:r>
+        <w:rPr>
+          <w:b/>
+          <w:bCs/>
+          <w:sz w:val="28"/>
+          <w:szCs w:val="28"/>
+          <w:highlight w:val="yellow"/>
+        </w:rPr>
+        <w:t>in</w:t>
+      </w:r>
+      <w:r>
+        <w:rPr>
+          <w:b/>
+          <w:bCs/>
+          <w:sz w:val="28"/>
+          <w:szCs w:val="28"/>
+          <w:highlight w:val="yellow"/>
+          <w:lang w:val="el-GR"/>
+        </w:rPr>
+        <w:t xml:space="preserve"> διεργασία.</w:t>
       </w:r>
     </w:p>
     <w:p>
       <w:pPr>
         <w:rPr>
-          <w:sz w:val="28"/>
-          <w:szCs w:val="28"/>
-          <w:u w:val="single"/>
-          <w:lang w:val="el-GR"/>
-        </w:rPr>
-      </w:pPr>
-      <w:r>
-        <w:rPr>
-          <w:sz w:val="28"/>
-          <w:szCs w:val="28"/>
-          <w:highlight w:val="yellow"/>
-          <w:u w:val="single"/>
-          <w:lang w:val="el-GR"/>
-        </w:rPr>
-        <w:t xml:space="preserve">Εναλλακτική Ροή </w:t>
-      </w:r>
-      <w:r>
-        <w:rPr>
-          <w:sz w:val="28"/>
-          <w:szCs w:val="28"/>
-          <w:highlight w:val="yellow"/>
-          <w:u w:val="single"/>
+          <w:strike/>
+          <w:sz w:val="28"/>
+          <w:szCs w:val="28"/>
+          <w:lang w:val="el-GR"/>
+        </w:rPr>
+      </w:pPr>
+      <w:r>
+        <w:rPr>
+          <w:strike/>
+          <w:sz w:val="28"/>
+          <w:szCs w:val="28"/>
+          <w:highlight w:val="yellow"/>
           <w:lang w:val="el-GR"/>
         </w:rPr>
         <w:t>2.</w:t>
       </w:r>
       <w:r>
         <w:rPr>
-          <w:sz w:val="28"/>
-          <w:szCs w:val="28"/>
-          <w:highlight w:val="yellow"/>
-          <w:u w:val="single"/>
-          <w:lang w:val="el-GR"/>
-        </w:rPr>
-        <w:t>1</w:t>
-      </w:r>
-      <w:r>
-        <w:rPr>
-          <w:sz w:val="28"/>
-          <w:szCs w:val="28"/>
-          <w:highlight w:val="yellow"/>
-          <w:u w:val="single"/>
-          <w:lang w:val="el-GR"/>
-        </w:rPr>
-        <w:t>:</w:t>
+          <w:strike/>
+          <w:sz w:val="28"/>
+          <w:szCs w:val="28"/>
+          <w:highlight w:val="yellow"/>
+          <w:lang w:val="el-GR"/>
+        </w:rPr>
+        <w:t xml:space="preserve">β.1. Το </w:t>
+      </w:r>
+      <w:r>
+        <w:rPr>
+          <w:strike/>
+          <w:sz w:val="28"/>
+          <w:szCs w:val="28"/>
+          <w:highlight w:val="yellow"/>
+          <w:lang w:val="el-GR"/>
+        </w:rPr>
+        <w:t xml:space="preserve">σύστημα δεν βρήκε το </w:t>
+      </w:r>
+      <w:r>
+        <w:rPr>
+          <w:strike/>
+          <w:sz w:val="28"/>
+          <w:szCs w:val="28"/>
+          <w:highlight w:val="yellow"/>
+        </w:rPr>
+        <w:t>email</w:t>
+      </w:r>
+      <w:r>
+        <w:rPr>
+          <w:strike/>
+          <w:sz w:val="28"/>
+          <w:szCs w:val="28"/>
+          <w:highlight w:val="yellow"/>
+          <w:lang w:val="el-GR"/>
+        </w:rPr>
+        <w:t xml:space="preserve"> που εισήγαγε ο χρήστης.</w:t>
       </w:r>
     </w:p>
     <w:p>
       <w:pPr>
         <w:rPr>
-          <w:b/>
-          <w:bCs/>
-          <w:sz w:val="28"/>
-          <w:szCs w:val="28"/>
-          <w:lang w:val="el-GR"/>
-        </w:rPr>
-      </w:pPr>
-      <w:r>
-        <w:rPr>
-          <w:b/>
-          <w:bCs/>
-          <w:sz w:val="28"/>
-          <w:szCs w:val="28"/>
-          <w:highlight w:val="yellow"/>
-          <w:lang w:val="el-GR"/>
-        </w:rPr>
-        <w:t xml:space="preserve">Η ενναλακτική ροή αυτή επαναδιατυπώθηκε </w:t>
-      </w:r>
-      <w:r>
-        <w:rPr>
-          <w:b/>
-          <w:bCs/>
-          <w:sz w:val="28"/>
-          <w:szCs w:val="28"/>
-          <w:highlight w:val="yellow"/>
-          <w:lang w:val="el-GR"/>
-        </w:rPr>
-        <w:t xml:space="preserve">δίνοντας υπόσταση στη </w:t>
-      </w:r>
-      <w:r>
-        <w:rPr>
-          <w:b/>
-          <w:bCs/>
-          <w:sz w:val="28"/>
-          <w:szCs w:val="28"/>
-          <w:highlight w:val="yellow"/>
-        </w:rPr>
-        <w:t>sign</w:t>
-      </w:r>
-      <w:r>
-        <w:rPr>
-          <w:b/>
-          <w:bCs/>
-          <w:sz w:val="28"/>
-          <w:szCs w:val="28"/>
-          <w:highlight w:val="yellow"/>
-          <w:lang w:val="el-GR"/>
-        </w:rPr>
-        <w:t xml:space="preserve"> </w:t>
-      </w:r>
-      <w:r>
-        <w:rPr>
-          <w:b/>
-          <w:bCs/>
-          <w:sz w:val="28"/>
-          <w:szCs w:val="28"/>
-          <w:highlight w:val="yellow"/>
-        </w:rPr>
-        <w:t>in</w:t>
-      </w:r>
-      <w:r>
-        <w:rPr>
-          <w:b/>
-          <w:bCs/>
-          <w:sz w:val="28"/>
-          <w:szCs w:val="28"/>
-          <w:highlight w:val="yellow"/>
-          <w:lang w:val="el-GR"/>
-        </w:rPr>
-        <w:t xml:space="preserve"> διεργασία.</w:t>
+          <w:strike/>
+          <w:sz w:val="28"/>
+          <w:szCs w:val="28"/>
+          <w:lang w:val="el-GR"/>
+        </w:rPr>
+      </w:pPr>
+      <w:r>
+        <w:rPr>
+          <w:strike/>
+          <w:sz w:val="28"/>
+          <w:szCs w:val="28"/>
+          <w:highlight w:val="yellow"/>
+          <w:lang w:val="el-GR"/>
+        </w:rPr>
+        <w:t>2.</w:t>
+      </w:r>
+      <w:r>
+        <w:rPr>
+          <w:strike/>
+          <w:sz w:val="28"/>
+          <w:szCs w:val="28"/>
+          <w:highlight w:val="yellow"/>
+          <w:lang w:val="el-GR"/>
+        </w:rPr>
+        <w:t xml:space="preserve">β.2. Το σύστημα ενημερώνει τον χρήστη να ελέγξει την ορθότητα του </w:t>
+      </w:r>
+      <w:r>
+        <w:rPr>
+          <w:strike/>
+          <w:sz w:val="28"/>
+          <w:szCs w:val="28"/>
+          <w:highlight w:val="yellow"/>
+        </w:rPr>
+        <w:t>email</w:t>
+      </w:r>
+      <w:r>
+        <w:rPr>
+          <w:strike/>
+          <w:sz w:val="28"/>
+          <w:szCs w:val="28"/>
+          <w:highlight w:val="yellow"/>
+          <w:lang w:val="el-GR"/>
+        </w:rPr>
+        <w:t xml:space="preserve"> ή να δημιουργήσει λογαριασμό.</w:t>
       </w:r>
     </w:p>
     <w:p>
       <w:pPr>
         <w:rPr>
-          <w:strike/>
-          <w:sz w:val="28"/>
-          <w:szCs w:val="28"/>
-          <w:lang w:val="el-GR"/>
-        </w:rPr>
-      </w:pPr>
-      <w:r>
-        <w:rPr>
-          <w:strike/>
-          <w:sz w:val="28"/>
-          <w:szCs w:val="28"/>
-          <w:highlight w:val="yellow"/>
+          <w:sz w:val="28"/>
+          <w:szCs w:val="28"/>
+          <w:lang w:val="el-GR"/>
+        </w:rPr>
+      </w:pPr>
+      <w:r>
+        <w:rPr>
+          <w:sz w:val="28"/>
+          <w:szCs w:val="28"/>
           <w:lang w:val="el-GR"/>
         </w:rPr>
         <w:t>2.</w:t>
       </w:r>
       <w:r>
         <w:rPr>
-          <w:strike/>
-          <w:sz w:val="28"/>
-          <w:szCs w:val="28"/>
-          <w:highlight w:val="yellow"/>
-          <w:lang w:val="el-GR"/>
-        </w:rPr>
-        <w:t xml:space="preserve">β.1. Το </w:t>
-      </w:r>
-      <w:r>
-        <w:rPr>
-          <w:strike/>
-          <w:sz w:val="28"/>
-          <w:szCs w:val="28"/>
-          <w:highlight w:val="yellow"/>
-          <w:lang w:val="el-GR"/>
-        </w:rPr>
-        <w:t xml:space="preserve">σύστημα δεν βρήκε το </w:t>
-      </w:r>
-      <w:r>
-        <w:rPr>
-          <w:strike/>
-          <w:sz w:val="28"/>
-          <w:szCs w:val="28"/>
-          <w:highlight w:val="yellow"/>
-        </w:rPr>
-        <w:t>email</w:t>
-      </w:r>
-      <w:r>
-        <w:rPr>
-          <w:strike/>
-          <w:sz w:val="28"/>
-          <w:szCs w:val="28"/>
-          <w:highlight w:val="yellow"/>
-          <w:lang w:val="el-GR"/>
-        </w:rPr>
-        <w:t xml:space="preserve"> που εισήγαγε ο χρήστης.</w:t>
+          <w:sz w:val="28"/>
+          <w:szCs w:val="28"/>
+          <w:lang w:val="el-GR"/>
+        </w:rPr>
+        <w:t>β.</w:t>
+      </w:r>
+      <w:r>
+        <w:rPr>
+          <w:sz w:val="28"/>
+          <w:szCs w:val="28"/>
+          <w:lang w:val="el-GR"/>
+        </w:rPr>
+        <w:t>1</w:t>
+      </w:r>
+      <w:r>
+        <w:rPr>
+          <w:sz w:val="28"/>
+          <w:szCs w:val="28"/>
+          <w:lang w:val="el-GR"/>
+        </w:rPr>
+        <w:t>. Ο χρήστης</w:t>
+      </w:r>
+      <w:r>
+        <w:rPr>
+          <w:sz w:val="28"/>
+          <w:szCs w:val="28"/>
+          <w:lang w:val="el-GR"/>
+        </w:rPr>
+        <w:t xml:space="preserve"> </w:t>
+      </w:r>
+      <w:r>
+        <w:rPr>
+          <w:sz w:val="28"/>
+          <w:szCs w:val="28"/>
+          <w:lang w:val="el-GR"/>
+        </w:rPr>
+        <w:t>διαπιστώνει</w:t>
+      </w:r>
+      <w:r>
+        <w:rPr>
+          <w:sz w:val="28"/>
+          <w:szCs w:val="28"/>
+          <w:lang w:val="el-GR"/>
+        </w:rPr>
+        <w:t xml:space="preserve"> ότι δεν έχει δημιουργήσει λογαριασμό και</w:t>
+      </w:r>
+      <w:r>
+        <w:rPr>
+          <w:sz w:val="28"/>
+          <w:szCs w:val="28"/>
+          <w:lang w:val="el-GR"/>
+        </w:rPr>
+        <w:t xml:space="preserve"> επιλέγει να δημιουργήσει πατώντας το κουμπί “</w:t>
+      </w:r>
+      <w:r>
+        <w:rPr>
+          <w:sz w:val="28"/>
+          <w:szCs w:val="28"/>
+        </w:rPr>
+        <w:t>sig</w:t>
+      </w:r>
+      <w:r>
+        <w:rPr>
+          <w:sz w:val="28"/>
+          <w:szCs w:val="28"/>
+        </w:rPr>
+        <w:t>n</w:t>
+      </w:r>
+      <w:r>
+        <w:rPr>
+          <w:sz w:val="28"/>
+          <w:szCs w:val="28"/>
+          <w:lang w:val="el-GR"/>
+        </w:rPr>
+        <w:t xml:space="preserve"> </w:t>
+      </w:r>
+      <w:r>
+        <w:rPr>
+          <w:sz w:val="28"/>
+          <w:szCs w:val="28"/>
+        </w:rPr>
+        <w:t>in</w:t>
+      </w:r>
+      <w:r>
+        <w:rPr>
+          <w:sz w:val="28"/>
+          <w:szCs w:val="28"/>
+          <w:lang w:val="el-GR"/>
+        </w:rPr>
+        <w:t>”</w:t>
+      </w:r>
+      <w:r>
+        <w:rPr>
+          <w:sz w:val="28"/>
+          <w:szCs w:val="28"/>
+          <w:lang w:val="el-GR"/>
+        </w:rPr>
+        <w:t xml:space="preserve"> που βρίσκεται στην σελίδα </w:t>
+      </w:r>
+      <w:r>
+        <w:rPr>
+          <w:sz w:val="28"/>
+          <w:szCs w:val="28"/>
+          <w:lang w:val="el-GR"/>
+        </w:rPr>
+        <w:t>αυτή</w:t>
+      </w:r>
+      <w:r>
+        <w:rPr>
+          <w:sz w:val="28"/>
+          <w:szCs w:val="28"/>
+          <w:lang w:val="el-GR"/>
+        </w:rPr>
+        <w:t>.</w:t>
       </w:r>
     </w:p>
     <w:p>
       <w:pPr>
         <w:rPr>
-          <w:strike/>
-          <w:sz w:val="28"/>
-          <w:szCs w:val="28"/>
-          <w:lang w:val="el-GR"/>
-        </w:rPr>
-      </w:pPr>
-      <w:r>
-        <w:rPr>
-          <w:strike/>
-          <w:sz w:val="28"/>
-          <w:szCs w:val="28"/>
-          <w:highlight w:val="yellow"/>
+          <w:sz w:val="28"/>
+          <w:szCs w:val="28"/>
+          <w:lang w:val="el-GR"/>
+        </w:rPr>
+      </w:pPr>
+      <w:r>
+        <w:rPr>
+          <w:sz w:val="28"/>
+          <w:szCs w:val="28"/>
           <w:lang w:val="el-GR"/>
         </w:rPr>
         <w:t>2.</w:t>
       </w:r>
       <w:r>
         <w:rPr>
-          <w:strike/>
-          <w:sz w:val="28"/>
-          <w:szCs w:val="28"/>
-          <w:highlight w:val="yellow"/>
-          <w:lang w:val="el-GR"/>
-        </w:rPr>
-        <w:t xml:space="preserve">β.2. Το σύστημα ενημερώνει τον χρήστη να ελέγξει την ορθότητα του </w:t>
-      </w:r>
-      <w:r>
-        <w:rPr>
-          <w:strike/>
-          <w:sz w:val="28"/>
-          <w:szCs w:val="28"/>
-          <w:highlight w:val="yellow"/>
-        </w:rPr>
-        <w:t>email</w:t>
-      </w:r>
-      <w:r>
-        <w:rPr>
-          <w:strike/>
-          <w:sz w:val="28"/>
-          <w:szCs w:val="28"/>
-          <w:highlight w:val="yellow"/>
-          <w:lang w:val="el-GR"/>
-        </w:rPr>
-        <w:t xml:space="preserve"> ή να δημιουργήσει λογαριασμό.</w:t>
+          <w:sz w:val="28"/>
+          <w:szCs w:val="28"/>
+          <w:lang w:val="el-GR"/>
+        </w:rPr>
+        <w:t>β.</w:t>
+      </w:r>
+      <w:r>
+        <w:rPr>
+          <w:sz w:val="28"/>
+          <w:szCs w:val="28"/>
+          <w:lang w:val="el-GR"/>
+        </w:rPr>
+        <w:t>2</w:t>
+      </w:r>
+      <w:r>
+        <w:rPr>
+          <w:sz w:val="28"/>
+          <w:szCs w:val="28"/>
+          <w:lang w:val="el-GR"/>
+        </w:rPr>
+        <w:t xml:space="preserve">. </w:t>
+      </w:r>
+      <w:r>
+        <w:rPr>
+          <w:sz w:val="28"/>
+          <w:szCs w:val="28"/>
+          <w:lang w:val="el-GR"/>
+        </w:rPr>
+        <w:t xml:space="preserve">Το σύστημα εγγράφει τα στοιχεία του χρήστη δημιουργώντας του λογαριασμό στην εφαρμογή. </w:t>
       </w:r>
     </w:p>
     <w:p>
@@ -2280,15 +2505,31 @@
           <w:szCs w:val="28"/>
           <w:lang w:val="el-GR"/>
         </w:rPr>
-        <w:t>2.</w:t>
-      </w:r>
-      <w:r>
-        <w:rPr>
-          <w:sz w:val="28"/>
-          <w:szCs w:val="28"/>
-          <w:lang w:val="el-GR"/>
-        </w:rPr>
-        <w:t>β.</w:t>
+        <w:t>2.β.</w:t>
+      </w:r>
+      <w:r>
+        <w:rPr>
+          <w:sz w:val="28"/>
+          <w:szCs w:val="28"/>
+          <w:lang w:val="el-GR"/>
+        </w:rPr>
+        <w:t>3</w:t>
+      </w:r>
+      <w:r>
+        <w:rPr>
+          <w:sz w:val="28"/>
+          <w:szCs w:val="28"/>
+          <w:lang w:val="el-GR"/>
+        </w:rPr>
+        <w:t>.</w:t>
+      </w:r>
+      <w:r>
+        <w:rPr>
+          <w:sz w:val="28"/>
+          <w:szCs w:val="28"/>
+          <w:lang w:val="el-GR"/>
+        </w:rPr>
+        <w:t xml:space="preserve"> Η περίπτωση χρήσης επιστρέφει στο βήμα </w:t>
       </w:r>
       <w:r>
         <w:rPr>
@@ -2304,100 +2545,15 @@
           <w:szCs w:val="28"/>
           <w:lang w:val="el-GR"/>
         </w:rPr>
-        <w:t>. Ο χρήστης</w:t>
-      </w:r>
-      <w:r>
-        <w:rPr>
-          <w:sz w:val="28"/>
-          <w:szCs w:val="28"/>
-          <w:lang w:val="el-GR"/>
-        </w:rPr>
-        <w:t xml:space="preserve"> </w:t>
-      </w:r>
-      <w:r>
-        <w:rPr>
-          <w:sz w:val="28"/>
-          <w:szCs w:val="28"/>
-          <w:lang w:val="el-GR"/>
-        </w:rPr>
-        <w:t>διαπιστώνει</w:t>
-      </w:r>
-      <w:r>
-        <w:rPr>
-          <w:sz w:val="28"/>
-          <w:szCs w:val="28"/>
-          <w:lang w:val="el-GR"/>
-        </w:rPr>
-        <w:t xml:space="preserve"> ότι δεν έχει δημιουργήσει λογαριασμό και</w:t>
-      </w:r>
-      <w:r>
-        <w:rPr>
-          <w:sz w:val="28"/>
-          <w:szCs w:val="28"/>
-          <w:lang w:val="el-GR"/>
-        </w:rPr>
-        <w:t xml:space="preserve"> επιλέγει να δημιουργήσει πατώντας το κουμπί “</w:t>
-      </w:r>
-      <w:r>
-        <w:rPr>
-          <w:sz w:val="28"/>
-          <w:szCs w:val="28"/>
-        </w:rPr>
-        <w:t>sig</w:t>
-      </w:r>
-      <w:r>
-        <w:rPr>
-          <w:sz w:val="28"/>
-          <w:szCs w:val="28"/>
-        </w:rPr>
-        <w:t>n</w:t>
-      </w:r>
-      <w:r>
-        <w:rPr>
-          <w:sz w:val="28"/>
-          <w:szCs w:val="28"/>
-          <w:lang w:val="el-GR"/>
-        </w:rPr>
-        <w:t xml:space="preserve"> </w:t>
-      </w:r>
-      <w:r>
-        <w:rPr>
-          <w:sz w:val="28"/>
-          <w:szCs w:val="28"/>
-        </w:rPr>
-        <w:t>in</w:t>
-      </w:r>
-      <w:r>
-        <w:rPr>
-          <w:sz w:val="28"/>
-          <w:szCs w:val="28"/>
-          <w:lang w:val="el-GR"/>
-        </w:rPr>
-        <w:t>”</w:t>
-      </w:r>
-      <w:r>
-        <w:rPr>
-          <w:sz w:val="28"/>
-          <w:szCs w:val="28"/>
-          <w:lang w:val="el-GR"/>
-        </w:rPr>
-        <w:t xml:space="preserve"> που βρίσκεται στην σελίδα </w:t>
-      </w:r>
-      <w:r>
-        <w:rPr>
-          <w:sz w:val="28"/>
-          <w:szCs w:val="28"/>
-          <w:lang w:val="el-GR"/>
-        </w:rPr>
-        <w:t>αυτή</w:t>
-      </w:r>
-      <w:r>
-        <w:rPr>
-          <w:sz w:val="28"/>
-          <w:szCs w:val="28"/>
-          <w:lang w:val="el-GR"/>
-        </w:rPr>
-        <w:t>.</w:t>
+        <w:t xml:space="preserve"> της βασικής ροής.</w:t>
+      </w:r>
+      <w:r>
+        <w:rPr>
+          <w:sz w:val="28"/>
+          <w:szCs w:val="28"/>
+          <w:lang w:val="el-GR"/>
+        </w:rPr>
+        <w:t xml:space="preserve"> </w:t>
       </w:r>
     </w:p>
     <w:p>
@@ -2408,138 +2564,24 @@
           <w:lang w:val="el-GR"/>
         </w:rPr>
       </w:pPr>
-      <w:r>
-        <w:rPr>
-          <w:sz w:val="28"/>
-          <w:szCs w:val="28"/>
-          <w:lang w:val="el-GR"/>
-        </w:rPr>
-        <w:t>2.</w:t>
-      </w:r>
-      <w:r>
-        <w:rPr>
-          <w:sz w:val="28"/>
-          <w:szCs w:val="28"/>
-          <w:lang w:val="el-GR"/>
-        </w:rPr>
-        <w:t>β.</w:t>
-      </w:r>
-      <w:r>
-        <w:rPr>
-          <w:sz w:val="28"/>
-          <w:szCs w:val="28"/>
-          <w:lang w:val="el-GR"/>
-        </w:rPr>
-        <w:t>2</w:t>
-      </w:r>
-      <w:r>
-        <w:rPr>
-          <w:sz w:val="28"/>
-          <w:szCs w:val="28"/>
-          <w:lang w:val="el-GR"/>
-        </w:rPr>
-        <w:t xml:space="preserve">. </w:t>
-      </w:r>
-      <w:r>
-        <w:rPr>
-          <w:sz w:val="28"/>
-          <w:szCs w:val="28"/>
-          <w:lang w:val="el-GR"/>
-        </w:rPr>
-        <w:t xml:space="preserve">Το σύστημα εγγράφει τα στοιχεία του χρήστη δημιουργώντας του λογαριασμό στην εφαρμογή. </w:t>
-      </w:r>
     </w:p>
     <w:p>
       <w:pPr>
         <w:rPr>
           <w:sz w:val="28"/>
           <w:szCs w:val="28"/>
-          <w:lang w:val="el-GR"/>
-        </w:rPr>
-      </w:pPr>
-      <w:r>
-        <w:rPr>
-          <w:sz w:val="28"/>
-          <w:szCs w:val="28"/>
+          <w:u w:val="single"/>
+          <w:lang w:val="el-GR"/>
+        </w:rPr>
+      </w:pPr>
+      <w:r>
+        <w:rPr>
+          <w:sz w:val="28"/>
+          <w:szCs w:val="28"/>
+          <w:u w:val="single"/>
           <w:lang w:val="el-GR"/>
         </w:rPr>
         <w:lastRenderedPageBreak/>
-        <w:t>2.β.</w:t>
-      </w:r>
-      <w:r>
-        <w:rPr>
-          <w:sz w:val="28"/>
-          <w:szCs w:val="28"/>
-          <w:lang w:val="el-GR"/>
-        </w:rPr>
-        <w:t>3</w:t>
-      </w:r>
-      <w:r>
-        <w:rPr>
-          <w:sz w:val="28"/>
-          <w:szCs w:val="28"/>
-          <w:lang w:val="el-GR"/>
-        </w:rPr>
-        <w:t>.</w:t>
-      </w:r>
-      <w:r>
-        <w:rPr>
-          <w:sz w:val="28"/>
-          <w:szCs w:val="28"/>
-          <w:lang w:val="el-GR"/>
-        </w:rPr>
-        <w:t xml:space="preserve"> Η περίπτωση χρήσης επιστρέφει στο βήμα </w:t>
-      </w:r>
-      <w:r>
-        <w:rPr>
-          <w:sz w:val="28"/>
-          <w:szCs w:val="28"/>
-          <w:lang w:val="el-GR"/>
-        </w:rPr>
-        <w:t>1</w:t>
-      </w:r>
-      <w:r>
-        <w:rPr>
-          <w:sz w:val="28"/>
-          <w:szCs w:val="28"/>
-          <w:lang w:val="el-GR"/>
-        </w:rPr>
-        <w:t xml:space="preserve"> της βασικής ροής.</w:t>
-      </w:r>
-      <w:r>
-        <w:rPr>
-          <w:sz w:val="28"/>
-          <w:szCs w:val="28"/>
-          <w:lang w:val="el-GR"/>
-        </w:rPr>
-        <w:t xml:space="preserve"> </w:t>
-      </w:r>
-    </w:p>
-    <w:p>
-      <w:pPr>
-        <w:rPr>
-          <w:sz w:val="28"/>
-          <w:szCs w:val="28"/>
-          <w:lang w:val="el-GR"/>
-        </w:rPr>
-      </w:pPr>
-    </w:p>
-    <w:p>
-      <w:pPr>
-        <w:rPr>
-          <w:sz w:val="28"/>
-          <w:szCs w:val="28"/>
-          <w:u w:val="single"/>
-          <w:lang w:val="el-GR"/>
-        </w:rPr>
-      </w:pPr>
-      <w:r>
-        <w:rPr>
-          <w:sz w:val="28"/>
-          <w:szCs w:val="28"/>
-          <w:u w:val="single"/>
-          <w:lang w:val="el-GR"/>
-        </w:rPr>
         <w:t xml:space="preserve">Εναλλακτική Ροή </w:t>
       </w:r>
       <w:r>
@@ -3057,6 +3099,7 @@
           <w:szCs w:val="28"/>
           <w:highlight w:val="red"/>
           <w:u w:val="single"/>
+          <w:lang w:val="el-GR"/>
         </w:rPr>
       </w:pPr>
       <w:r>
@@ -3075,6 +3118,7 @@
           <w:szCs w:val="28"/>
           <w:highlight w:val="red"/>
           <w:u w:val="single"/>
+          <w:lang w:val="el-GR"/>
         </w:rPr>
         <w:t>5</w:t>
       </w:r>
@@ -3191,7 +3235,7 @@
           <w:highlight w:val="red"/>
           <w:lang w:val="el-GR"/>
         </w:rPr>
-        <w:t xml:space="preserve">καταργεί τον χρήστη από την </w:t>
+        <w:t>καταργεί τον χρήστη</w:t>
       </w:r>
       <w:r>
         <w:rPr>
@@ -3200,7 +3244,7 @@
           <w:highlight w:val="red"/>
           <w:lang w:val="el-GR"/>
         </w:rPr>
-        <w:t>λίστα των επιβεβαιωμένων χρηστών</w:t>
+        <w:t xml:space="preserve"> από το πεδίο </w:t>
       </w:r>
       <w:r>
         <w:rPr>
@@ -3209,7 +3253,59 @@
           <w:highlight w:val="red"/>
           <w:lang w:val="el-GR"/>
         </w:rPr>
-        <w:t xml:space="preserve"> και ανακατευθύνει τον χρήστη στην σελίδα σύνδεσης.</w:t>
+        <w:t>“</w:t>
+      </w:r>
+      <w:r>
+        <w:rPr>
+          <w:sz w:val="28"/>
+          <w:szCs w:val="28"/>
+          <w:highlight w:val="red"/>
+        </w:rPr>
+        <w:t>current</w:t>
+      </w:r>
+      <w:r>
+        <w:rPr>
+          <w:sz w:val="28"/>
+          <w:szCs w:val="28"/>
+          <w:highlight w:val="red"/>
+          <w:lang w:val="el-GR"/>
+        </w:rPr>
+        <w:t xml:space="preserve"> </w:t>
+      </w:r>
+      <w:r>
+        <w:rPr>
+          <w:sz w:val="28"/>
+          <w:szCs w:val="28"/>
+          <w:highlight w:val="red"/>
+        </w:rPr>
+        <w:t>user</w:t>
+      </w:r>
+      <w:r>
+        <w:rPr>
+          <w:sz w:val="28"/>
+          <w:szCs w:val="28"/>
+          <w:highlight w:val="red"/>
+          <w:lang w:val="el-GR"/>
+        </w:rPr>
+        <w:t>”</w:t>
+      </w:r>
+      <w:r>
+        <w:rPr>
+          <w:sz w:val="28"/>
+          <w:szCs w:val="28"/>
+          <w:highlight w:val="red"/>
+          <w:lang w:val="el-GR"/>
+        </w:rPr>
+        <w:t xml:space="preserve"> </w:t>
+      </w:r>
+      <w:r>
+        <w:rPr>
+          <w:sz w:val="28"/>
+          <w:szCs w:val="28"/>
+          <w:highlight w:val="red"/>
+          <w:lang w:val="el-GR"/>
+        </w:rPr>
+        <w:t>και ανακατευθύνει τον χρήστη στην σελίδα σύνδεσης.</w:t>
       </w:r>
     </w:p>
     <w:p>
@@ -3230,7 +3326,7 @@
           <w:highlight w:val="red"/>
           <w:lang w:val="el-GR"/>
         </w:rPr>
-        <w:t>3.α.</w:t>
+        <w:t>3.α.3.</w:t>
       </w:r>
       <w:r>
         <w:rPr>
@@ -3239,34 +3335,7 @@
           <w:highlight w:val="red"/>
           <w:lang w:val="el-GR"/>
         </w:rPr>
-        <w:t>3</w:t>
-      </w:r>
-      <w:r>
-        <w:rPr>
-          <w:sz w:val="28"/>
-          <w:szCs w:val="28"/>
-          <w:highlight w:val="red"/>
-          <w:lang w:val="el-GR"/>
-        </w:rPr>
-        <w:t>.</w:t>
-      </w:r>
-      <w:r>
-        <w:rPr>
-          <w:sz w:val="28"/>
-          <w:szCs w:val="28"/>
-          <w:highlight w:val="red"/>
-          <w:lang w:val="el-GR"/>
-        </w:rPr>
-        <w:t xml:space="preserve"> </w:t>
-      </w:r>
-      <w:r>
-        <w:rPr>
-          <w:sz w:val="28"/>
-          <w:szCs w:val="28"/>
-          <w:highlight w:val="red"/>
-          <w:lang w:val="el-GR"/>
-        </w:rPr>
-        <w:t xml:space="preserve">Η περίπτωση χρήσης επιστρέφει στο βήμα </w:t>
+        <w:t xml:space="preserve"> Η περίπτωση χρήσης επιστρέφει στο βήμα </w:t>
       </w:r>
       <w:r>
         <w:rPr>
@@ -3466,7 +3535,6 @@
           <w:szCs w:val="28"/>
           <w:lang w:val="el-GR"/>
         </w:rPr>
-        <w:lastRenderedPageBreak/>
         <w:t xml:space="preserve">Ο χρήστης </w:t>
       </w:r>
       <w:r>
@@ -3505,30 +3573,75 @@
         <w:rPr>
           <w:sz w:val="28"/>
           <w:szCs w:val="28"/>
-          <w:lang w:val="el-GR"/>
-        </w:rPr>
-        <w:t xml:space="preserve">(αναπαρίσταται με το </w:t>
-      </w:r>
-      <w:r>
-        <w:rPr>
-          <w:sz w:val="28"/>
-          <w:szCs w:val="28"/>
-          <w:lang w:val="el-GR"/>
-        </w:rPr>
-        <w:t>“</w:t>
-      </w:r>
-      <w:r>
-        <w:rPr>
-          <w:sz w:val="28"/>
-          <w:szCs w:val="28"/>
-          <w:lang w:val="el-GR"/>
-        </w:rPr>
-        <w:t>+</w:t>
-      </w:r>
-      <w:r>
-        <w:rPr>
-          <w:sz w:val="28"/>
-          <w:szCs w:val="28"/>
+          <w:highlight w:val="red"/>
+          <w:lang w:val="el-GR"/>
+        </w:rPr>
+        <w:t>επιλέγοντας</w:t>
+      </w:r>
+      <w:r>
+        <w:rPr>
+          <w:sz w:val="28"/>
+          <w:szCs w:val="28"/>
+          <w:lang w:val="el-GR"/>
+        </w:rPr>
+        <w:t xml:space="preserve"> </w:t>
+      </w:r>
+      <w:r>
+        <w:rPr>
+          <w:sz w:val="28"/>
+          <w:szCs w:val="28"/>
+          <w:highlight w:val="red"/>
+          <w:lang w:val="el-GR"/>
+        </w:rPr>
+        <w:t>το “</w:t>
+      </w:r>
+      <w:r>
+        <w:rPr>
+          <w:sz w:val="28"/>
+          <w:szCs w:val="28"/>
+          <w:highlight w:val="red"/>
+        </w:rPr>
+        <w:t>Show</w:t>
+      </w:r>
+      <w:r>
+        <w:rPr>
+          <w:sz w:val="28"/>
+          <w:szCs w:val="28"/>
+          <w:highlight w:val="red"/>
+          <w:lang w:val="el-GR"/>
+        </w:rPr>
+        <w:t xml:space="preserve"> </w:t>
+      </w:r>
+      <w:r>
+        <w:rPr>
+          <w:sz w:val="28"/>
+          <w:szCs w:val="28"/>
+          <w:highlight w:val="red"/>
+        </w:rPr>
+        <w:t>Room</w:t>
+      </w:r>
+      <w:r>
+        <w:rPr>
+          <w:sz w:val="28"/>
+          <w:szCs w:val="28"/>
+          <w:highlight w:val="red"/>
+          <w:lang w:val="el-GR"/>
+        </w:rPr>
+        <w:t xml:space="preserve"> </w:t>
+      </w:r>
+      <w:r>
+        <w:rPr>
+          <w:sz w:val="28"/>
+          <w:szCs w:val="28"/>
+          <w:highlight w:val="red"/>
+        </w:rPr>
+        <w:t>ID</w:t>
+      </w:r>
+      <w:r>
+        <w:rPr>
+          <w:sz w:val="28"/>
+          <w:szCs w:val="28"/>
+          <w:highlight w:val="red"/>
           <w:lang w:val="el-GR"/>
         </w:rPr>
         <w:t>”</w:t>
@@ -3539,7 +3652,7 @@
           <w:szCs w:val="28"/>
           <w:lang w:val="el-GR"/>
         </w:rPr>
-        <w:t>)</w:t>
+        <w:t xml:space="preserve"> </w:t>
       </w:r>
       <w:r>
         <w:rPr>
@@ -3712,6 +3825,7 @@
           <w:szCs w:val="28"/>
           <w:lang w:val="el-GR"/>
         </w:rPr>
+        <w:lastRenderedPageBreak/>
         <w:t>Ο χρήστης στέλνει στον υποψήφιο συγκάτοικο</w:t>
       </w:r>
       <w:r>
@@ -4774,7 +4888,6 @@
           <w:szCs w:val="28"/>
           <w:lang w:val="el-GR"/>
         </w:rPr>
-        <w:lastRenderedPageBreak/>
         <w:t>5</w:t>
       </w:r>
       <w:r>
@@ -4959,16 +5072,13 @@
         </w:rPr>
         <w:t>“</w:t>
       </w:r>
-      <w:proofErr w:type="spellStart"/>
-      <w:r>
-        <w:rPr>
-          <w:sz w:val="28"/>
-          <w:szCs w:val="28"/>
-          <w:lang w:val="el-GR"/>
-        </w:rPr>
-        <w:t>decline</w:t>
-      </w:r>
-      <w:proofErr w:type="spellEnd"/>
+      <w:r>
+        <w:rPr>
+          <w:sz w:val="28"/>
+          <w:szCs w:val="28"/>
+        </w:rPr>
+        <w:t>cancel</w:t>
+      </w:r>
       <w:r>
         <w:rPr>
           <w:sz w:val="28"/>
@@ -5001,6 +5111,7 @@
           <w:szCs w:val="28"/>
           <w:lang w:val="el-GR"/>
         </w:rPr>
+        <w:lastRenderedPageBreak/>
         <w:t xml:space="preserve">7.α.2. Το σύστημα </w:t>
       </w:r>
       <w:r>

--- a/Use_cases_1_2_ODY_v0.3.docx
+++ b/Use_cases_1_2_ODY_v0.3.docx
@@ -696,12 +696,56 @@
           <w:szCs w:val="28"/>
           <w:lang w:val="el-GR"/>
         </w:rPr>
-        <w:t xml:space="preserve"> και </w:t>
-      </w:r>
-      <w:r>
-        <w:rPr>
-          <w:sz w:val="28"/>
-          <w:szCs w:val="28"/>
+        <w:t xml:space="preserve"> </w:t>
+      </w:r>
+      <w:r>
+        <w:rPr>
+          <w:strike/>
+          <w:sz w:val="28"/>
+          <w:szCs w:val="28"/>
+          <w:lang w:val="el-GR"/>
+        </w:rPr>
+        <w:t>και πατάει το κουμπί “</w:t>
+      </w:r>
+      <w:r>
+        <w:rPr>
+          <w:strike/>
+          <w:sz w:val="28"/>
+          <w:szCs w:val="28"/>
+        </w:rPr>
+        <w:t>Search</w:t>
+      </w:r>
+      <w:r>
+        <w:rPr>
+          <w:strike/>
+          <w:sz w:val="28"/>
+          <w:szCs w:val="28"/>
+          <w:lang w:val="el-GR"/>
+        </w:rPr>
+        <w:t>”</w:t>
+      </w:r>
+      <w:r>
+        <w:rPr>
+          <w:sz w:val="28"/>
+          <w:szCs w:val="28"/>
+          <w:lang w:val="el-GR"/>
+        </w:rPr>
+        <w:t xml:space="preserve"> </w:t>
+      </w:r>
+      <w:r>
+        <w:rPr>
+          <w:sz w:val="28"/>
+          <w:szCs w:val="28"/>
+          <w:highlight w:val="red"/>
+          <w:lang w:val="el-GR"/>
+        </w:rPr>
+        <w:t xml:space="preserve">και </w:t>
+      </w:r>
+      <w:r>
+        <w:rPr>
+          <w:sz w:val="28"/>
+          <w:szCs w:val="28"/>
+          <w:highlight w:val="red"/>
           <w:lang w:val="el-GR"/>
         </w:rPr>
         <w:t xml:space="preserve">εκτελεί αναζήτηση πατώντας </w:t>
@@ -710,8 +754,36 @@
         <w:rPr>
           <w:sz w:val="28"/>
           <w:szCs w:val="28"/>
+          <w:highlight w:val="red"/>
         </w:rPr>
         <w:t>enter</w:t>
+      </w:r>
+      <w:r>
+        <w:rPr>
+          <w:sz w:val="28"/>
+          <w:szCs w:val="28"/>
+          <w:highlight w:val="red"/>
+          <w:lang w:val="el-GR"/>
+        </w:rPr>
+        <w:t xml:space="preserve"> στην </w:t>
+      </w:r>
+      <w:r>
+        <w:rPr>
+          <w:sz w:val="28"/>
+          <w:szCs w:val="28"/>
+          <w:highlight w:val="red"/>
+          <w:lang w:val="el-GR"/>
+        </w:rPr>
+        <w:t>γραμμή</w:t>
+      </w:r>
+      <w:r>
+        <w:rPr>
+          <w:sz w:val="28"/>
+          <w:szCs w:val="28"/>
+          <w:highlight w:val="red"/>
+          <w:lang w:val="el-GR"/>
+        </w:rPr>
+        <w:t xml:space="preserve"> αναζήτησης</w:t>
       </w:r>
       <w:r>
         <w:rPr>
@@ -1052,6 +1124,7 @@
       </w:r>
       <w:r>
         <w:rPr>
+          <w:strike/>
           <w:sz w:val="28"/>
           <w:szCs w:val="28"/>
           <w:lang w:val="el-GR"/>
@@ -1060,6 +1133,7 @@
       </w:r>
       <w:r>
         <w:rPr>
+          <w:strike/>
           <w:sz w:val="28"/>
           <w:szCs w:val="28"/>
         </w:rPr>
@@ -1067,6 +1141,7 @@
       </w:r>
       <w:r>
         <w:rPr>
+          <w:strike/>
           <w:sz w:val="28"/>
           <w:szCs w:val="28"/>
           <w:lang w:val="el-GR"/>
@@ -1077,6 +1152,74 @@
         <w:rPr>
           <w:sz w:val="28"/>
           <w:szCs w:val="28"/>
+          <w:lang w:val="el-GR"/>
+        </w:rPr>
+        <w:t xml:space="preserve"> </w:t>
+      </w:r>
+      <w:r>
+        <w:rPr>
+          <w:sz w:val="28"/>
+          <w:szCs w:val="28"/>
+          <w:highlight w:val="red"/>
+          <w:lang w:val="el-GR"/>
+        </w:rPr>
+        <w:t>“</w:t>
+      </w:r>
+      <w:r>
+        <w:rPr>
+          <w:sz w:val="28"/>
+          <w:szCs w:val="28"/>
+          <w:highlight w:val="red"/>
+        </w:rPr>
+        <w:t>S</w:t>
+      </w:r>
+      <w:r>
+        <w:rPr>
+          <w:sz w:val="28"/>
+          <w:szCs w:val="28"/>
+          <w:highlight w:val="red"/>
+        </w:rPr>
+        <w:t>end</w:t>
+      </w:r>
+      <w:r>
+        <w:rPr>
+          <w:sz w:val="28"/>
+          <w:szCs w:val="28"/>
+          <w:highlight w:val="red"/>
+          <w:lang w:val="el-GR"/>
+        </w:rPr>
+        <w:t xml:space="preserve"> </w:t>
+      </w:r>
+      <w:r>
+        <w:rPr>
+          <w:sz w:val="28"/>
+          <w:szCs w:val="28"/>
+          <w:highlight w:val="red"/>
+        </w:rPr>
+        <w:t>R</w:t>
+      </w:r>
+      <w:r>
+        <w:rPr>
+          <w:sz w:val="28"/>
+          <w:szCs w:val="28"/>
+          <w:highlight w:val="red"/>
+        </w:rPr>
+        <w:t>equest</w:t>
+      </w:r>
+      <w:r>
+        <w:rPr>
+          <w:sz w:val="28"/>
+          <w:szCs w:val="28"/>
+          <w:highlight w:val="red"/>
+          <w:lang w:val="el-GR"/>
+        </w:rPr>
+        <w:t>”</w:t>
+      </w:r>
+      <w:r>
+        <w:rPr>
+          <w:sz w:val="28"/>
+          <w:szCs w:val="28"/>
+          <w:highlight w:val="red"/>
           <w:lang w:val="el-GR"/>
         </w:rPr>
         <w:t>.</w:t>
@@ -1142,12 +1285,81 @@
           <w:szCs w:val="28"/>
           <w:lang w:val="el-GR"/>
         </w:rPr>
-        <w:t xml:space="preserve"> χρήστη στην ενότητα “</w:t>
-      </w:r>
-      <w:r>
-        <w:rPr>
-          <w:sz w:val="28"/>
-          <w:szCs w:val="28"/>
+        <w:t xml:space="preserve"> χρήστη στην ενότητα</w:t>
+      </w:r>
+      <w:r>
+        <w:rPr>
+          <w:sz w:val="28"/>
+          <w:szCs w:val="28"/>
+          <w:lang w:val="el-GR"/>
+        </w:rPr>
+        <w:t xml:space="preserve"> </w:t>
+      </w:r>
+      <w:r>
+        <w:rPr>
+          <w:strike/>
+          <w:sz w:val="28"/>
+          <w:szCs w:val="28"/>
+          <w:lang w:val="el-GR"/>
+        </w:rPr>
+        <w:t>“</w:t>
+      </w:r>
+      <w:r>
+        <w:rPr>
+          <w:strike/>
+          <w:sz w:val="28"/>
+          <w:szCs w:val="28"/>
+        </w:rPr>
+        <w:t>My</w:t>
+      </w:r>
+      <w:r>
+        <w:rPr>
+          <w:strike/>
+          <w:sz w:val="28"/>
+          <w:szCs w:val="28"/>
+          <w:lang w:val="el-GR"/>
+        </w:rPr>
+        <w:t xml:space="preserve"> </w:t>
+      </w:r>
+      <w:r>
+        <w:rPr>
+          <w:strike/>
+          <w:sz w:val="28"/>
+          <w:szCs w:val="28"/>
+        </w:rPr>
+        <w:t>Applications</w:t>
+      </w:r>
+      <w:r>
+        <w:rPr>
+          <w:strike/>
+          <w:sz w:val="28"/>
+          <w:szCs w:val="28"/>
+          <w:lang w:val="el-GR"/>
+        </w:rPr>
+        <w:t>”</w:t>
+      </w:r>
+      <w:r>
+        <w:rPr>
+          <w:sz w:val="28"/>
+          <w:szCs w:val="28"/>
+          <w:lang w:val="el-GR"/>
+        </w:rPr>
+        <w:t xml:space="preserve"> </w:t>
+      </w:r>
+      <w:r>
+        <w:rPr>
+          <w:sz w:val="28"/>
+          <w:szCs w:val="28"/>
+          <w:highlight w:val="red"/>
+          <w:lang w:val="el-GR"/>
+        </w:rPr>
+        <w:t>“</w:t>
+      </w:r>
+      <w:r>
+        <w:rPr>
+          <w:sz w:val="28"/>
+          <w:szCs w:val="28"/>
+          <w:highlight w:val="red"/>
         </w:rPr>
         <w:t>Requests</w:t>
       </w:r>
@@ -1155,9 +1367,18 @@
         <w:rPr>
           <w:sz w:val="28"/>
           <w:szCs w:val="28"/>
-          <w:lang w:val="el-GR"/>
-        </w:rPr>
-        <w:t xml:space="preserve">” </w:t>
+          <w:highlight w:val="red"/>
+          <w:lang w:val="el-GR"/>
+        </w:rPr>
+        <w:t>”</w:t>
+      </w:r>
+      <w:r>
+        <w:rPr>
+          <w:sz w:val="28"/>
+          <w:szCs w:val="28"/>
+          <w:lang w:val="el-GR"/>
+        </w:rPr>
+        <w:t xml:space="preserve"> </w:t>
       </w:r>
       <w:r>
         <w:rPr>
@@ -1239,7 +1460,18 @@
           <w:highlight w:val="yellow"/>
           <w:lang w:val="el-GR"/>
         </w:rPr>
-        <w:t>και αποστέλλει</w:t>
+        <w:t xml:space="preserve">και </w:t>
+      </w:r>
+      <w:r>
+        <w:rPr>
+          <w:strike/>
+          <w:sz w:val="28"/>
+          <w:szCs w:val="28"/>
+          <w:highlight w:val="yellow"/>
+          <w:lang w:val="el-GR"/>
+        </w:rPr>
+        <w:lastRenderedPageBreak/>
+        <w:t>αποστέλλει</w:t>
       </w:r>
       <w:r>
         <w:rPr>
@@ -1350,32 +1582,72 @@
     </w:p>
     <w:p>
       <w:pPr>
-        <w:rPr>
-          <w:sz w:val="28"/>
-          <w:szCs w:val="28"/>
-          <w:lang w:val="el-GR"/>
-        </w:rPr>
-      </w:pPr>
+        <w:pStyle w:val="Default"/>
+        <w:numPr>
+          <w:ilvl w:val="0"/>
+          <w:numId w:val="7"/>
+        </w:numPr>
+        <w:rPr>
+          <w:strike/>
+          <w:sz w:val="28"/>
+          <w:szCs w:val="28"/>
+          <w:lang w:val="el-GR"/>
+        </w:rPr>
+      </w:pPr>
+      <w:r>
+        <w:rPr>
+          <w:strike/>
+          <w:sz w:val="28"/>
+          <w:szCs w:val="28"/>
+          <w:lang w:val="el-GR"/>
+        </w:rPr>
+        <w:t>Το σύστημα ανανεώνει την οθόνη της αγγελίας, αλλάζοντας την κατάσταση του κουμπιού σε “</w:t>
+      </w:r>
+      <w:r>
+        <w:rPr>
+          <w:strike/>
+          <w:sz w:val="28"/>
+          <w:szCs w:val="28"/>
+        </w:rPr>
+        <w:t>Cancel</w:t>
+      </w:r>
+      <w:r>
+        <w:rPr>
+          <w:strike/>
+          <w:sz w:val="28"/>
+          <w:szCs w:val="28"/>
+          <w:lang w:val="el-GR"/>
+        </w:rPr>
+        <w:t xml:space="preserve"> </w:t>
+      </w:r>
+      <w:r>
+        <w:rPr>
+          <w:strike/>
+          <w:sz w:val="28"/>
+          <w:szCs w:val="28"/>
+        </w:rPr>
+        <w:t>Application</w:t>
+      </w:r>
+      <w:r>
+        <w:rPr>
+          <w:strike/>
+          <w:sz w:val="28"/>
+          <w:szCs w:val="28"/>
+          <w:lang w:val="el-GR"/>
+        </w:rPr>
+        <w:t xml:space="preserve">”. </w:t>
+      </w:r>
     </w:p>
     <w:p>
       <w:pPr>
-        <w:rPr>
-          <w:sz w:val="28"/>
-          <w:szCs w:val="28"/>
-          <w:u w:val="single"/>
-          <w:lang w:val="el-GR"/>
-        </w:rPr>
-      </w:pPr>
-      <w:r>
-        <w:rPr>
-          <w:sz w:val="28"/>
-          <w:szCs w:val="28"/>
-          <w:u w:val="single"/>
-          <w:lang w:val="el-GR"/>
-        </w:rPr>
-        <w:lastRenderedPageBreak/>
-        <w:t>Εναλλακτική Ροή 1:</w:t>
-      </w:r>
+        <w:pStyle w:val="ListParagraph"/>
+        <w:ind w:left="630"/>
+        <w:rPr>
+          <w:sz w:val="28"/>
+          <w:szCs w:val="28"/>
+          <w:lang w:val="el-GR"/>
+        </w:rPr>
+      </w:pPr>
     </w:p>
     <w:p>
       <w:pPr>
@@ -1385,211 +1657,24 @@
           <w:lang w:val="el-GR"/>
         </w:rPr>
       </w:pPr>
-      <w:r>
-        <w:rPr>
-          <w:sz w:val="28"/>
-          <w:szCs w:val="28"/>
-          <w:lang w:val="el-GR"/>
-        </w:rPr>
-        <w:t>4</w:t>
-      </w:r>
-      <w:r>
-        <w:rPr>
-          <w:sz w:val="28"/>
-          <w:szCs w:val="28"/>
-          <w:lang w:val="el-GR"/>
-        </w:rPr>
-        <w:t>.</w:t>
-      </w:r>
-      <w:r>
-        <w:rPr>
-          <w:sz w:val="28"/>
-          <w:szCs w:val="28"/>
-          <w:lang w:val="el-GR"/>
-        </w:rPr>
-        <w:t>α</w:t>
-      </w:r>
-      <w:r>
-        <w:rPr>
-          <w:sz w:val="28"/>
-          <w:szCs w:val="28"/>
-          <w:lang w:val="el-GR"/>
-        </w:rPr>
-        <w:t>.1</w:t>
-      </w:r>
-      <w:r>
-        <w:rPr>
-          <w:sz w:val="28"/>
-          <w:szCs w:val="28"/>
-          <w:lang w:val="el-GR"/>
-        </w:rPr>
-        <w:t>.</w:t>
-      </w:r>
-      <w:r>
-        <w:rPr>
-          <w:sz w:val="28"/>
-          <w:szCs w:val="28"/>
-          <w:lang w:val="el-GR"/>
-        </w:rPr>
-        <w:t xml:space="preserve"> </w:t>
-      </w:r>
-      <w:r>
-        <w:rPr>
-          <w:sz w:val="28"/>
-          <w:szCs w:val="28"/>
-          <w:lang w:val="el-GR"/>
-        </w:rPr>
-        <w:t xml:space="preserve">Το σύστημα επιστρέφει </w:t>
-      </w:r>
-      <w:r>
-        <w:rPr>
-          <w:sz w:val="28"/>
-          <w:szCs w:val="28"/>
-          <w:lang w:val="el-GR"/>
-        </w:rPr>
-        <w:t>“</w:t>
-      </w:r>
-      <w:r>
-        <w:rPr>
-          <w:sz w:val="28"/>
-          <w:szCs w:val="28"/>
-        </w:rPr>
-        <w:t>No</w:t>
-      </w:r>
-      <w:r>
-        <w:rPr>
-          <w:sz w:val="28"/>
-          <w:szCs w:val="28"/>
-          <w:lang w:val="el-GR"/>
-        </w:rPr>
-        <w:t xml:space="preserve"> </w:t>
-      </w:r>
-      <w:r>
-        <w:rPr>
-          <w:sz w:val="28"/>
-          <w:szCs w:val="28"/>
-        </w:rPr>
-        <w:t>results</w:t>
-      </w:r>
-      <w:r>
-        <w:rPr>
-          <w:sz w:val="28"/>
-          <w:szCs w:val="28"/>
-          <w:lang w:val="el-GR"/>
-        </w:rPr>
-        <w:t xml:space="preserve"> </w:t>
-      </w:r>
-      <w:r>
-        <w:rPr>
-          <w:sz w:val="28"/>
-          <w:szCs w:val="28"/>
-        </w:rPr>
-        <w:t>found</w:t>
-      </w:r>
-      <w:r>
-        <w:rPr>
-          <w:sz w:val="28"/>
-          <w:szCs w:val="28"/>
-          <w:lang w:val="el-GR"/>
-        </w:rPr>
-        <w:t>”</w:t>
-      </w:r>
-      <w:r>
-        <w:rPr>
-          <w:sz w:val="28"/>
-          <w:szCs w:val="28"/>
-          <w:lang w:val="el-GR"/>
-        </w:rPr>
-        <w:t xml:space="preserve"> σε περίπτωση που δεν υπάρχουν αγγελίες </w:t>
-      </w:r>
-      <w:r>
-        <w:rPr>
-          <w:sz w:val="28"/>
-          <w:szCs w:val="28"/>
-          <w:lang w:val="el-GR"/>
-        </w:rPr>
-        <w:t>που</w:t>
-      </w:r>
-      <w:r>
-        <w:rPr>
-          <w:sz w:val="28"/>
-          <w:szCs w:val="28"/>
-          <w:lang w:val="el-GR"/>
-        </w:rPr>
-        <w:t xml:space="preserve"> να</w:t>
-      </w:r>
-      <w:r>
-        <w:rPr>
-          <w:sz w:val="28"/>
-          <w:szCs w:val="28"/>
-          <w:lang w:val="el-GR"/>
-        </w:rPr>
-        <w:t xml:space="preserve"> ταιριάζουν στα κριτήρια</w:t>
-      </w:r>
-      <w:r>
-        <w:rPr>
-          <w:sz w:val="28"/>
-          <w:szCs w:val="28"/>
-          <w:lang w:val="el-GR"/>
-        </w:rPr>
-        <w:t xml:space="preserve"> του χρήστη.</w:t>
-      </w:r>
     </w:p>
     <w:p>
       <w:pPr>
         <w:rPr>
           <w:sz w:val="28"/>
           <w:szCs w:val="28"/>
-          <w:lang w:val="el-GR"/>
-        </w:rPr>
-      </w:pPr>
-      <w:r>
-        <w:rPr>
-          <w:sz w:val="28"/>
-          <w:szCs w:val="28"/>
-          <w:lang w:val="el-GR"/>
-        </w:rPr>
-        <w:t>4</w:t>
-      </w:r>
-      <w:r>
-        <w:rPr>
-          <w:sz w:val="28"/>
-          <w:szCs w:val="28"/>
-          <w:lang w:val="el-GR"/>
-        </w:rPr>
-        <w:t xml:space="preserve">.α.2. </w:t>
-      </w:r>
-      <w:r>
-        <w:rPr>
-          <w:sz w:val="28"/>
-          <w:szCs w:val="28"/>
-          <w:lang w:val="el-GR"/>
-        </w:rPr>
-        <w:t xml:space="preserve">Η περίπτωση χρήσης επιστρέφει στο βήμα </w:t>
-      </w:r>
-      <w:r>
-        <w:rPr>
-          <w:sz w:val="28"/>
-          <w:szCs w:val="28"/>
-          <w:lang w:val="el-GR"/>
-        </w:rPr>
-        <w:t>3</w:t>
-      </w:r>
-      <w:r>
-        <w:rPr>
-          <w:sz w:val="28"/>
-          <w:szCs w:val="28"/>
-          <w:lang w:val="el-GR"/>
-        </w:rPr>
-        <w:t xml:space="preserve"> </w:t>
-      </w:r>
-      <w:r>
-        <w:rPr>
-          <w:sz w:val="28"/>
-          <w:szCs w:val="28"/>
-          <w:lang w:val="el-GR"/>
-        </w:rPr>
-        <w:t>της βασικής ροής.</w:t>
+          <w:u w:val="single"/>
+          <w:lang w:val="el-GR"/>
+        </w:rPr>
+      </w:pPr>
+      <w:r>
+        <w:rPr>
+          <w:sz w:val="28"/>
+          <w:szCs w:val="28"/>
+          <w:u w:val="single"/>
+          <w:lang w:val="el-GR"/>
+        </w:rPr>
+        <w:t>Εναλλακτική Ροή 1:</w:t>
       </w:r>
     </w:p>
     <w:p>
@@ -1597,6 +1682,347 @@
         <w:rPr>
           <w:sz w:val="28"/>
           <w:szCs w:val="28"/>
+          <w:lang w:val="el-GR"/>
+        </w:rPr>
+      </w:pPr>
+      <w:r>
+        <w:rPr>
+          <w:sz w:val="28"/>
+          <w:szCs w:val="28"/>
+          <w:lang w:val="el-GR"/>
+        </w:rPr>
+        <w:t>4</w:t>
+      </w:r>
+      <w:r>
+        <w:rPr>
+          <w:sz w:val="28"/>
+          <w:szCs w:val="28"/>
+          <w:lang w:val="el-GR"/>
+        </w:rPr>
+        <w:t>.</w:t>
+      </w:r>
+      <w:r>
+        <w:rPr>
+          <w:sz w:val="28"/>
+          <w:szCs w:val="28"/>
+          <w:lang w:val="el-GR"/>
+        </w:rPr>
+        <w:t>α</w:t>
+      </w:r>
+      <w:r>
+        <w:rPr>
+          <w:sz w:val="28"/>
+          <w:szCs w:val="28"/>
+          <w:lang w:val="el-GR"/>
+        </w:rPr>
+        <w:t>.1</w:t>
+      </w:r>
+      <w:r>
+        <w:rPr>
+          <w:sz w:val="28"/>
+          <w:szCs w:val="28"/>
+          <w:lang w:val="el-GR"/>
+        </w:rPr>
+        <w:t>.</w:t>
+      </w:r>
+      <w:r>
+        <w:rPr>
+          <w:sz w:val="28"/>
+          <w:szCs w:val="28"/>
+          <w:lang w:val="el-GR"/>
+        </w:rPr>
+        <w:t xml:space="preserve"> </w:t>
+      </w:r>
+      <w:r>
+        <w:rPr>
+          <w:sz w:val="28"/>
+          <w:szCs w:val="28"/>
+          <w:lang w:val="el-GR"/>
+        </w:rPr>
+        <w:t xml:space="preserve">Το σύστημα επιστρέφει </w:t>
+      </w:r>
+      <w:r>
+        <w:rPr>
+          <w:strike/>
+          <w:sz w:val="28"/>
+          <w:szCs w:val="28"/>
+          <w:lang w:val="el-GR"/>
+        </w:rPr>
+        <w:t>“</w:t>
+      </w:r>
+      <w:r>
+        <w:rPr>
+          <w:strike/>
+          <w:sz w:val="28"/>
+          <w:szCs w:val="28"/>
+        </w:rPr>
+        <w:t>No</w:t>
+      </w:r>
+      <w:r>
+        <w:rPr>
+          <w:strike/>
+          <w:sz w:val="28"/>
+          <w:szCs w:val="28"/>
+          <w:lang w:val="el-GR"/>
+        </w:rPr>
+        <w:t xml:space="preserve"> </w:t>
+      </w:r>
+      <w:r>
+        <w:rPr>
+          <w:strike/>
+          <w:sz w:val="28"/>
+          <w:szCs w:val="28"/>
+        </w:rPr>
+        <w:t>results</w:t>
+      </w:r>
+      <w:r>
+        <w:rPr>
+          <w:strike/>
+          <w:sz w:val="28"/>
+          <w:szCs w:val="28"/>
+          <w:lang w:val="el-GR"/>
+        </w:rPr>
+        <w:t xml:space="preserve"> </w:t>
+      </w:r>
+      <w:r>
+        <w:rPr>
+          <w:strike/>
+          <w:sz w:val="28"/>
+          <w:szCs w:val="28"/>
+        </w:rPr>
+        <w:t>found</w:t>
+      </w:r>
+      <w:r>
+        <w:rPr>
+          <w:strike/>
+          <w:sz w:val="28"/>
+          <w:szCs w:val="28"/>
+          <w:lang w:val="el-GR"/>
+        </w:rPr>
+        <w:t>”</w:t>
+      </w:r>
+      <w:r>
+        <w:rPr>
+          <w:sz w:val="28"/>
+          <w:szCs w:val="28"/>
+          <w:lang w:val="el-GR"/>
+        </w:rPr>
+        <w:t xml:space="preserve"> </w:t>
+      </w:r>
+      <w:r>
+        <w:rPr>
+          <w:sz w:val="28"/>
+          <w:szCs w:val="28"/>
+          <w:highlight w:val="red"/>
+          <w:lang w:val="el-GR"/>
+        </w:rPr>
+        <w:t>“</w:t>
+      </w:r>
+      <w:r>
+        <w:rPr>
+          <w:sz w:val="28"/>
+          <w:szCs w:val="28"/>
+          <w:highlight w:val="red"/>
+        </w:rPr>
+        <w:t>No</w:t>
+      </w:r>
+      <w:r>
+        <w:rPr>
+          <w:sz w:val="28"/>
+          <w:szCs w:val="28"/>
+          <w:highlight w:val="red"/>
+          <w:lang w:val="el-GR"/>
+        </w:rPr>
+        <w:t xml:space="preserve"> </w:t>
+      </w:r>
+      <w:r>
+        <w:rPr>
+          <w:sz w:val="28"/>
+          <w:szCs w:val="28"/>
+          <w:highlight w:val="red"/>
+        </w:rPr>
+        <w:t>available</w:t>
+      </w:r>
+      <w:r>
+        <w:rPr>
+          <w:sz w:val="28"/>
+          <w:szCs w:val="28"/>
+          <w:highlight w:val="red"/>
+          <w:lang w:val="el-GR"/>
+        </w:rPr>
+        <w:t xml:space="preserve"> </w:t>
+      </w:r>
+      <w:r>
+        <w:rPr>
+          <w:sz w:val="28"/>
+          <w:szCs w:val="28"/>
+          <w:highlight w:val="red"/>
+        </w:rPr>
+        <w:t>properties</w:t>
+      </w:r>
+      <w:r>
+        <w:rPr>
+          <w:sz w:val="28"/>
+          <w:szCs w:val="28"/>
+          <w:highlight w:val="red"/>
+          <w:lang w:val="el-GR"/>
+        </w:rPr>
+        <w:t xml:space="preserve"> </w:t>
+      </w:r>
+      <w:r>
+        <w:rPr>
+          <w:sz w:val="28"/>
+          <w:szCs w:val="28"/>
+          <w:highlight w:val="red"/>
+        </w:rPr>
+        <w:t>match</w:t>
+      </w:r>
+      <w:r>
+        <w:rPr>
+          <w:sz w:val="28"/>
+          <w:szCs w:val="28"/>
+          <w:highlight w:val="red"/>
+          <w:lang w:val="el-GR"/>
+        </w:rPr>
+        <w:t xml:space="preserve"> </w:t>
+      </w:r>
+      <w:r>
+        <w:rPr>
+          <w:sz w:val="28"/>
+          <w:szCs w:val="28"/>
+          <w:highlight w:val="red"/>
+        </w:rPr>
+        <w:t>your</w:t>
+      </w:r>
+      <w:r>
+        <w:rPr>
+          <w:sz w:val="28"/>
+          <w:szCs w:val="28"/>
+          <w:highlight w:val="red"/>
+          <w:lang w:val="el-GR"/>
+        </w:rPr>
+        <w:t xml:space="preserve"> </w:t>
+      </w:r>
+      <w:r>
+        <w:rPr>
+          <w:sz w:val="28"/>
+          <w:szCs w:val="28"/>
+          <w:highlight w:val="red"/>
+        </w:rPr>
+        <w:t>filters</w:t>
+      </w:r>
+      <w:r>
+        <w:rPr>
+          <w:sz w:val="28"/>
+          <w:szCs w:val="28"/>
+          <w:highlight w:val="red"/>
+          <w:lang w:val="el-GR"/>
+        </w:rPr>
+        <w:t>”</w:t>
+      </w:r>
+      <w:r>
+        <w:rPr>
+          <w:sz w:val="28"/>
+          <w:szCs w:val="28"/>
+          <w:lang w:val="el-GR"/>
+        </w:rPr>
+        <w:t xml:space="preserve">σε περίπτωση που δεν υπάρχουν αγγελίες </w:t>
+      </w:r>
+      <w:r>
+        <w:rPr>
+          <w:sz w:val="28"/>
+          <w:szCs w:val="28"/>
+          <w:lang w:val="el-GR"/>
+        </w:rPr>
+        <w:t>που</w:t>
+      </w:r>
+      <w:r>
+        <w:rPr>
+          <w:sz w:val="28"/>
+          <w:szCs w:val="28"/>
+          <w:lang w:val="el-GR"/>
+        </w:rPr>
+        <w:t xml:space="preserve"> να</w:t>
+      </w:r>
+      <w:r>
+        <w:rPr>
+          <w:sz w:val="28"/>
+          <w:szCs w:val="28"/>
+          <w:lang w:val="el-GR"/>
+        </w:rPr>
+        <w:t xml:space="preserve"> ταιριάζουν στα κριτήρια</w:t>
+      </w:r>
+      <w:r>
+        <w:rPr>
+          <w:sz w:val="28"/>
+          <w:szCs w:val="28"/>
+          <w:lang w:val="el-GR"/>
+        </w:rPr>
+        <w:t xml:space="preserve"> του χρήστη.</w:t>
+      </w:r>
+    </w:p>
+    <w:p>
+      <w:pPr>
+        <w:rPr>
+          <w:sz w:val="28"/>
+          <w:szCs w:val="28"/>
+          <w:lang w:val="el-GR"/>
+        </w:rPr>
+      </w:pPr>
+      <w:r>
+        <w:rPr>
+          <w:sz w:val="28"/>
+          <w:szCs w:val="28"/>
+          <w:lang w:val="el-GR"/>
+        </w:rPr>
+        <w:t>4</w:t>
+      </w:r>
+      <w:r>
+        <w:rPr>
+          <w:sz w:val="28"/>
+          <w:szCs w:val="28"/>
+          <w:lang w:val="el-GR"/>
+        </w:rPr>
+        <w:t xml:space="preserve">.α.2. </w:t>
+      </w:r>
+      <w:r>
+        <w:rPr>
+          <w:sz w:val="28"/>
+          <w:szCs w:val="28"/>
+          <w:lang w:val="el-GR"/>
+        </w:rPr>
+        <w:t xml:space="preserve">Η περίπτωση χρήσης επιστρέφει στο βήμα </w:t>
+      </w:r>
+      <w:r>
+        <w:rPr>
+          <w:sz w:val="28"/>
+          <w:szCs w:val="28"/>
+          <w:lang w:val="el-GR"/>
+        </w:rPr>
+        <w:t>3</w:t>
+      </w:r>
+      <w:r>
+        <w:rPr>
+          <w:sz w:val="28"/>
+          <w:szCs w:val="28"/>
+          <w:lang w:val="el-GR"/>
+        </w:rPr>
+        <w:t xml:space="preserve"> </w:t>
+      </w:r>
+      <w:r>
+        <w:rPr>
+          <w:sz w:val="28"/>
+          <w:szCs w:val="28"/>
+          <w:lang w:val="el-GR"/>
+        </w:rPr>
+        <w:t>της βασικής ροής.</w:t>
+      </w:r>
+    </w:p>
+    <w:p>
+      <w:pPr>
+        <w:rPr>
+          <w:sz w:val="28"/>
+          <w:szCs w:val="28"/>
           <w:u w:val="single"/>
           <w:lang w:val="el-GR"/>
         </w:rPr>
@@ -1819,6 +2245,7 @@
     <w:p>
       <w:pPr>
         <w:rPr>
+          <w:strike/>
           <w:sz w:val="28"/>
           <w:szCs w:val="28"/>
           <w:lang w:val="el-GR"/>
@@ -1949,7 +2376,23 @@
           <w:szCs w:val="28"/>
           <w:lang w:val="el-GR"/>
         </w:rPr>
-        <w:t xml:space="preserve">, </w:t>
+        <w:t xml:space="preserve"> </w:t>
+      </w:r>
+      <w:r>
+        <w:rPr>
+          <w:sz w:val="28"/>
+          <w:szCs w:val="28"/>
+          <w:lang w:val="el-GR"/>
+        </w:rPr>
+        <w:t>και</w:t>
+      </w:r>
+      <w:r>
+        <w:rPr>
+          <w:sz w:val="28"/>
+          <w:szCs w:val="28"/>
+          <w:lang w:val="el-GR"/>
+        </w:rPr>
+        <w:t xml:space="preserve"> </w:t>
       </w:r>
       <w:r>
         <w:rPr>
@@ -1975,36 +2418,52 @@
           <w:szCs w:val="28"/>
           <w:lang w:val="el-GR"/>
         </w:rPr>
-        <w:t>,</w:t>
-      </w:r>
-      <w:r>
-        <w:rPr>
-          <w:sz w:val="28"/>
-          <w:szCs w:val="28"/>
-          <w:lang w:val="el-GR"/>
-        </w:rPr>
-        <w:t xml:space="preserve"> προτρέποντας</w:t>
-      </w:r>
-      <w:r>
-        <w:rPr>
-          <w:sz w:val="28"/>
-          <w:szCs w:val="28"/>
+        <w:t>.</w:t>
+      </w:r>
+      <w:r>
+        <w:rPr>
+          <w:sz w:val="28"/>
+          <w:szCs w:val="28"/>
+          <w:lang w:val="el-GR"/>
+        </w:rPr>
+        <w:t xml:space="preserve"> </w:t>
+      </w:r>
+      <w:r>
+        <w:rPr>
+          <w:strike/>
+          <w:sz w:val="28"/>
+          <w:szCs w:val="28"/>
+          <w:highlight w:val="red"/>
+          <w:lang w:val="el-GR"/>
+        </w:rPr>
+        <w:t>προτρέποντας</w:t>
+      </w:r>
+      <w:r>
+        <w:rPr>
+          <w:strike/>
+          <w:sz w:val="28"/>
+          <w:szCs w:val="28"/>
+          <w:highlight w:val="red"/>
           <w:lang w:val="el-GR"/>
         </w:rPr>
         <w:t xml:space="preserve"> έτσι</w:t>
       </w:r>
       <w:r>
         <w:rPr>
-          <w:sz w:val="28"/>
-          <w:szCs w:val="28"/>
+          <w:strike/>
+          <w:sz w:val="28"/>
+          <w:szCs w:val="28"/>
+          <w:highlight w:val="red"/>
           <w:lang w:val="el-GR"/>
         </w:rPr>
         <w:t xml:space="preserve"> τον έλεγχο ορθότητάς τους</w:t>
       </w:r>
       <w:r>
         <w:rPr>
-          <w:sz w:val="28"/>
-          <w:szCs w:val="28"/>
+          <w:strike/>
+          <w:sz w:val="28"/>
+          <w:szCs w:val="28"/>
+          <w:highlight w:val="red"/>
           <w:lang w:val="el-GR"/>
         </w:rPr>
         <w:t>.</w:t>
@@ -2322,6 +2781,7 @@
           <w:szCs w:val="28"/>
           <w:lang w:val="el-GR"/>
         </w:rPr>
+        <w:lastRenderedPageBreak/>
         <w:t>2.</w:t>
       </w:r>
       <w:r>
@@ -2447,29 +2907,24 @@
         <w:rPr>
           <w:sz w:val="28"/>
           <w:szCs w:val="28"/>
-          <w:lang w:val="el-GR"/>
-        </w:rPr>
-      </w:pPr>
-      <w:r>
-        <w:rPr>
-          <w:sz w:val="28"/>
-          <w:szCs w:val="28"/>
-          <w:lang w:val="el-GR"/>
-        </w:rPr>
-        <w:t>2.</w:t>
-      </w:r>
-      <w:r>
-        <w:rPr>
-          <w:sz w:val="28"/>
-          <w:szCs w:val="28"/>
-          <w:lang w:val="el-GR"/>
-        </w:rPr>
-        <w:t>β.</w:t>
-      </w:r>
-      <w:r>
-        <w:rPr>
-          <w:sz w:val="28"/>
-          <w:szCs w:val="28"/>
+          <w:highlight w:val="red"/>
+          <w:lang w:val="el-GR"/>
+        </w:rPr>
+      </w:pPr>
+      <w:r>
+        <w:rPr>
+          <w:sz w:val="28"/>
+          <w:szCs w:val="28"/>
+          <w:highlight w:val="red"/>
+          <w:lang w:val="el-GR"/>
+        </w:rPr>
+        <w:t>2.β.</w:t>
+      </w:r>
+      <w:r>
+        <w:rPr>
+          <w:sz w:val="28"/>
+          <w:szCs w:val="28"/>
+          <w:highlight w:val="red"/>
           <w:lang w:val="el-GR"/>
         </w:rPr>
         <w:t>2</w:t>
@@ -2478,17 +2933,10 @@
         <w:rPr>
           <w:sz w:val="28"/>
           <w:szCs w:val="28"/>
-          <w:lang w:val="el-GR"/>
-        </w:rPr>
-        <w:t xml:space="preserve">. </w:t>
-      </w:r>
-      <w:r>
-        <w:rPr>
-          <w:sz w:val="28"/>
-          <w:szCs w:val="28"/>
-          <w:lang w:val="el-GR"/>
-        </w:rPr>
-        <w:t xml:space="preserve">Το σύστημα εγγράφει τα στοιχεία του χρήστη δημιουργώντας του λογαριασμό στην εφαρμογή. </w:t>
+          <w:highlight w:val="red"/>
+          <w:lang w:val="el-GR"/>
+        </w:rPr>
+        <w:t>. Το σύστημα μεταφέρει τον χρήστη στο αντίστοιχο παράθυρο.</w:t>
       </w:r>
     </w:p>
     <w:p>
@@ -2503,6 +2951,7 @@
         <w:rPr>
           <w:sz w:val="28"/>
           <w:szCs w:val="28"/>
+          <w:highlight w:val="red"/>
           <w:lang w:val="el-GR"/>
         </w:rPr>
         <w:t>2.β.</w:t>
@@ -2511,6 +2960,7 @@
         <w:rPr>
           <w:sz w:val="28"/>
           <w:szCs w:val="28"/>
+          <w:highlight w:val="red"/>
           <w:lang w:val="el-GR"/>
         </w:rPr>
         <w:t>3</w:t>
@@ -2519,41 +2969,44 @@
         <w:rPr>
           <w:sz w:val="28"/>
           <w:szCs w:val="28"/>
-          <w:lang w:val="el-GR"/>
-        </w:rPr>
-        <w:t>.</w:t>
-      </w:r>
-      <w:r>
-        <w:rPr>
-          <w:sz w:val="28"/>
-          <w:szCs w:val="28"/>
-          <w:lang w:val="el-GR"/>
-        </w:rPr>
-        <w:t xml:space="preserve"> Η περίπτωση χρήσης επιστρέφει στο βήμα </w:t>
-      </w:r>
-      <w:r>
-        <w:rPr>
-          <w:sz w:val="28"/>
-          <w:szCs w:val="28"/>
-          <w:lang w:val="el-GR"/>
-        </w:rPr>
-        <w:t>1</w:t>
-      </w:r>
-      <w:r>
-        <w:rPr>
-          <w:sz w:val="28"/>
-          <w:szCs w:val="28"/>
-          <w:lang w:val="el-GR"/>
-        </w:rPr>
-        <w:t xml:space="preserve"> της βασικής ροής.</w:t>
-      </w:r>
-      <w:r>
-        <w:rPr>
-          <w:sz w:val="28"/>
-          <w:szCs w:val="28"/>
-          <w:lang w:val="el-GR"/>
-        </w:rPr>
-        <w:t xml:space="preserve"> </w:t>
+          <w:highlight w:val="red"/>
+          <w:lang w:val="el-GR"/>
+        </w:rPr>
+        <w:t>. Ο χρήστης εισάγει τα στοιχεία του και επιλέγει “</w:t>
+      </w:r>
+      <w:r>
+        <w:rPr>
+          <w:sz w:val="28"/>
+          <w:szCs w:val="28"/>
+          <w:highlight w:val="red"/>
+        </w:rPr>
+        <w:t>Create</w:t>
+      </w:r>
+      <w:r>
+        <w:rPr>
+          <w:sz w:val="28"/>
+          <w:szCs w:val="28"/>
+          <w:highlight w:val="red"/>
+          <w:lang w:val="el-GR"/>
+        </w:rPr>
+        <w:t xml:space="preserve"> </w:t>
+      </w:r>
+      <w:r>
+        <w:rPr>
+          <w:sz w:val="28"/>
+          <w:szCs w:val="28"/>
+          <w:highlight w:val="red"/>
+        </w:rPr>
+        <w:t>Account</w:t>
+      </w:r>
+      <w:r>
+        <w:rPr>
+          <w:sz w:val="28"/>
+          <w:szCs w:val="28"/>
+          <w:highlight w:val="red"/>
+          <w:lang w:val="el-GR"/>
+        </w:rPr>
+        <w:t>”.</w:t>
       </w:r>
     </w:p>
     <w:p>
@@ -2564,43 +3017,110 @@
           <w:lang w:val="el-GR"/>
         </w:rPr>
       </w:pPr>
+      <w:r>
+        <w:rPr>
+          <w:sz w:val="28"/>
+          <w:szCs w:val="28"/>
+          <w:lang w:val="el-GR"/>
+        </w:rPr>
+        <w:t>2.</w:t>
+      </w:r>
+      <w:r>
+        <w:rPr>
+          <w:sz w:val="28"/>
+          <w:szCs w:val="28"/>
+          <w:lang w:val="el-GR"/>
+        </w:rPr>
+        <w:t>β.</w:t>
+      </w:r>
+      <w:r>
+        <w:rPr>
+          <w:sz w:val="28"/>
+          <w:szCs w:val="28"/>
+          <w:lang w:val="el-GR"/>
+        </w:rPr>
+        <w:t>4</w:t>
+      </w:r>
+      <w:r>
+        <w:rPr>
+          <w:sz w:val="28"/>
+          <w:szCs w:val="28"/>
+          <w:lang w:val="el-GR"/>
+        </w:rPr>
+        <w:t xml:space="preserve">. </w:t>
+      </w:r>
+      <w:r>
+        <w:rPr>
+          <w:sz w:val="28"/>
+          <w:szCs w:val="28"/>
+          <w:lang w:val="el-GR"/>
+        </w:rPr>
+        <w:t xml:space="preserve">Το σύστημα εγγράφει τα στοιχεία του χρήστη δημιουργώντας του λογαριασμό στην εφαρμογή. </w:t>
+      </w:r>
     </w:p>
     <w:p>
       <w:pPr>
         <w:rPr>
           <w:sz w:val="28"/>
           <w:szCs w:val="28"/>
-          <w:u w:val="single"/>
-          <w:lang w:val="el-GR"/>
-        </w:rPr>
-      </w:pPr>
-      <w:r>
-        <w:rPr>
-          <w:sz w:val="28"/>
-          <w:szCs w:val="28"/>
-          <w:u w:val="single"/>
-          <w:lang w:val="el-GR"/>
-        </w:rPr>
-        <w:lastRenderedPageBreak/>
-        <w:t xml:space="preserve">Εναλλακτική Ροή </w:t>
-      </w:r>
-      <w:r>
-        <w:rPr>
-          <w:sz w:val="28"/>
-          <w:szCs w:val="28"/>
-          <w:u w:val="single"/>
-          <w:lang w:val="el-GR"/>
-        </w:rPr>
-        <w:t>3</w:t>
-      </w:r>
-      <w:r>
-        <w:rPr>
-          <w:sz w:val="28"/>
-          <w:szCs w:val="28"/>
-          <w:u w:val="single"/>
-          <w:lang w:val="el-GR"/>
-        </w:rPr>
-        <w:t>:</w:t>
+          <w:lang w:val="el-GR"/>
+        </w:rPr>
+      </w:pPr>
+      <w:r>
+        <w:rPr>
+          <w:sz w:val="28"/>
+          <w:szCs w:val="28"/>
+          <w:lang w:val="el-GR"/>
+        </w:rPr>
+        <w:t>2.β.</w:t>
+      </w:r>
+      <w:r>
+        <w:rPr>
+          <w:sz w:val="28"/>
+          <w:szCs w:val="28"/>
+          <w:lang w:val="el-GR"/>
+        </w:rPr>
+        <w:t>5</w:t>
+      </w:r>
+      <w:r>
+        <w:rPr>
+          <w:sz w:val="28"/>
+          <w:szCs w:val="28"/>
+          <w:lang w:val="el-GR"/>
+        </w:rPr>
+        <w:t>.</w:t>
+      </w:r>
+      <w:r>
+        <w:rPr>
+          <w:sz w:val="28"/>
+          <w:szCs w:val="28"/>
+          <w:lang w:val="el-GR"/>
+        </w:rPr>
+        <w:t xml:space="preserve"> Η περίπτωση χρήσης επιστρέφει στο βήμα </w:t>
+      </w:r>
+      <w:r>
+        <w:rPr>
+          <w:sz w:val="28"/>
+          <w:szCs w:val="28"/>
+          <w:lang w:val="el-GR"/>
+        </w:rPr>
+        <w:t>1</w:t>
+      </w:r>
+      <w:r>
+        <w:rPr>
+          <w:sz w:val="28"/>
+          <w:szCs w:val="28"/>
+          <w:lang w:val="el-GR"/>
+        </w:rPr>
+        <w:t xml:space="preserve"> της βασικής ροής.</w:t>
+      </w:r>
+      <w:r>
+        <w:rPr>
+          <w:sz w:val="28"/>
+          <w:szCs w:val="28"/>
+          <w:lang w:val="el-GR"/>
+        </w:rPr>
+        <w:t xml:space="preserve"> </w:t>
       </w:r>
     </w:p>
     <w:p>
@@ -2608,72 +3128,333 @@
         <w:rPr>
           <w:sz w:val="28"/>
           <w:szCs w:val="28"/>
-          <w:lang w:val="el-GR"/>
-        </w:rPr>
-      </w:pPr>
-      <w:r>
-        <w:rPr>
-          <w:sz w:val="28"/>
-          <w:szCs w:val="28"/>
-          <w:lang w:val="el-GR"/>
-        </w:rPr>
-        <w:t xml:space="preserve">9.α.1. Ο χρήστης επιλέγει να απορρίψει την αίτηση επιλέγοντας το </w:t>
-      </w:r>
-      <w:r>
-        <w:rPr>
-          <w:sz w:val="28"/>
-          <w:szCs w:val="28"/>
-          <w:lang w:val="el-GR"/>
-        </w:rPr>
-        <w:t>“</w:t>
-      </w:r>
-      <w:r>
-        <w:rPr>
-          <w:sz w:val="28"/>
-          <w:szCs w:val="28"/>
-        </w:rPr>
-        <w:t>decline</w:t>
-      </w:r>
-      <w:r>
-        <w:rPr>
-          <w:sz w:val="28"/>
-          <w:szCs w:val="28"/>
-          <w:lang w:val="el-GR"/>
-        </w:rPr>
-        <w:t>”</w:t>
-      </w:r>
-      <w:r>
-        <w:rPr>
-          <w:sz w:val="28"/>
-          <w:szCs w:val="28"/>
-          <w:lang w:val="el-GR"/>
-        </w:rPr>
-        <w:t>.</w:t>
+          <w:highlight w:val="red"/>
+          <w:u w:val="single"/>
+          <w:lang w:val="el-GR"/>
+        </w:rPr>
+      </w:pPr>
+      <w:r>
+        <w:rPr>
+          <w:sz w:val="28"/>
+          <w:szCs w:val="28"/>
+          <w:highlight w:val="red"/>
+          <w:u w:val="single"/>
+          <w:lang w:val="el-GR"/>
+        </w:rPr>
+        <w:t xml:space="preserve">Εναλλακτική Ροή </w:t>
+      </w:r>
+      <w:r>
+        <w:rPr>
+          <w:sz w:val="28"/>
+          <w:szCs w:val="28"/>
+          <w:highlight w:val="red"/>
+          <w:u w:val="single"/>
+          <w:lang w:val="el-GR"/>
+        </w:rPr>
+        <w:t>3</w:t>
+      </w:r>
+      <w:r>
+        <w:rPr>
+          <w:sz w:val="28"/>
+          <w:szCs w:val="28"/>
+          <w:highlight w:val="red"/>
+          <w:u w:val="single"/>
+          <w:lang w:val="el-GR"/>
+        </w:rPr>
+        <w:t>:</w:t>
       </w:r>
     </w:p>
     <w:p>
       <w:pPr>
         <w:rPr>
-          <w:sz w:val="28"/>
-          <w:szCs w:val="28"/>
-          <w:lang w:val="el-GR"/>
-        </w:rPr>
-      </w:pPr>
-      <w:r>
-        <w:rPr>
-          <w:sz w:val="28"/>
-          <w:szCs w:val="28"/>
-          <w:lang w:val="el-GR"/>
-        </w:rPr>
-        <w:t xml:space="preserve">9.α.2. Το σύστημα δεν </w:t>
-      </w:r>
-      <w:r>
-        <w:rPr>
-          <w:sz w:val="28"/>
-          <w:szCs w:val="28"/>
-          <w:lang w:val="el-GR"/>
-        </w:rPr>
-        <w:t>καταχωρεί καμία πληροφορία σχετικά με την αγγελία.</w:t>
+          <w:sz w:val="32"/>
+          <w:szCs w:val="32"/>
+          <w:highlight w:val="red"/>
+          <w:lang w:val="el-GR"/>
+        </w:rPr>
+      </w:pPr>
+      <w:r>
+        <w:rPr>
+          <w:sz w:val="28"/>
+          <w:szCs w:val="28"/>
+          <w:highlight w:val="red"/>
+          <w:lang w:val="el-GR"/>
+        </w:rPr>
+        <w:t>(</w:t>
+      </w:r>
+      <w:r>
+        <w:rPr>
+          <w:sz w:val="28"/>
+          <w:szCs w:val="28"/>
+          <w:highlight w:val="red"/>
+          <w:lang w:val="el-GR"/>
+        </w:rPr>
+        <w:t>2.β.3</w:t>
+      </w:r>
+      <w:r>
+        <w:rPr>
+          <w:sz w:val="28"/>
+          <w:szCs w:val="28"/>
+          <w:highlight w:val="red"/>
+          <w:lang w:val="el-GR"/>
+        </w:rPr>
+        <w:t xml:space="preserve">).α.1. Το σύστημα διακρίνει ότι το </w:t>
+      </w:r>
+      <w:r>
+        <w:rPr>
+          <w:sz w:val="28"/>
+          <w:szCs w:val="28"/>
+          <w:highlight w:val="red"/>
+        </w:rPr>
+        <w:t>user</w:t>
+      </w:r>
+      <w:r>
+        <w:rPr>
+          <w:sz w:val="28"/>
+          <w:szCs w:val="28"/>
+          <w:highlight w:val="red"/>
+          <w:lang w:val="el-GR"/>
+        </w:rPr>
+        <w:t xml:space="preserve"> </w:t>
+      </w:r>
+      <w:r>
+        <w:rPr>
+          <w:sz w:val="28"/>
+          <w:szCs w:val="28"/>
+          <w:highlight w:val="red"/>
+        </w:rPr>
+        <w:t>email</w:t>
+      </w:r>
+      <w:r>
+        <w:rPr>
+          <w:sz w:val="28"/>
+          <w:szCs w:val="28"/>
+          <w:highlight w:val="red"/>
+          <w:lang w:val="el-GR"/>
+        </w:rPr>
+        <w:t xml:space="preserve"> δεν ακολουθεί το πρότυπο </w:t>
+      </w:r>
+      <w:r>
+        <w:rPr>
+          <w:color w:val="000000" w:themeColor="text1"/>
+          <w:sz w:val="28"/>
+          <w:szCs w:val="28"/>
+          <w:highlight w:val="red"/>
+        </w:rPr>
+        <w:t>regex</w:t>
+      </w:r>
+      <w:r>
+        <w:rPr>
+          <w:color w:val="000000" w:themeColor="text1"/>
+          <w:sz w:val="28"/>
+          <w:szCs w:val="28"/>
+          <w:highlight w:val="red"/>
+          <w:lang w:val="el-GR"/>
+        </w:rPr>
+        <w:t xml:space="preserve"> "^[</w:t>
+      </w:r>
+      <w:r>
+        <w:rPr>
+          <w:color w:val="000000" w:themeColor="text1"/>
+          <w:sz w:val="28"/>
+          <w:szCs w:val="28"/>
+          <w:highlight w:val="red"/>
+        </w:rPr>
+        <w:t>A</w:t>
+      </w:r>
+      <w:r>
+        <w:rPr>
+          <w:color w:val="000000" w:themeColor="text1"/>
+          <w:sz w:val="28"/>
+          <w:szCs w:val="28"/>
+          <w:highlight w:val="red"/>
+          <w:lang w:val="el-GR"/>
+        </w:rPr>
+        <w:t>-</w:t>
+      </w:r>
+      <w:r>
+        <w:rPr>
+          <w:color w:val="000000" w:themeColor="text1"/>
+          <w:sz w:val="28"/>
+          <w:szCs w:val="28"/>
+          <w:highlight w:val="red"/>
+        </w:rPr>
+        <w:t>Za</w:t>
+      </w:r>
+      <w:r>
+        <w:rPr>
+          <w:color w:val="000000" w:themeColor="text1"/>
+          <w:sz w:val="28"/>
+          <w:szCs w:val="28"/>
+          <w:highlight w:val="red"/>
+          <w:lang w:val="el-GR"/>
+        </w:rPr>
+        <w:t>-</w:t>
+      </w:r>
+      <w:r>
+        <w:rPr>
+          <w:color w:val="000000" w:themeColor="text1"/>
+          <w:sz w:val="28"/>
+          <w:szCs w:val="28"/>
+          <w:highlight w:val="red"/>
+        </w:rPr>
+        <w:t>z</w:t>
+      </w:r>
+      <w:r>
+        <w:rPr>
+          <w:color w:val="000000" w:themeColor="text1"/>
+          <w:sz w:val="28"/>
+          <w:szCs w:val="28"/>
+          <w:highlight w:val="red"/>
+          <w:lang w:val="el-GR"/>
+        </w:rPr>
+        <w:t>0-9+_.-]</w:t>
+      </w:r>
+      <w:hyperlink r:id="rId5" w:history="1">
+        <w:r>
+          <w:rPr>
+            <w:rStyle w:val="Hyperlink"/>
+            <w:sz w:val="28"/>
+            <w:szCs w:val="28"/>
+            <w:highlight w:val="red"/>
+            <w:lang w:val="el-GR"/>
+          </w:rPr>
+          <w:t>+@[</w:t>
+        </w:r>
+        <w:r>
+          <w:rPr>
+            <w:rStyle w:val="Hyperlink"/>
+            <w:sz w:val="28"/>
+            <w:szCs w:val="28"/>
+            <w:highlight w:val="red"/>
+          </w:rPr>
+          <w:t>A</w:t>
+        </w:r>
+        <w:r>
+          <w:rPr>
+            <w:rStyle w:val="Hyperlink"/>
+            <w:sz w:val="28"/>
+            <w:szCs w:val="28"/>
+            <w:highlight w:val="red"/>
+            <w:lang w:val="el-GR"/>
+          </w:rPr>
+          <w:t>-</w:t>
+        </w:r>
+        <w:r>
+          <w:rPr>
+            <w:rStyle w:val="Hyperlink"/>
+            <w:sz w:val="28"/>
+            <w:szCs w:val="28"/>
+            <w:highlight w:val="red"/>
+          </w:rPr>
+          <w:t>Za</w:t>
+        </w:r>
+        <w:r>
+          <w:rPr>
+            <w:rStyle w:val="Hyperlink"/>
+            <w:sz w:val="28"/>
+            <w:szCs w:val="28"/>
+            <w:highlight w:val="red"/>
+            <w:lang w:val="el-GR"/>
+          </w:rPr>
+          <w:t>-</w:t>
+        </w:r>
+        <w:r>
+          <w:rPr>
+            <w:rStyle w:val="Hyperlink"/>
+            <w:sz w:val="28"/>
+            <w:szCs w:val="28"/>
+            <w:highlight w:val="red"/>
+          </w:rPr>
+          <w:t>z</w:t>
+        </w:r>
+        <w:r>
+          <w:rPr>
+            <w:rStyle w:val="Hyperlink"/>
+            <w:sz w:val="28"/>
+            <w:szCs w:val="28"/>
+            <w:highlight w:val="red"/>
+            <w:lang w:val="el-GR"/>
+          </w:rPr>
+          <w:t>0-9.-]+\\.[</w:t>
+        </w:r>
+        <w:r>
+          <w:rPr>
+            <w:rStyle w:val="Hyperlink"/>
+            <w:sz w:val="28"/>
+            <w:szCs w:val="28"/>
+            <w:highlight w:val="red"/>
+          </w:rPr>
+          <w:t>A</w:t>
+        </w:r>
+        <w:r>
+          <w:rPr>
+            <w:rStyle w:val="Hyperlink"/>
+            <w:sz w:val="28"/>
+            <w:szCs w:val="28"/>
+            <w:highlight w:val="red"/>
+            <w:lang w:val="el-GR"/>
+          </w:rPr>
+          <w:t>-</w:t>
+        </w:r>
+        <w:r>
+          <w:rPr>
+            <w:rStyle w:val="Hyperlink"/>
+            <w:sz w:val="28"/>
+            <w:szCs w:val="28"/>
+            <w:highlight w:val="red"/>
+          </w:rPr>
+          <w:t>Za</w:t>
+        </w:r>
+        <w:r>
+          <w:rPr>
+            <w:rStyle w:val="Hyperlink"/>
+            <w:sz w:val="28"/>
+            <w:szCs w:val="28"/>
+            <w:highlight w:val="red"/>
+            <w:lang w:val="el-GR"/>
+          </w:rPr>
+          <w:t>-</w:t>
+        </w:r>
+        <w:r>
+          <w:rPr>
+            <w:rStyle w:val="Hyperlink"/>
+            <w:sz w:val="28"/>
+            <w:szCs w:val="28"/>
+            <w:highlight w:val="red"/>
+          </w:rPr>
+          <w:t>z</w:t>
+        </w:r>
+        <w:r>
+          <w:rPr>
+            <w:rStyle w:val="Hyperlink"/>
+            <w:sz w:val="28"/>
+            <w:szCs w:val="28"/>
+            <w:highlight w:val="red"/>
+            <w:lang w:val="el-GR"/>
+          </w:rPr>
+          <w:t>]{2,}$</w:t>
+        </w:r>
+      </w:hyperlink>
+      <w:r>
+        <w:rPr>
+          <w:color w:val="000000" w:themeColor="text1"/>
+          <w:sz w:val="28"/>
+          <w:szCs w:val="28"/>
+          <w:highlight w:val="red"/>
+          <w:lang w:val="el-GR"/>
+        </w:rPr>
+        <w:t>"</w:t>
+      </w:r>
+      <w:r>
+        <w:rPr>
+          <w:color w:val="000000" w:themeColor="text1"/>
+          <w:sz w:val="28"/>
+          <w:szCs w:val="28"/>
+          <w:highlight w:val="red"/>
+          <w:lang w:val="el-GR"/>
+        </w:rPr>
+        <w:t xml:space="preserve"> .</w:t>
       </w:r>
     </w:p>
     <w:p>
@@ -2681,48 +3462,72 @@
         <w:rPr>
           <w:sz w:val="28"/>
           <w:szCs w:val="28"/>
-          <w:lang w:val="el-GR"/>
-        </w:rPr>
-      </w:pPr>
-      <w:r>
-        <w:rPr>
-          <w:sz w:val="28"/>
-          <w:szCs w:val="28"/>
-          <w:lang w:val="el-GR"/>
-        </w:rPr>
-        <w:t xml:space="preserve">9.α.3. </w:t>
-      </w:r>
-      <w:r>
-        <w:rPr>
-          <w:sz w:val="28"/>
-          <w:szCs w:val="28"/>
-          <w:lang w:val="el-GR"/>
-        </w:rPr>
-        <w:t xml:space="preserve">Η περίπτωση χρήσης επιστρέφει στο βήμα </w:t>
-      </w:r>
-      <w:r>
-        <w:rPr>
-          <w:sz w:val="28"/>
-          <w:szCs w:val="28"/>
-          <w:lang w:val="el-GR"/>
-        </w:rPr>
-        <w:t>4</w:t>
-      </w:r>
-      <w:r>
-        <w:rPr>
-          <w:sz w:val="28"/>
-          <w:szCs w:val="28"/>
-          <w:lang w:val="el-GR"/>
-        </w:rPr>
-        <w:t xml:space="preserve"> </w:t>
-      </w:r>
-      <w:r>
-        <w:rPr>
-          <w:sz w:val="28"/>
-          <w:szCs w:val="28"/>
-          <w:lang w:val="el-GR"/>
-        </w:rPr>
-        <w:t>της βασικής ροής.</w:t>
+          <w:highlight w:val="red"/>
+          <w:lang w:val="el-GR"/>
+        </w:rPr>
+      </w:pPr>
+      <w:r>
+        <w:rPr>
+          <w:sz w:val="28"/>
+          <w:szCs w:val="28"/>
+          <w:highlight w:val="red"/>
+          <w:lang w:val="el-GR"/>
+        </w:rPr>
+        <w:t>(2.β.3).α.</w:t>
+      </w:r>
+      <w:r>
+        <w:rPr>
+          <w:sz w:val="28"/>
+          <w:szCs w:val="28"/>
+          <w:highlight w:val="red"/>
+          <w:lang w:val="el-GR"/>
+        </w:rPr>
+        <w:t xml:space="preserve">2. </w:t>
+      </w:r>
+      <w:r>
+        <w:rPr>
+          <w:sz w:val="28"/>
+          <w:szCs w:val="28"/>
+          <w:highlight w:val="red"/>
+          <w:lang w:val="el-GR"/>
+        </w:rPr>
+        <w:t>Το σύστημα</w:t>
+      </w:r>
+      <w:r>
+        <w:rPr>
+          <w:sz w:val="28"/>
+          <w:szCs w:val="28"/>
+          <w:highlight w:val="red"/>
+          <w:lang w:val="el-GR"/>
+        </w:rPr>
+        <w:t xml:space="preserve"> εμφανίζει αντίστοιχο μήνυμα σφάλματος</w:t>
+      </w:r>
+      <w:r>
+        <w:rPr>
+          <w:sz w:val="28"/>
+          <w:szCs w:val="28"/>
+          <w:highlight w:val="red"/>
+          <w:lang w:val="el-GR"/>
+        </w:rPr>
+        <w:t xml:space="preserve"> και </w:t>
+      </w:r>
+      <w:r>
+        <w:rPr>
+          <w:sz w:val="28"/>
+          <w:szCs w:val="28"/>
+          <w:highlight w:val="red"/>
+          <w:lang w:val="el-GR"/>
+        </w:rPr>
+        <w:t>μεταφέρει</w:t>
+      </w:r>
+      <w:r>
+        <w:rPr>
+          <w:sz w:val="28"/>
+          <w:szCs w:val="28"/>
+          <w:highlight w:val="red"/>
+          <w:lang w:val="el-GR"/>
+        </w:rPr>
+        <w:t xml:space="preserve"> τον χρήστη στο παράθυρο εγγραφής.</w:t>
       </w:r>
     </w:p>
     <w:p>
@@ -2730,36 +3535,53 @@
         <w:rPr>
           <w:sz w:val="28"/>
           <w:szCs w:val="28"/>
-          <w:u w:val="single"/>
-          <w:lang w:val="el-GR"/>
-        </w:rPr>
-      </w:pPr>
-      <w:r>
-        <w:rPr>
-          <w:sz w:val="28"/>
-          <w:szCs w:val="28"/>
-          <w:u w:val="single"/>
-          <w:lang w:val="el-GR"/>
-        </w:rPr>
-        <w:t xml:space="preserve">Εναλλακτική Ροή </w:t>
-      </w:r>
-      <w:r>
-        <w:rPr>
-          <w:sz w:val="28"/>
-          <w:szCs w:val="28"/>
-          <w:u w:val="single"/>
-          <w:lang w:val="el-GR"/>
-        </w:rPr>
-        <w:t>4</w:t>
-      </w:r>
-      <w:r>
-        <w:rPr>
-          <w:sz w:val="28"/>
-          <w:szCs w:val="28"/>
-          <w:u w:val="single"/>
-          <w:lang w:val="el-GR"/>
-        </w:rPr>
-        <w:t>:</w:t>
+          <w:highlight w:val="red"/>
+          <w:lang w:val="el-GR"/>
+        </w:rPr>
+      </w:pPr>
+      <w:r>
+        <w:rPr>
+          <w:sz w:val="28"/>
+          <w:szCs w:val="28"/>
+          <w:highlight w:val="red"/>
+          <w:lang w:val="el-GR"/>
+        </w:rPr>
+        <w:t>(2.β.3).α.</w:t>
+      </w:r>
+      <w:r>
+        <w:rPr>
+          <w:sz w:val="28"/>
+          <w:szCs w:val="28"/>
+          <w:highlight w:val="red"/>
+          <w:lang w:val="el-GR"/>
+        </w:rPr>
+        <w:t xml:space="preserve">3. Ο χρήστης εισάγει στοιχεία χρήστη αλλά χρησιμοποιεί </w:t>
+      </w:r>
+      <w:r>
+        <w:rPr>
+          <w:sz w:val="28"/>
+          <w:szCs w:val="28"/>
+          <w:highlight w:val="red"/>
+        </w:rPr>
+        <w:t>email</w:t>
+      </w:r>
+      <w:r>
+        <w:rPr>
+          <w:sz w:val="28"/>
+          <w:szCs w:val="28"/>
+          <w:highlight w:val="red"/>
+          <w:lang w:val="el-GR"/>
+        </w:rPr>
+        <w:t xml:space="preserve"> </w:t>
+      </w:r>
+      <w:r>
+        <w:rPr>
+          <w:sz w:val="28"/>
+          <w:szCs w:val="28"/>
+          <w:highlight w:val="red"/>
+          <w:lang w:val="el-GR"/>
+        </w:rPr>
+        <w:t>υπάρχοντος χρήστη.</w:t>
       </w:r>
     </w:p>
     <w:p>
@@ -2767,54 +3589,27 @@
         <w:rPr>
           <w:sz w:val="28"/>
           <w:szCs w:val="28"/>
-          <w:lang w:val="el-GR"/>
-        </w:rPr>
-      </w:pPr>
-      <w:r>
-        <w:rPr>
-          <w:sz w:val="28"/>
-          <w:szCs w:val="28"/>
-          <w:lang w:val="el-GR"/>
-        </w:rPr>
-        <w:t xml:space="preserve">11.α.1. Ο χρήστης επιλέγει το κουμπί </w:t>
-      </w:r>
-      <w:r>
-        <w:rPr>
-          <w:sz w:val="28"/>
-          <w:szCs w:val="28"/>
-          <w:lang w:val="el-GR"/>
-        </w:rPr>
-        <w:t>“</w:t>
-      </w:r>
-      <w:r>
-        <w:rPr>
-          <w:sz w:val="28"/>
-          <w:szCs w:val="28"/>
-        </w:rPr>
-        <w:t>Cancel</w:t>
-      </w:r>
-      <w:r>
-        <w:rPr>
-          <w:sz w:val="28"/>
-          <w:szCs w:val="28"/>
-          <w:lang w:val="el-GR"/>
-        </w:rPr>
-        <w:t xml:space="preserve"> </w:t>
-      </w:r>
-      <w:r>
-        <w:rPr>
-          <w:sz w:val="28"/>
-          <w:szCs w:val="28"/>
-        </w:rPr>
-        <w:t>Application</w:t>
-      </w:r>
-      <w:r>
-        <w:rPr>
-          <w:sz w:val="28"/>
-          <w:szCs w:val="28"/>
-          <w:lang w:val="el-GR"/>
-        </w:rPr>
-        <w:t>”.</w:t>
+          <w:highlight w:val="red"/>
+          <w:lang w:val="el-GR"/>
+        </w:rPr>
+      </w:pPr>
+      <w:r>
+        <w:rPr>
+          <w:sz w:val="28"/>
+          <w:szCs w:val="28"/>
+          <w:highlight w:val="red"/>
+          <w:lang w:val="el-GR"/>
+        </w:rPr>
+        <w:t>(2.β.3).α.2. Το σύστημα εμφανίζει αντίστοιχο μήνυμα σφάλματος</w:t>
+      </w:r>
+      <w:r>
+        <w:rPr>
+          <w:sz w:val="28"/>
+          <w:szCs w:val="28"/>
+          <w:highlight w:val="red"/>
+          <w:lang w:val="el-GR"/>
+        </w:rPr>
+        <w:t xml:space="preserve"> και μεταφέρει τον χρήστη στο παράθυρο εγγραφής</w:t>
       </w:r>
     </w:p>
     <w:p>
@@ -2829,76 +3624,423 @@
         <w:rPr>
           <w:sz w:val="28"/>
           <w:szCs w:val="28"/>
-          <w:lang w:val="el-GR"/>
-        </w:rPr>
-        <w:t>11.α.</w:t>
-      </w:r>
-      <w:r>
-        <w:rPr>
-          <w:sz w:val="28"/>
-          <w:szCs w:val="28"/>
-          <w:lang w:val="el-GR"/>
-        </w:rPr>
-        <w:t xml:space="preserve">2. </w:t>
-      </w:r>
-      <w:r>
-        <w:rPr>
-          <w:sz w:val="28"/>
-          <w:szCs w:val="28"/>
-          <w:lang w:val="el-GR"/>
-        </w:rPr>
-        <w:t xml:space="preserve">Το σύστημα διαγράφει την </w:t>
-      </w:r>
-      <w:r>
-        <w:rPr>
-          <w:sz w:val="28"/>
-          <w:szCs w:val="28"/>
-          <w:lang w:val="el-GR"/>
-        </w:rPr>
-        <w:t xml:space="preserve">αίτηση </w:t>
-      </w:r>
-      <w:r>
-        <w:rPr>
-          <w:sz w:val="28"/>
-          <w:szCs w:val="28"/>
-          <w:lang w:val="el-GR"/>
-        </w:rPr>
-        <w:t>από την</w:t>
-      </w:r>
-      <w:r>
-        <w:rPr>
-          <w:sz w:val="28"/>
-          <w:szCs w:val="28"/>
-          <w:lang w:val="el-GR"/>
-        </w:rPr>
-        <w:t xml:space="preserve"> βάση δεδομένων</w:t>
-      </w:r>
-      <w:r>
-        <w:rPr>
-          <w:sz w:val="28"/>
-          <w:szCs w:val="28"/>
-          <w:lang w:val="el-GR"/>
-        </w:rPr>
-        <w:t xml:space="preserve">, </w:t>
-      </w:r>
-      <w:r>
-        <w:rPr>
-          <w:sz w:val="28"/>
-          <w:szCs w:val="28"/>
-          <w:lang w:val="el-GR"/>
-        </w:rPr>
-        <w:t xml:space="preserve">από το πεδίο </w:t>
-      </w:r>
-      <w:r>
-        <w:rPr>
-          <w:sz w:val="28"/>
-          <w:szCs w:val="28"/>
+          <w:highlight w:val="red"/>
+          <w:lang w:val="el-GR"/>
+        </w:rPr>
+        <w:t>(2.β.3).α.</w:t>
+      </w:r>
+      <w:r>
+        <w:rPr>
+          <w:sz w:val="28"/>
+          <w:szCs w:val="28"/>
+          <w:highlight w:val="red"/>
+          <w:lang w:val="el-GR"/>
+        </w:rPr>
+        <w:t>3</w:t>
+      </w:r>
+      <w:r>
+        <w:rPr>
+          <w:sz w:val="28"/>
+          <w:szCs w:val="28"/>
+          <w:highlight w:val="red"/>
+          <w:lang w:val="el-GR"/>
+        </w:rPr>
+        <w:t>.</w:t>
+      </w:r>
+      <w:r>
+        <w:rPr>
+          <w:sz w:val="28"/>
+          <w:szCs w:val="28"/>
+          <w:highlight w:val="red"/>
+          <w:lang w:val="el-GR"/>
+        </w:rPr>
+        <w:t xml:space="preserve"> Η περίπτωση χρήσης επιστρέφει στο βήμα </w:t>
+      </w:r>
+      <w:r>
+        <w:rPr>
+          <w:sz w:val="28"/>
+          <w:szCs w:val="28"/>
+          <w:highlight w:val="red"/>
+          <w:lang w:val="el-GR"/>
+        </w:rPr>
+        <w:t>2.β.</w:t>
+      </w:r>
+      <w:r>
+        <w:rPr>
+          <w:sz w:val="28"/>
+          <w:szCs w:val="28"/>
+          <w:highlight w:val="red"/>
+          <w:lang w:val="el-GR"/>
+        </w:rPr>
+        <w:t>3</w:t>
+      </w:r>
+      <w:r>
+        <w:rPr>
+          <w:sz w:val="28"/>
+          <w:szCs w:val="28"/>
+          <w:highlight w:val="red"/>
+          <w:lang w:val="el-GR"/>
+        </w:rPr>
+        <w:t>.</w:t>
+      </w:r>
+      <w:r>
+        <w:rPr>
+          <w:sz w:val="28"/>
+          <w:szCs w:val="28"/>
+          <w:highlight w:val="red"/>
+          <w:lang w:val="el-GR"/>
+        </w:rPr>
+        <w:t xml:space="preserve"> της εναλλακτικής ροής </w:t>
+      </w:r>
+      <w:r>
+        <w:rPr>
+          <w:color w:val="000000" w:themeColor="text1"/>
+          <w:sz w:val="28"/>
+          <w:szCs w:val="28"/>
+          <w:highlight w:val="red"/>
+          <w:u w:val="single"/>
+          <w:lang w:val="el-GR"/>
+        </w:rPr>
+        <w:t>2.1</w:t>
+      </w:r>
+      <w:r>
+        <w:rPr>
+          <w:color w:val="000000" w:themeColor="text1"/>
+          <w:sz w:val="28"/>
+          <w:szCs w:val="28"/>
+          <w:highlight w:val="red"/>
+          <w:u w:val="single"/>
+          <w:lang w:val="el-GR"/>
+        </w:rPr>
+        <w:t>.</w:t>
+      </w:r>
+    </w:p>
+    <w:p>
+      <w:pPr>
+        <w:rPr>
+          <w:sz w:val="28"/>
+          <w:szCs w:val="28"/>
+          <w:lang w:val="el-GR"/>
+        </w:rPr>
+      </w:pPr>
+    </w:p>
+    <w:p>
+      <w:pPr>
+        <w:rPr>
+          <w:sz w:val="28"/>
+          <w:szCs w:val="28"/>
+          <w:u w:val="single"/>
+          <w:lang w:val="el-GR"/>
+        </w:rPr>
+      </w:pPr>
+      <w:r>
+        <w:rPr>
+          <w:sz w:val="28"/>
+          <w:szCs w:val="28"/>
+          <w:u w:val="single"/>
+          <w:lang w:val="el-GR"/>
+        </w:rPr>
+        <w:t xml:space="preserve">Εναλλακτική Ροή </w:t>
+      </w:r>
+      <w:r>
+        <w:rPr>
+          <w:sz w:val="28"/>
+          <w:szCs w:val="28"/>
+          <w:u w:val="single"/>
+          <w:lang w:val="el-GR"/>
+        </w:rPr>
+        <w:t>4</w:t>
+      </w:r>
+      <w:r>
+        <w:rPr>
+          <w:sz w:val="28"/>
+          <w:szCs w:val="28"/>
+          <w:u w:val="single"/>
+          <w:lang w:val="el-GR"/>
+        </w:rPr>
+        <w:t>:</w:t>
+      </w:r>
+    </w:p>
+    <w:p>
+      <w:pPr>
+        <w:rPr>
+          <w:sz w:val="28"/>
+          <w:szCs w:val="28"/>
+          <w:lang w:val="el-GR"/>
+        </w:rPr>
+      </w:pPr>
+      <w:r>
+        <w:rPr>
+          <w:sz w:val="28"/>
+          <w:szCs w:val="28"/>
+          <w:lang w:val="el-GR"/>
+        </w:rPr>
+        <w:t xml:space="preserve">9.α.1. Ο χρήστης επιλέγει να απορρίψει την αίτηση επιλέγοντας </w:t>
+      </w:r>
+      <w:r>
+        <w:rPr>
+          <w:strike/>
+          <w:sz w:val="28"/>
+          <w:szCs w:val="28"/>
+          <w:highlight w:val="red"/>
           <w:lang w:val="el-GR"/>
         </w:rPr>
         <w:t>“</w:t>
       </w:r>
       <w:r>
         <w:rPr>
+          <w:strike/>
+          <w:sz w:val="28"/>
+          <w:szCs w:val="28"/>
+          <w:highlight w:val="red"/>
+        </w:rPr>
+        <w:t>decline</w:t>
+      </w:r>
+      <w:r>
+        <w:rPr>
+          <w:strike/>
+          <w:sz w:val="28"/>
+          <w:szCs w:val="28"/>
+          <w:highlight w:val="red"/>
+          <w:lang w:val="el-GR"/>
+        </w:rPr>
+        <w:t>”</w:t>
+      </w:r>
+      <w:r>
+        <w:rPr>
+          <w:strike/>
+          <w:sz w:val="28"/>
+          <w:szCs w:val="28"/>
+          <w:lang w:val="el-GR"/>
+        </w:rPr>
+        <w:t xml:space="preserve"> </w:t>
+      </w:r>
+      <w:r>
+        <w:rPr>
+          <w:sz w:val="28"/>
+          <w:szCs w:val="28"/>
+          <w:highlight w:val="red"/>
+          <w:lang w:val="el-GR"/>
+        </w:rPr>
+        <w:t>“</w:t>
+      </w:r>
+      <w:r>
+        <w:rPr>
+          <w:sz w:val="28"/>
+          <w:szCs w:val="28"/>
+          <w:highlight w:val="red"/>
+        </w:rPr>
+        <w:t>cancel</w:t>
+      </w:r>
+      <w:r>
+        <w:rPr>
+          <w:sz w:val="28"/>
+          <w:szCs w:val="28"/>
+          <w:highlight w:val="red"/>
+          <w:lang w:val="el-GR"/>
+        </w:rPr>
+        <w:t>”.</w:t>
+      </w:r>
+    </w:p>
+    <w:p>
+      <w:pPr>
+        <w:rPr>
+          <w:sz w:val="28"/>
+          <w:szCs w:val="28"/>
+          <w:lang w:val="el-GR"/>
+        </w:rPr>
+      </w:pPr>
+      <w:r>
+        <w:rPr>
+          <w:sz w:val="28"/>
+          <w:szCs w:val="28"/>
+          <w:lang w:val="el-GR"/>
+        </w:rPr>
+        <w:t xml:space="preserve">9.α.2. Το σύστημα δεν </w:t>
+      </w:r>
+      <w:r>
+        <w:rPr>
+          <w:sz w:val="28"/>
+          <w:szCs w:val="28"/>
+          <w:lang w:val="el-GR"/>
+        </w:rPr>
+        <w:t>καταχωρεί καμία πληροφορία σχετικά με την αγγελία.</w:t>
+      </w:r>
+    </w:p>
+    <w:p>
+      <w:pPr>
+        <w:rPr>
+          <w:sz w:val="28"/>
+          <w:szCs w:val="28"/>
+          <w:lang w:val="el-GR"/>
+        </w:rPr>
+      </w:pPr>
+      <w:r>
+        <w:rPr>
+          <w:sz w:val="28"/>
+          <w:szCs w:val="28"/>
+          <w:lang w:val="el-GR"/>
+        </w:rPr>
+        <w:t xml:space="preserve">9.α.3. </w:t>
+      </w:r>
+      <w:r>
+        <w:rPr>
+          <w:sz w:val="28"/>
+          <w:szCs w:val="28"/>
+          <w:lang w:val="el-GR"/>
+        </w:rPr>
+        <w:t xml:space="preserve">Η περίπτωση χρήσης επιστρέφει στο βήμα </w:t>
+      </w:r>
+      <w:r>
+        <w:rPr>
+          <w:sz w:val="28"/>
+          <w:szCs w:val="28"/>
+          <w:lang w:val="el-GR"/>
+        </w:rPr>
+        <w:t>4</w:t>
+      </w:r>
+      <w:r>
+        <w:rPr>
+          <w:sz w:val="28"/>
+          <w:szCs w:val="28"/>
+          <w:lang w:val="el-GR"/>
+        </w:rPr>
+        <w:t xml:space="preserve"> </w:t>
+      </w:r>
+      <w:r>
+        <w:rPr>
+          <w:sz w:val="28"/>
+          <w:szCs w:val="28"/>
+          <w:lang w:val="el-GR"/>
+        </w:rPr>
+        <w:t>της βασικής ροής.</w:t>
+      </w:r>
+    </w:p>
+    <w:p>
+      <w:pPr>
+        <w:rPr>
+          <w:strike/>
+          <w:sz w:val="28"/>
+          <w:szCs w:val="28"/>
+          <w:u w:val="single"/>
+          <w:lang w:val="el-GR"/>
+        </w:rPr>
+      </w:pPr>
+      <w:r>
+        <w:rPr>
+          <w:strike/>
+          <w:sz w:val="28"/>
+          <w:szCs w:val="28"/>
+          <w:u w:val="single"/>
+          <w:lang w:val="el-GR"/>
+        </w:rPr>
+        <w:t xml:space="preserve">Εναλλακτική Ροή </w:t>
+      </w:r>
+      <w:r>
+        <w:rPr>
+          <w:strike/>
+          <w:sz w:val="28"/>
+          <w:szCs w:val="28"/>
+          <w:u w:val="single"/>
+          <w:lang w:val="el-GR"/>
+        </w:rPr>
+        <w:t>4</w:t>
+      </w:r>
+      <w:r>
+        <w:rPr>
+          <w:strike/>
+          <w:sz w:val="28"/>
+          <w:szCs w:val="28"/>
+          <w:u w:val="single"/>
+          <w:lang w:val="el-GR"/>
+        </w:rPr>
+        <w:t>:</w:t>
+      </w:r>
+    </w:p>
+    <w:p>
+      <w:pPr>
+        <w:rPr>
+          <w:strike/>
+          <w:sz w:val="28"/>
+          <w:szCs w:val="28"/>
+          <w:lang w:val="el-GR"/>
+        </w:rPr>
+      </w:pPr>
+      <w:r>
+        <w:rPr>
+          <w:strike/>
+          <w:sz w:val="28"/>
+          <w:szCs w:val="28"/>
+          <w:lang w:val="el-GR"/>
+        </w:rPr>
+        <w:lastRenderedPageBreak/>
+        <w:t>11.α.1. Ο χρήστης επιλέγει το κουμπί “</w:t>
+      </w:r>
+      <w:r>
+        <w:rPr>
+          <w:strike/>
+          <w:sz w:val="28"/>
+          <w:szCs w:val="28"/>
+        </w:rPr>
+        <w:t>Cancel</w:t>
+      </w:r>
+      <w:r>
+        <w:rPr>
+          <w:strike/>
+          <w:sz w:val="28"/>
+          <w:szCs w:val="28"/>
+          <w:lang w:val="el-GR"/>
+        </w:rPr>
+        <w:t xml:space="preserve"> </w:t>
+      </w:r>
+      <w:r>
+        <w:rPr>
+          <w:strike/>
+          <w:sz w:val="28"/>
+          <w:szCs w:val="28"/>
+        </w:rPr>
+        <w:t>Application</w:t>
+      </w:r>
+      <w:r>
+        <w:rPr>
+          <w:strike/>
+          <w:sz w:val="28"/>
+          <w:szCs w:val="28"/>
+          <w:lang w:val="el-GR"/>
+        </w:rPr>
+        <w:t>”.</w:t>
+      </w:r>
+    </w:p>
+    <w:p>
+      <w:pPr>
+        <w:rPr>
+          <w:strike/>
+          <w:sz w:val="28"/>
+          <w:szCs w:val="28"/>
+          <w:lang w:val="el-GR"/>
+        </w:rPr>
+      </w:pPr>
+      <w:r>
+        <w:rPr>
+          <w:strike/>
+          <w:sz w:val="28"/>
+          <w:szCs w:val="28"/>
+          <w:lang w:val="el-GR"/>
+        </w:rPr>
+        <w:t>11.α.2. Το σύστημα διαγράφει την αίτηση από την βάση δεδομένων</w:t>
+      </w:r>
+      <w:r>
+        <w:rPr>
+          <w:strike/>
+          <w:sz w:val="28"/>
+          <w:szCs w:val="28"/>
+          <w:lang w:val="el-GR"/>
+        </w:rPr>
+        <w:t>, από το πεδίο “</w:t>
+      </w:r>
+      <w:r>
+        <w:rPr>
+          <w:strike/>
           <w:sz w:val="28"/>
           <w:szCs w:val="28"/>
           <w:lang w:val="el-GR"/>
@@ -2907,6 +4049,7 @@
       </w:r>
       <w:r>
         <w:rPr>
+          <w:strike/>
           <w:sz w:val="28"/>
           <w:szCs w:val="28"/>
         </w:rPr>
@@ -2914,14 +4057,16 @@
       </w:r>
       <w:r>
         <w:rPr>
-          <w:sz w:val="28"/>
-          <w:szCs w:val="28"/>
-          <w:lang w:val="el-GR"/>
-        </w:rPr>
-        <w:t xml:space="preserve"> </w:t>
-      </w:r>
-      <w:r>
-        <w:rPr>
+          <w:strike/>
+          <w:sz w:val="28"/>
+          <w:szCs w:val="28"/>
+          <w:lang w:val="el-GR"/>
+        </w:rPr>
+        <w:t xml:space="preserve"> </w:t>
+      </w:r>
+      <w:r>
+        <w:rPr>
+          <w:strike/>
           <w:sz w:val="28"/>
           <w:szCs w:val="28"/>
         </w:rPr>
@@ -2929,6 +4074,7 @@
       </w:r>
       <w:r>
         <w:rPr>
+          <w:strike/>
           <w:sz w:val="28"/>
           <w:szCs w:val="28"/>
         </w:rPr>
@@ -2936,22 +4082,16 @@
       </w:r>
       <w:r>
         <w:rPr>
-          <w:sz w:val="28"/>
-          <w:szCs w:val="28"/>
-          <w:lang w:val="el-GR"/>
-        </w:rPr>
-        <w:t>”</w:t>
-      </w:r>
-      <w:r>
-        <w:rPr>
-          <w:sz w:val="28"/>
-          <w:szCs w:val="28"/>
-          <w:lang w:val="el-GR"/>
-        </w:rPr>
-        <w:t xml:space="preserve"> στο </w:t>
-      </w:r>
-      <w:r>
-        <w:rPr>
+          <w:strike/>
+          <w:sz w:val="28"/>
+          <w:szCs w:val="28"/>
+          <w:lang w:val="el-GR"/>
+        </w:rPr>
+        <w:t xml:space="preserve">” στο </w:t>
+      </w:r>
+      <w:r>
+        <w:rPr>
+          <w:strike/>
           <w:sz w:val="28"/>
           <w:szCs w:val="28"/>
         </w:rPr>
@@ -2959,19 +4099,12 @@
       </w:r>
       <w:r>
         <w:rPr>
-          <w:sz w:val="28"/>
-          <w:szCs w:val="28"/>
-          <w:lang w:val="el-GR"/>
-        </w:rPr>
-        <w:t xml:space="preserve"> του χρήστη</w:t>
-      </w:r>
-      <w:r>
-        <w:rPr>
-          <w:sz w:val="28"/>
-          <w:szCs w:val="28"/>
-          <w:lang w:val="el-GR"/>
-        </w:rPr>
-        <w:t xml:space="preserve"> </w:t>
+          <w:strike/>
+          <w:sz w:val="28"/>
+          <w:szCs w:val="28"/>
+          <w:lang w:val="el-GR"/>
+        </w:rPr>
+        <w:t xml:space="preserve"> του χρήστη </w:t>
       </w:r>
       <w:r>
         <w:rPr>
@@ -3014,6 +4147,7 @@
       </w:r>
       <w:r>
         <w:rPr>
+          <w:strike/>
           <w:sz w:val="28"/>
           <w:szCs w:val="28"/>
           <w:highlight w:val="yellow"/>
@@ -3028,45 +4162,24 @@
           <w:bottom w:val="single" w:sz="6" w:space="1" w:color="auto"/>
         </w:pBdr>
         <w:rPr>
-          <w:sz w:val="28"/>
-          <w:szCs w:val="28"/>
-          <w:lang w:val="el-GR"/>
-        </w:rPr>
-      </w:pPr>
-      <w:r>
-        <w:rPr>
-          <w:sz w:val="28"/>
-          <w:szCs w:val="28"/>
-          <w:lang w:val="el-GR"/>
-        </w:rPr>
-        <w:t>11.α.3</w:t>
-      </w:r>
-      <w:r>
-        <w:rPr>
-          <w:sz w:val="28"/>
-          <w:szCs w:val="28"/>
-          <w:lang w:val="el-GR"/>
-        </w:rPr>
-        <w:t>.</w:t>
-      </w:r>
-      <w:r>
-        <w:rPr>
-          <w:sz w:val="28"/>
-          <w:szCs w:val="28"/>
-          <w:lang w:val="el-GR"/>
-        </w:rPr>
-        <w:t xml:space="preserve"> </w:t>
-      </w:r>
-      <w:r>
-        <w:rPr>
-          <w:sz w:val="28"/>
-          <w:szCs w:val="28"/>
-          <w:lang w:val="el-GR"/>
-        </w:rPr>
-        <w:t>Το σύστημα ανανεώνει την οθόνη της αγγελίας, αλλάζοντας την κατάσταση του κουμπιού σε “</w:t>
-      </w:r>
-      <w:r>
-        <w:rPr>
+          <w:strike/>
+          <w:sz w:val="28"/>
+          <w:szCs w:val="28"/>
+          <w:lang w:val="el-GR"/>
+        </w:rPr>
+      </w:pPr>
+      <w:r>
+        <w:rPr>
+          <w:strike/>
+          <w:sz w:val="28"/>
+          <w:szCs w:val="28"/>
+          <w:lang w:val="el-GR"/>
+        </w:rPr>
+        <w:t>11.α.3. Το σύστημα ανανεώνει την οθόνη της αγγελίας, αλλάζοντας την κατάσταση του κουμπιού σε “</w:t>
+      </w:r>
+      <w:r>
+        <w:rPr>
+          <w:strike/>
           <w:sz w:val="28"/>
           <w:szCs w:val="28"/>
         </w:rPr>
@@ -3074,19 +4187,12 @@
       </w:r>
       <w:r>
         <w:rPr>
-          <w:sz w:val="28"/>
-          <w:szCs w:val="28"/>
-          <w:lang w:val="el-GR"/>
-        </w:rPr>
-        <w:t>”</w:t>
-      </w:r>
-      <w:r>
-        <w:rPr>
-          <w:sz w:val="28"/>
-          <w:szCs w:val="28"/>
-          <w:lang w:val="el-GR"/>
-        </w:rPr>
-        <w:t>.</w:t>
+          <w:strike/>
+          <w:sz w:val="28"/>
+          <w:szCs w:val="28"/>
+          <w:lang w:val="el-GR"/>
+        </w:rPr>
+        <w:t>”.</w:t>
       </w:r>
     </w:p>
     <w:p>
@@ -3543,7 +4649,33 @@
           <w:szCs w:val="28"/>
           <w:lang w:val="el-GR"/>
         </w:rPr>
-        <w:t>επιλέγει την λειτουργεία</w:t>
+        <w:t xml:space="preserve">επιλέγει </w:t>
+      </w:r>
+      <w:r>
+        <w:rPr>
+          <w:strike/>
+          <w:sz w:val="28"/>
+          <w:szCs w:val="28"/>
+          <w:lang w:val="el-GR"/>
+        </w:rPr>
+        <w:t>την</w:t>
+      </w:r>
+      <w:r>
+        <w:rPr>
+          <w:sz w:val="28"/>
+          <w:szCs w:val="28"/>
+          <w:lang w:val="el-GR"/>
+        </w:rPr>
+        <w:t xml:space="preserve"> </w:t>
+      </w:r>
+      <w:r>
+        <w:rPr>
+          <w:strike/>
+          <w:sz w:val="28"/>
+          <w:szCs w:val="28"/>
+          <w:lang w:val="el-GR"/>
+        </w:rPr>
+        <w:t>λειτουργεία</w:t>
       </w:r>
       <w:r>
         <w:rPr>
@@ -3573,10 +4705,18 @@
         <w:rPr>
           <w:sz w:val="28"/>
           <w:szCs w:val="28"/>
-          <w:highlight w:val="red"/>
-          <w:lang w:val="el-GR"/>
-        </w:rPr>
-        <w:t>επιλέγοντας</w:t>
+          <w:lang w:val="el-GR"/>
+        </w:rPr>
+        <w:t xml:space="preserve"> </w:t>
+      </w:r>
+      <w:r>
+        <w:rPr>
+          <w:sz w:val="28"/>
+          <w:szCs w:val="28"/>
+          <w:highlight w:val="red"/>
+          <w:lang w:val="el-GR"/>
+        </w:rPr>
+        <w:t>πατώντας</w:t>
       </w:r>
       <w:r>
         <w:rPr>
@@ -3707,16 +4847,51 @@
           <w:szCs w:val="28"/>
           <w:lang w:val="el-GR"/>
         </w:rPr>
-        <w:t xml:space="preserve"> </w:t>
-      </w:r>
-      <w:r>
-        <w:rPr>
-          <w:sz w:val="28"/>
-          <w:szCs w:val="28"/>
-          <w:highlight w:val="red"/>
-          <w:lang w:val="el-GR"/>
-        </w:rPr>
-        <w:t>ο οποίος αποτελεί μέλος του δωματίου</w:t>
+        <w:t>.</w:t>
+      </w:r>
+      <w:r>
+        <w:rPr>
+          <w:sz w:val="28"/>
+          <w:szCs w:val="28"/>
+          <w:lang w:val="el-GR"/>
+        </w:rPr>
+        <w:t xml:space="preserve"> </w:t>
+      </w:r>
+      <w:r>
+        <w:rPr>
+          <w:sz w:val="28"/>
+          <w:szCs w:val="28"/>
+          <w:highlight w:val="red"/>
+          <w:lang w:val="el-GR"/>
+        </w:rPr>
+        <w:t xml:space="preserve">Ο </w:t>
+      </w:r>
+      <w:r>
+        <w:rPr>
+          <w:sz w:val="28"/>
+          <w:szCs w:val="28"/>
+          <w:highlight w:val="red"/>
+          <w:lang w:val="el-GR"/>
+        </w:rPr>
+        <w:t>χρήστης</w:t>
+      </w:r>
+      <w:r>
+        <w:rPr>
+          <w:sz w:val="28"/>
+          <w:szCs w:val="28"/>
+          <w:highlight w:val="red"/>
+          <w:lang w:val="el-GR"/>
+        </w:rPr>
+        <w:t xml:space="preserve"> αυτός</w:t>
+      </w:r>
+      <w:r>
+        <w:rPr>
+          <w:sz w:val="28"/>
+          <w:szCs w:val="28"/>
+          <w:highlight w:val="red"/>
+          <w:lang w:val="el-GR"/>
+        </w:rPr>
+        <w:t xml:space="preserve"> αποτελεί μέλος του δωματίου</w:t>
       </w:r>
       <w:r>
         <w:rPr>
@@ -3825,7 +5000,6 @@
           <w:szCs w:val="28"/>
           <w:lang w:val="el-GR"/>
         </w:rPr>
-        <w:lastRenderedPageBreak/>
         <w:t>Ο χρήστης στέλνει στον υποψήφιο συγκάτοικο</w:t>
       </w:r>
       <w:r>
@@ -4088,6 +5262,7 @@
           <w:szCs w:val="28"/>
           <w:lang w:val="el-GR"/>
         </w:rPr>
+        <w:lastRenderedPageBreak/>
         <w:t>Ο</w:t>
       </w:r>
       <w:r>
@@ -4232,15 +5407,13 @@
         <w:rPr>
           <w:sz w:val="28"/>
           <w:szCs w:val="28"/>
-          <w:u w:val="single"/>
-          <w:lang w:val="el-GR"/>
-        </w:rPr>
-      </w:pPr>
-      <w:r>
-        <w:rPr>
-          <w:sz w:val="28"/>
-          <w:szCs w:val="28"/>
-          <w:u w:val="single"/>
+          <w:lang w:val="el-GR"/>
+        </w:rPr>
+      </w:pPr>
+      <w:r>
+        <w:rPr>
+          <w:sz w:val="28"/>
+          <w:szCs w:val="28"/>
           <w:lang w:val="el-GR"/>
         </w:rPr>
         <w:t xml:space="preserve">Το σύστημα </w:t>
@@ -4249,7 +5422,6 @@
         <w:rPr>
           <w:sz w:val="28"/>
           <w:szCs w:val="28"/>
-          <w:u w:val="single"/>
           <w:lang w:val="el-GR"/>
         </w:rPr>
         <w:t>διακρίνει</w:t>
@@ -4258,16 +5430,14 @@
         <w:rPr>
           <w:sz w:val="28"/>
           <w:szCs w:val="28"/>
-          <w:u w:val="single"/>
-          <w:lang w:val="el-GR"/>
-        </w:rPr>
-        <w:t xml:space="preserve"> </w:t>
-      </w:r>
-      <w:r>
-        <w:rPr>
-          <w:sz w:val="28"/>
-          <w:szCs w:val="28"/>
-          <w:u w:val="single"/>
+          <w:lang w:val="el-GR"/>
+        </w:rPr>
+        <w:t xml:space="preserve"> </w:t>
+      </w:r>
+      <w:r>
+        <w:rPr>
+          <w:sz w:val="28"/>
+          <w:szCs w:val="28"/>
           <w:lang w:val="el-GR"/>
         </w:rPr>
         <w:t>ότι</w:t>
@@ -4276,7 +5446,6 @@
         <w:rPr>
           <w:sz w:val="28"/>
           <w:szCs w:val="28"/>
-          <w:u w:val="single"/>
           <w:lang w:val="el-GR"/>
         </w:rPr>
         <w:t xml:space="preserve"> ο κωδικός (</w:t>
@@ -4285,7 +5454,6 @@
         <w:rPr>
           <w:sz w:val="28"/>
           <w:szCs w:val="28"/>
-          <w:u w:val="single"/>
         </w:rPr>
         <w:t>id</w:t>
       </w:r>
@@ -4293,16 +5461,38 @@
         <w:rPr>
           <w:sz w:val="28"/>
           <w:szCs w:val="28"/>
-          <w:u w:val="single"/>
-          <w:lang w:val="el-GR"/>
-        </w:rPr>
-        <w:t>) αντιστοιχεί σε κάποιο σπίτι που βρίσκεται στην βάση της εφαρμογής</w:t>
-      </w:r>
-      <w:r>
-        <w:rPr>
-          <w:sz w:val="28"/>
-          <w:szCs w:val="28"/>
-          <w:u w:val="single"/>
+          <w:lang w:val="el-GR"/>
+        </w:rPr>
+        <w:t xml:space="preserve">) αντιστοιχεί σε κάποιο </w:t>
+      </w:r>
+      <w:r>
+        <w:rPr>
+          <w:sz w:val="28"/>
+          <w:szCs w:val="28"/>
+          <w:lang w:val="el-GR"/>
+        </w:rPr>
+        <w:t>δωμάτιο</w:t>
+      </w:r>
+      <w:r>
+        <w:rPr>
+          <w:sz w:val="28"/>
+          <w:szCs w:val="28"/>
+          <w:lang w:val="el-GR"/>
+        </w:rPr>
+        <w:t xml:space="preserve"> </w:t>
+      </w:r>
+      <w:r>
+        <w:rPr>
+          <w:sz w:val="28"/>
+          <w:szCs w:val="28"/>
+          <w:lang w:val="el-GR"/>
+        </w:rPr>
+        <w:t>που βρίσκεται στην βάση της εφαρμογής</w:t>
+      </w:r>
+      <w:r>
+        <w:rPr>
+          <w:sz w:val="28"/>
+          <w:szCs w:val="28"/>
           <w:lang w:val="el-GR"/>
         </w:rPr>
         <w:t>.</w:t>
@@ -4311,7 +5501,6 @@
         <w:rPr>
           <w:sz w:val="28"/>
           <w:szCs w:val="28"/>
-          <w:u w:val="single"/>
           <w:lang w:val="el-GR"/>
         </w:rPr>
         <w:t xml:space="preserve"> </w:t>
@@ -4871,7 +6060,32 @@
           <w:szCs w:val="28"/>
           <w:lang w:val="el-GR"/>
         </w:rPr>
-        <w:t>) δεν βρεθεί.</w:t>
+        <w:t>) δεν βρεθεί</w:t>
+      </w:r>
+      <w:r>
+        <w:rPr>
+          <w:sz w:val="28"/>
+          <w:szCs w:val="28"/>
+          <w:lang w:val="el-GR"/>
+        </w:rPr>
+        <w:t xml:space="preserve"> </w:t>
+      </w:r>
+      <w:r>
+        <w:rPr>
+          <w:sz w:val="28"/>
+          <w:szCs w:val="28"/>
+          <w:highlight w:val="red"/>
+          <w:lang w:val="el-GR"/>
+        </w:rPr>
+        <w:t>ή είναι ήδη γεμάτο</w:t>
+      </w:r>
+      <w:r>
+        <w:rPr>
+          <w:sz w:val="28"/>
+          <w:szCs w:val="28"/>
+          <w:lang w:val="el-GR"/>
+        </w:rPr>
+        <w:t>.</w:t>
       </w:r>
     </w:p>
     <w:p>
@@ -5111,7 +6325,6 @@
           <w:szCs w:val="28"/>
           <w:lang w:val="el-GR"/>
         </w:rPr>
-        <w:lastRenderedPageBreak/>
         <w:t xml:space="preserve">7.α.2. Το σύστημα </w:t>
       </w:r>
       <w:r>
@@ -7298,6 +8511,44 @@
       <w14:ligatures w14:val="none"/>
     </w:rPr>
   </w:style>
+  <w:style w:type="paragraph" w:customStyle="1" w:styleId="Default">
+    <w:name w:val="Default"/>
+    <w:rsid w:val="00433F89"/>
+    <w:pPr>
+      <w:autoSpaceDE w:val="0"/>
+      <w:autoSpaceDN w:val="0"/>
+      <w:adjustRightInd w:val="0"/>
+      <w:spacing w:after="0" w:line="240" w:lineRule="auto"/>
+    </w:pPr>
+    <w:rPr>
+      <w:rFonts w:ascii="Calibri" w:hAnsi="Calibri" w:cs="Calibri"/>
+      <w:color w:val="000000"/>
+      <w:kern w:val="0"/>
+    </w:rPr>
+  </w:style>
+  <w:style w:type="character" w:styleId="Hyperlink">
+    <w:name w:val="Hyperlink"/>
+    <w:basedOn w:val="DefaultParagraphFont"/>
+    <w:uiPriority w:val="99"/>
+    <w:unhideWhenUsed/>
+    <w:rsid w:val="003459DF"/>
+    <w:rPr>
+      <w:color w:val="467886" w:themeColor="hyperlink"/>
+      <w:u w:val="single"/>
+    </w:rPr>
+  </w:style>
+  <w:style w:type="character" w:styleId="UnresolvedMention">
+    <w:name w:val="Unresolved Mention"/>
+    <w:basedOn w:val="DefaultParagraphFont"/>
+    <w:uiPriority w:val="99"/>
+    <w:semiHidden/>
+    <w:unhideWhenUsed/>
+    <w:rsid w:val="003459DF"/>
+    <w:rPr>
+      <w:color w:val="605E5C"/>
+      <w:shd w:val="clear" w:color="auto" w:fill="E1DFDD"/>
+    </w:rPr>
+  </w:style>
 </w:styles>
 </file>
 
